--- a/Team Report.docx
+++ b/Team Report.docx
@@ -4,18 +4,8032 @@
   <w:body>
     <w:p>
       <w:pPr>
-        <w:rPr>
-          <w:lang w:val="en-GB"/>
-        </w:rPr>
-      </w:pPr>
-      <w:r>
-        <w:rPr>
+        <w:pStyle w:val="Heading1"/>
+        <w:rPr>
+          <w:color w:val="000000" w:themeColor="text1"/>
+          <w:sz w:val="50"/>
+          <w:szCs w:val="50"/>
+          <w:lang w:val="en-GB"/>
+        </w:rPr>
+      </w:pPr>
+      <w:bookmarkStart w:id="0" w:name="_Toc223721869"/>
+      <w:r>
+        <w:rPr>
+          <w:color w:val="000000" w:themeColor="text1"/>
+          <w:sz w:val="50"/>
+          <w:szCs w:val="50"/>
           <w:lang w:val="en-GB"/>
         </w:rPr>
         <w:t>Team Report</w:t>
       </w:r>
+      <w:bookmarkEnd w:id="0"/>
+    </w:p>
+    <w:p>
+      <w:pPr>
+        <w:pStyle w:val="Heading2"/>
+        <w:rPr>
+          <w:color w:val="000000" w:themeColor="text1"/>
+          <w:sz w:val="40"/>
+          <w:szCs w:val="40"/>
+          <w:lang w:val="en-GB"/>
+        </w:rPr>
+      </w:pPr>
+      <w:bookmarkStart w:id="1" w:name="_Toc223721870"/>
+      <w:r>
+        <w:rPr>
+          <w:color w:val="000000" w:themeColor="text1"/>
+          <w:sz w:val="40"/>
+          <w:szCs w:val="40"/>
+          <w:lang w:val="en-GB"/>
+        </w:rPr>
+        <w:t>P</w:t>
+      </w:r>
+      <w:r>
+        <w:rPr>
+          <w:color w:val="000000" w:themeColor="text1"/>
+          <w:sz w:val="40"/>
+          <w:szCs w:val="40"/>
+          <w:lang w:val="en-GB"/>
+        </w:rPr>
+        <w:t>et</w:t>
+      </w:r>
+      <w:r>
+        <w:rPr>
+          <w:color w:val="000000" w:themeColor="text1"/>
+          <w:sz w:val="40"/>
+          <w:szCs w:val="40"/>
+          <w:lang w:val="en-GB"/>
+        </w:rPr>
+        <w:t xml:space="preserve"> In</w:t>
+      </w:r>
+      <w:r>
+        <w:rPr>
+          <w:color w:val="000000" w:themeColor="text1"/>
+          <w:sz w:val="40"/>
+          <w:szCs w:val="40"/>
+          <w:lang w:val="en-GB"/>
+        </w:rPr>
+        <w:t>cu</w:t>
+      </w:r>
+      <w:r>
+        <w:rPr>
+          <w:color w:val="000000" w:themeColor="text1"/>
+          <w:sz w:val="40"/>
+          <w:szCs w:val="40"/>
+          <w:lang w:val="en-GB"/>
+        </w:rPr>
+        <w:t>bato</w:t>
+      </w:r>
+      <w:r>
+        <w:rPr>
+          <w:color w:val="000000" w:themeColor="text1"/>
+          <w:sz w:val="40"/>
+          <w:szCs w:val="40"/>
+          <w:lang w:val="en-GB"/>
+        </w:rPr>
+        <w:t>r</w:t>
+      </w:r>
+      <w:bookmarkEnd w:id="1"/>
+      <w:r>
+        <w:rPr>
+          <w:color w:val="000000" w:themeColor="text1"/>
+          <w:sz w:val="40"/>
+          <w:szCs w:val="40"/>
+          <w:lang w:val="en-GB"/>
+        </w:rPr>
+        <w:t xml:space="preserve"> </w:t>
+      </w:r>
+    </w:p>
+    <w:p>
+      <w:pPr>
+        <w:rPr>
+          <w:lang w:val="en-GB"/>
+        </w:rPr>
+      </w:pPr>
+    </w:p>
+    <w:p>
+      <w:pPr>
+        <w:rPr>
+          <w:b/>
+          <w:bCs/>
+          <w:u w:val="single"/>
+          <w:lang w:val="en-GB"/>
+        </w:rPr>
+      </w:pPr>
+      <w:r>
+        <w:rPr>
+          <w:b/>
+          <w:bCs/>
+          <w:u w:val="single"/>
+          <w:lang w:val="en-GB"/>
+        </w:rPr>
+        <w:t xml:space="preserve">The Team: </w:t>
+      </w:r>
+    </w:p>
+    <w:tbl>
+      <w:tblPr>
+        <w:tblStyle w:val="TableGrid"/>
+        <w:tblW w:w="0" w:type="auto"/>
+        <w:tblBorders>
+          <w:top w:val="none" w:sz="0" w:space="0" w:color="auto"/>
+          <w:left w:val="none" w:sz="0" w:space="0" w:color="auto"/>
+          <w:bottom w:val="none" w:sz="0" w:space="0" w:color="auto"/>
+          <w:right w:val="none" w:sz="0" w:space="0" w:color="auto"/>
+          <w:insideH w:val="none" w:sz="0" w:space="0" w:color="auto"/>
+          <w:insideV w:val="none" w:sz="0" w:space="0" w:color="auto"/>
+        </w:tblBorders>
+        <w:tblLook w:val="04A0" w:firstRow="1" w:lastRow="0" w:firstColumn="1" w:lastColumn="0" w:noHBand="0" w:noVBand="1"/>
+      </w:tblPr>
+      <w:tblGrid>
+        <w:gridCol w:w="2835"/>
+        <w:gridCol w:w="6181"/>
+      </w:tblGrid>
+      <w:tr>
+        <w:tc>
+          <w:tcPr>
+            <w:tcW w:w="2835" w:type="dxa"/>
+          </w:tcPr>
+          <w:p>
+            <w:pPr>
+              <w:spacing w:line="360" w:lineRule="auto"/>
+              <w:rPr>
+                <w:lang w:val="en-GB"/>
+              </w:rPr>
+            </w:pPr>
+            <w:r>
+              <w:rPr>
+                <w:lang w:val="en-GB"/>
+              </w:rPr>
+              <w:t>Aoife Mc Mahon Holmes:</w:t>
+            </w:r>
+          </w:p>
+          <w:p>
+            <w:pPr>
+              <w:rPr>
+                <w:lang w:val="en-GB"/>
+              </w:rPr>
+            </w:pPr>
+          </w:p>
+        </w:tc>
+        <w:tc>
+          <w:tcPr>
+            <w:tcW w:w="6181" w:type="dxa"/>
+          </w:tcPr>
+          <w:p>
+            <w:pPr>
+              <w:spacing w:line="360" w:lineRule="auto"/>
+              <w:rPr>
+                <w:lang w:val="en-GB"/>
+              </w:rPr>
+            </w:pPr>
+            <w:r>
+              <w:rPr>
+                <w:lang w:val="en-GB"/>
+              </w:rPr>
+              <w:t>S00286639@atu.ie</w:t>
+            </w:r>
+          </w:p>
+          <w:p>
+            <w:pPr>
+              <w:rPr>
+                <w:lang w:val="en-GB"/>
+              </w:rPr>
+            </w:pPr>
+          </w:p>
+        </w:tc>
+      </w:tr>
+      <w:tr>
+        <w:trPr>
+          <w:trHeight w:val="353"/>
+        </w:trPr>
+        <w:tc>
+          <w:tcPr>
+            <w:tcW w:w="2835" w:type="dxa"/>
+          </w:tcPr>
+          <w:p>
+            <w:pPr>
+              <w:spacing w:line="360" w:lineRule="auto"/>
+              <w:rPr>
+                <w:lang w:val="en-GB"/>
+              </w:rPr>
+            </w:pPr>
+            <w:r>
+              <w:rPr>
+                <w:lang w:val="en-GB"/>
+              </w:rPr>
+              <w:t>Eva Conlon:</w:t>
+            </w:r>
+          </w:p>
+        </w:tc>
+        <w:tc>
+          <w:tcPr>
+            <w:tcW w:w="6181" w:type="dxa"/>
+          </w:tcPr>
+          <w:p>
+            <w:pPr>
+              <w:spacing w:line="360" w:lineRule="auto"/>
+              <w:rPr>
+                <w:lang w:val="en-GB"/>
+              </w:rPr>
+            </w:pPr>
+            <w:r>
+              <w:rPr>
+                <w:lang w:val="en-GB"/>
+              </w:rPr>
+              <w:t>S00289270@atu.ie</w:t>
+            </w:r>
+          </w:p>
+          <w:p>
+            <w:pPr>
+              <w:rPr>
+                <w:lang w:val="en-GB"/>
+              </w:rPr>
+            </w:pPr>
+          </w:p>
+        </w:tc>
+      </w:tr>
+    </w:tbl>
+    <w:p>
+      <w:pPr>
+        <w:rPr>
+          <w:lang w:val="en-GB"/>
+        </w:rPr>
+      </w:pPr>
+    </w:p>
+    <w:p>
+      <w:pPr>
+        <w:spacing w:line="360" w:lineRule="auto"/>
+        <w:rPr>
+          <w:b/>
+          <w:u w:val="single"/>
+          <w:lang w:val="en-GB"/>
+        </w:rPr>
+      </w:pPr>
+      <w:r>
+        <w:rPr>
+          <w:b/>
+          <w:u w:val="single"/>
+          <w:lang w:val="en-GB"/>
+        </w:rPr>
+        <w:t>Links to:</w:t>
+      </w:r>
+    </w:p>
+    <w:tbl>
+      <w:tblPr>
+        <w:tblStyle w:val="TableGrid"/>
+        <w:tblW w:w="9776" w:type="dxa"/>
+        <w:tblBorders>
+          <w:top w:val="none" w:sz="0" w:space="0" w:color="auto"/>
+          <w:left w:val="none" w:sz="0" w:space="0" w:color="auto"/>
+          <w:bottom w:val="none" w:sz="0" w:space="0" w:color="auto"/>
+          <w:right w:val="none" w:sz="0" w:space="0" w:color="auto"/>
+          <w:insideH w:val="none" w:sz="0" w:space="0" w:color="auto"/>
+          <w:insideV w:val="none" w:sz="0" w:space="0" w:color="auto"/>
+        </w:tblBorders>
+        <w:tblLook w:val="04A0" w:firstRow="1" w:lastRow="0" w:firstColumn="1" w:lastColumn="0" w:noHBand="0" w:noVBand="1"/>
+      </w:tblPr>
+      <w:tblGrid>
+        <w:gridCol w:w="2268"/>
+        <w:gridCol w:w="7508"/>
+      </w:tblGrid>
+      <w:tr>
+        <w:tc>
+          <w:tcPr>
+            <w:tcW w:w="2268" w:type="dxa"/>
+          </w:tcPr>
+          <w:p>
+            <w:pPr>
+              <w:spacing w:line="360" w:lineRule="auto"/>
+              <w:rPr>
+                <w:lang w:val="en-GB"/>
+              </w:rPr>
+            </w:pPr>
+            <w:r>
+              <w:rPr>
+                <w:lang w:val="en-GB"/>
+              </w:rPr>
+              <w:t>Trello Page</w:t>
+            </w:r>
+            <w:r>
+              <w:rPr>
+                <w:lang w:val="en-GB"/>
+              </w:rPr>
+              <w:t>:</w:t>
+            </w:r>
+          </w:p>
+          <w:p>
+            <w:pPr>
+              <w:spacing w:line="360" w:lineRule="auto"/>
+              <w:rPr>
+                <w:lang w:val="en-GB"/>
+              </w:rPr>
+            </w:pPr>
+          </w:p>
+        </w:tc>
+        <w:tc>
+          <w:tcPr>
+            <w:tcW w:w="7508" w:type="dxa"/>
+          </w:tcPr>
+          <w:p>
+            <w:pPr>
+              <w:spacing w:line="360" w:lineRule="auto"/>
+              <w:rPr>
+                <w:lang w:val="en-GB"/>
+              </w:rPr>
+            </w:pPr>
+            <w:hyperlink r:id="rId8" w:history="1">
+              <w:r>
+                <w:rPr>
+                  <w:rStyle w:val="Hyperlink"/>
+                  <w:lang w:val="en-GB"/>
+                </w:rPr>
+                <w:t>Trello Page</w:t>
+              </w:r>
+            </w:hyperlink>
+            <w:r>
+              <w:rPr>
+                <w:lang w:val="en-GB"/>
+              </w:rPr>
+              <w:t xml:space="preserve"> </w:t>
+            </w:r>
+          </w:p>
+        </w:tc>
+      </w:tr>
+      <w:tr>
+        <w:tc>
+          <w:tcPr>
+            <w:tcW w:w="2268" w:type="dxa"/>
+          </w:tcPr>
+          <w:p>
+            <w:pPr>
+              <w:spacing w:line="360" w:lineRule="auto"/>
+              <w:rPr>
+                <w:lang w:val="en-GB"/>
+              </w:rPr>
+            </w:pPr>
+            <w:r>
+              <w:rPr>
+                <w:lang w:val="en-GB"/>
+              </w:rPr>
+              <w:t>GitHub Team Page</w:t>
+            </w:r>
+            <w:r>
+              <w:rPr>
+                <w:lang w:val="en-GB"/>
+              </w:rPr>
+              <w:t>:</w:t>
+            </w:r>
+          </w:p>
+        </w:tc>
+        <w:tc>
+          <w:tcPr>
+            <w:tcW w:w="7508" w:type="dxa"/>
+          </w:tcPr>
+          <w:p>
+            <w:pPr>
+              <w:spacing w:line="360" w:lineRule="auto"/>
+              <w:rPr>
+                <w:lang w:val="en-GB"/>
+              </w:rPr>
+            </w:pPr>
+            <w:hyperlink r:id="rId9" w:history="1">
+              <w:r>
+                <w:rPr>
+                  <w:rStyle w:val="Hyperlink"/>
+                  <w:lang w:val="en-GB"/>
+                </w:rPr>
+                <w:t>GitHub Team Page</w:t>
+              </w:r>
+            </w:hyperlink>
+            <w:r>
+              <w:rPr>
+                <w:lang w:val="en-GB"/>
+              </w:rPr>
+              <w:t xml:space="preserve"> </w:t>
+            </w:r>
+          </w:p>
+        </w:tc>
+      </w:tr>
+      <w:tr>
+        <w:tc>
+          <w:tcPr>
+            <w:tcW w:w="2268" w:type="dxa"/>
+          </w:tcPr>
+          <w:p>
+            <w:pPr>
+              <w:spacing w:line="360" w:lineRule="auto"/>
+              <w:rPr>
+                <w:lang w:val="en-GB"/>
+              </w:rPr>
+            </w:pPr>
+          </w:p>
+          <w:p>
+            <w:pPr>
+              <w:spacing w:line="360" w:lineRule="auto"/>
+              <w:rPr>
+                <w:lang w:val="en-GB"/>
+              </w:rPr>
+            </w:pPr>
+            <w:r>
+              <w:rPr>
+                <w:lang w:val="en-GB"/>
+              </w:rPr>
+              <w:t>Research Links</w:t>
+            </w:r>
+            <w:r>
+              <w:rPr>
+                <w:lang w:val="en-GB"/>
+              </w:rPr>
+              <w:t>:</w:t>
+            </w:r>
+          </w:p>
+        </w:tc>
+        <w:tc>
+          <w:tcPr>
+            <w:tcW w:w="7508" w:type="dxa"/>
+          </w:tcPr>
+          <w:p>
+            <w:pPr>
+              <w:spacing w:line="360" w:lineRule="auto"/>
+            </w:pPr>
+          </w:p>
+          <w:p>
+            <w:pPr>
+              <w:spacing w:line="360" w:lineRule="auto"/>
+              <w:rPr>
+                <w:lang w:val="en-GB"/>
+              </w:rPr>
+            </w:pPr>
+            <w:hyperlink r:id="rId10" w:history="1">
+              <w:r>
+                <w:rPr>
+                  <w:rStyle w:val="Hyperlink"/>
+                  <w:lang w:val="en-GB"/>
+                </w:rPr>
+                <w:t xml:space="preserve">The Baby Warmer (a Neonate Incubator Approach) | Arduino Project Hub </w:t>
+              </w:r>
+            </w:hyperlink>
+            <w:r>
+              <w:rPr>
+                <w:lang w:val="en-GB"/>
+              </w:rPr>
+              <w:t xml:space="preserve"> </w:t>
+            </w:r>
+          </w:p>
+          <w:p>
+            <w:pPr>
+              <w:spacing w:line="360" w:lineRule="auto"/>
+            </w:pPr>
+            <w:hyperlink r:id="rId11" w:history="1">
+              <w:r>
+                <w:rPr>
+                  <w:rStyle w:val="Hyperlink"/>
+                  <w:lang w:val="en-GB"/>
+                </w:rPr>
+                <w:t>Controlling Heating Pads with Arduino Uno</w:t>
+              </w:r>
+            </w:hyperlink>
+          </w:p>
+          <w:p>
+            <w:pPr>
+              <w:spacing w:line="360" w:lineRule="auto"/>
+              <w:rPr>
+                <w:lang w:val="en-GB"/>
+              </w:rPr>
+            </w:pPr>
+            <w:hyperlink r:id="rId12" w:history="1">
+              <w:r>
+                <w:rPr>
+                  <w:rStyle w:val="Hyperlink"/>
+                  <w:lang w:val="en-GB"/>
+                </w:rPr>
+                <w:t>An investigation of the discrepancy between set and actual temperature of neonatal incubators: concern for hypothermia and hyperthermia</w:t>
+              </w:r>
+            </w:hyperlink>
+          </w:p>
+          <w:p>
+            <w:pPr>
+              <w:spacing w:line="360" w:lineRule="auto"/>
+            </w:pPr>
+            <w:hyperlink r:id="rId13" w:history="1">
+              <w:r>
+                <w:rPr>
+                  <w:rStyle w:val="Hyperlink"/>
+                </w:rPr>
+                <w:t>Thermal homeostasis in the newborn puppy: Behavioural and physiological responses</w:t>
+              </w:r>
+            </w:hyperlink>
+          </w:p>
+          <w:p>
+            <w:pPr>
+              <w:spacing w:line="360" w:lineRule="auto"/>
+            </w:pPr>
+            <w:hyperlink r:id="rId14" w:history="1">
+              <w:r>
+                <w:rPr>
+                  <w:rStyle w:val="Hyperlink"/>
+                </w:rPr>
+                <w:t>Fading kitten syndrome: Factors predisposing to ‘faders and treatment options</w:t>
+              </w:r>
+            </w:hyperlink>
+          </w:p>
+          <w:p>
+            <w:pPr>
+              <w:spacing w:line="360" w:lineRule="auto"/>
+              <w:rPr>
+                <w:b/>
+                <w:bCs/>
+                <w:lang w:val="en-GB"/>
+              </w:rPr>
+            </w:pPr>
+          </w:p>
+        </w:tc>
+      </w:tr>
+    </w:tbl>
+    <w:p>
+      <w:pPr>
+        <w:spacing w:line="360" w:lineRule="auto"/>
+        <w:rPr>
+          <w:b/>
+          <w:bCs/>
+          <w:lang w:val="en-GB"/>
+        </w:rPr>
+      </w:pPr>
+      <w:r>
+        <w:rPr>
+          <w:b/>
+          <w:bCs/>
+          <w:lang w:val="en-GB"/>
+        </w:rPr>
+        <w:t xml:space="preserve">  </w:t>
+      </w:r>
+    </w:p>
+    <w:p>
+      <w:pPr>
+        <w:spacing w:line="360" w:lineRule="auto"/>
+        <w:rPr>
+          <w:b/>
+          <w:bCs/>
+          <w:lang w:val="en-GB"/>
+        </w:rPr>
+      </w:pPr>
+      <w:r>
+        <w:rPr>
+          <w:b/>
+          <w:bCs/>
+          <w:lang w:val="en-GB"/>
+        </w:rPr>
+        <w:br w:type="page"/>
+      </w:r>
+    </w:p>
+    <w:sdt>
+      <w:sdtPr>
+        <w:rPr>
+          <w:rFonts w:asciiTheme="minorHAnsi" w:eastAsiaTheme="minorHAnsi" w:hAnsiTheme="minorHAnsi" w:cstheme="minorBidi"/>
+          <w:color w:val="auto"/>
+          <w:kern w:val="2"/>
+          <w:sz w:val="24"/>
+          <w:szCs w:val="24"/>
+          <w:lang w:val="en-GB" w:eastAsia="en-US"/>
+          <w14:ligatures w14:val="standardContextual"/>
+        </w:rPr>
+        <w:id w:val="263816567"/>
+        <w:docPartObj>
+          <w:docPartGallery w:val="Table of Contents"/>
+          <w:docPartUnique/>
+        </w:docPartObj>
+      </w:sdtPr>
+      <w:sdtEndPr>
+        <w:rPr>
+          <w:b/>
+          <w:bCs/>
+        </w:rPr>
+      </w:sdtEndPr>
+      <w:sdtContent>
+        <w:p>
+          <w:pPr>
+            <w:pStyle w:val="TOCHeading"/>
+          </w:pPr>
+          <w:r>
+            <w:rPr>
+              <w:lang w:val="en-GB"/>
+            </w:rPr>
+            <w:t>Table of Contents</w:t>
+          </w:r>
+        </w:p>
+        <w:p>
+          <w:pPr>
+            <w:pStyle w:val="TOC1"/>
+            <w:tabs>
+              <w:tab w:val="right" w:leader="dot" w:pos="9016"/>
+            </w:tabs>
+            <w:rPr>
+              <w:rFonts w:eastAsiaTheme="minorEastAsia"/>
+              <w:noProof/>
+              <w:lang w:eastAsia="en-IE"/>
+            </w:rPr>
+          </w:pPr>
+          <w:r>
+            <w:fldChar w:fldCharType="begin"/>
+          </w:r>
+          <w:r>
+            <w:instrText xml:space="preserve"> TOC \o "1-3" \h \z \u </w:instrText>
+          </w:r>
+          <w:r>
+            <w:fldChar w:fldCharType="separate"/>
+          </w:r>
+          <w:hyperlink w:anchor="_Toc223721869" w:history="1">
+            <w:r>
+              <w:rPr>
+                <w:rStyle w:val="Hyperlink"/>
+                <w:noProof/>
+                <w:lang w:val="en-GB"/>
+              </w:rPr>
+              <w:t>Team Report</w:t>
+            </w:r>
+            <w:r>
+              <w:rPr>
+                <w:noProof/>
+                <w:webHidden/>
+              </w:rPr>
+              <w:tab/>
+            </w:r>
+            <w:r>
+              <w:rPr>
+                <w:noProof/>
+                <w:webHidden/>
+              </w:rPr>
+              <w:fldChar w:fldCharType="begin"/>
+            </w:r>
+            <w:r>
+              <w:rPr>
+                <w:noProof/>
+                <w:webHidden/>
+              </w:rPr>
+              <w:instrText xml:space="preserve"> PAGEREF _Toc223721869 \h </w:instrText>
+            </w:r>
+            <w:r>
+              <w:rPr>
+                <w:noProof/>
+                <w:webHidden/>
+              </w:rPr>
+            </w:r>
+            <w:r>
+              <w:rPr>
+                <w:noProof/>
+                <w:webHidden/>
+              </w:rPr>
+              <w:fldChar w:fldCharType="separate"/>
+            </w:r>
+            <w:r>
+              <w:rPr>
+                <w:noProof/>
+                <w:webHidden/>
+              </w:rPr>
+              <w:t>1</w:t>
+            </w:r>
+            <w:r>
+              <w:rPr>
+                <w:noProof/>
+                <w:webHidden/>
+              </w:rPr>
+              <w:fldChar w:fldCharType="end"/>
+            </w:r>
+          </w:hyperlink>
+        </w:p>
+        <w:p>
+          <w:pPr>
+            <w:pStyle w:val="TOC2"/>
+            <w:tabs>
+              <w:tab w:val="right" w:leader="dot" w:pos="9016"/>
+            </w:tabs>
+            <w:rPr>
+              <w:rFonts w:eastAsiaTheme="minorEastAsia"/>
+              <w:noProof/>
+              <w:lang w:eastAsia="en-IE"/>
+            </w:rPr>
+          </w:pPr>
+          <w:hyperlink w:anchor="_Toc223721870" w:history="1">
+            <w:r>
+              <w:rPr>
+                <w:rStyle w:val="Hyperlink"/>
+                <w:noProof/>
+                <w:lang w:val="en-GB"/>
+              </w:rPr>
+              <w:t>Pet Incubator</w:t>
+            </w:r>
+            <w:r>
+              <w:rPr>
+                <w:noProof/>
+                <w:webHidden/>
+              </w:rPr>
+              <w:tab/>
+            </w:r>
+            <w:r>
+              <w:rPr>
+                <w:noProof/>
+                <w:webHidden/>
+              </w:rPr>
+              <w:fldChar w:fldCharType="begin"/>
+            </w:r>
+            <w:r>
+              <w:rPr>
+                <w:noProof/>
+                <w:webHidden/>
+              </w:rPr>
+              <w:instrText xml:space="preserve"> PAGEREF _Toc223721870 \h </w:instrText>
+            </w:r>
+            <w:r>
+              <w:rPr>
+                <w:noProof/>
+                <w:webHidden/>
+              </w:rPr>
+            </w:r>
+            <w:r>
+              <w:rPr>
+                <w:noProof/>
+                <w:webHidden/>
+              </w:rPr>
+              <w:fldChar w:fldCharType="separate"/>
+            </w:r>
+            <w:r>
+              <w:rPr>
+                <w:noProof/>
+                <w:webHidden/>
+              </w:rPr>
+              <w:t>1</w:t>
+            </w:r>
+            <w:r>
+              <w:rPr>
+                <w:noProof/>
+                <w:webHidden/>
+              </w:rPr>
+              <w:fldChar w:fldCharType="end"/>
+            </w:r>
+          </w:hyperlink>
+        </w:p>
+        <w:p>
+          <w:pPr>
+            <w:pStyle w:val="TOC1"/>
+            <w:tabs>
+              <w:tab w:val="right" w:leader="dot" w:pos="9016"/>
+            </w:tabs>
+            <w:rPr>
+              <w:rFonts w:eastAsiaTheme="minorEastAsia"/>
+              <w:noProof/>
+              <w:lang w:eastAsia="en-IE"/>
+            </w:rPr>
+          </w:pPr>
+          <w:hyperlink w:anchor="_Toc223721871" w:history="1">
+            <w:r>
+              <w:rPr>
+                <w:rStyle w:val="Hyperlink"/>
+                <w:noProof/>
+              </w:rPr>
+              <w:t>Outline of the problem to be solved</w:t>
+            </w:r>
+            <w:r>
+              <w:rPr>
+                <w:noProof/>
+                <w:webHidden/>
+              </w:rPr>
+              <w:tab/>
+            </w:r>
+            <w:r>
+              <w:rPr>
+                <w:noProof/>
+                <w:webHidden/>
+              </w:rPr>
+              <w:fldChar w:fldCharType="begin"/>
+            </w:r>
+            <w:r>
+              <w:rPr>
+                <w:noProof/>
+                <w:webHidden/>
+              </w:rPr>
+              <w:instrText xml:space="preserve"> PAGEREF _Toc223721871 \h </w:instrText>
+            </w:r>
+            <w:r>
+              <w:rPr>
+                <w:noProof/>
+                <w:webHidden/>
+              </w:rPr>
+            </w:r>
+            <w:r>
+              <w:rPr>
+                <w:noProof/>
+                <w:webHidden/>
+              </w:rPr>
+              <w:fldChar w:fldCharType="separate"/>
+            </w:r>
+            <w:r>
+              <w:rPr>
+                <w:noProof/>
+                <w:webHidden/>
+              </w:rPr>
+              <w:t>3</w:t>
+            </w:r>
+            <w:r>
+              <w:rPr>
+                <w:noProof/>
+                <w:webHidden/>
+              </w:rPr>
+              <w:fldChar w:fldCharType="end"/>
+            </w:r>
+          </w:hyperlink>
+        </w:p>
+        <w:p>
+          <w:pPr>
+            <w:pStyle w:val="TOC1"/>
+            <w:tabs>
+              <w:tab w:val="right" w:leader="dot" w:pos="9016"/>
+            </w:tabs>
+            <w:rPr>
+              <w:rFonts w:eastAsiaTheme="minorEastAsia"/>
+              <w:noProof/>
+              <w:lang w:eastAsia="en-IE"/>
+            </w:rPr>
+          </w:pPr>
+          <w:hyperlink w:anchor="_Toc223721872" w:history="1">
+            <w:r>
+              <w:rPr>
+                <w:rStyle w:val="Hyperlink"/>
+                <w:noProof/>
+              </w:rPr>
+              <w:t>References</w:t>
+            </w:r>
+            <w:r>
+              <w:rPr>
+                <w:noProof/>
+                <w:webHidden/>
+              </w:rPr>
+              <w:tab/>
+            </w:r>
+            <w:r>
+              <w:rPr>
+                <w:noProof/>
+                <w:webHidden/>
+              </w:rPr>
+              <w:fldChar w:fldCharType="begin"/>
+            </w:r>
+            <w:r>
+              <w:rPr>
+                <w:noProof/>
+                <w:webHidden/>
+              </w:rPr>
+              <w:instrText xml:space="preserve"> PAGEREF _Toc223721872 \h </w:instrText>
+            </w:r>
+            <w:r>
+              <w:rPr>
+                <w:noProof/>
+                <w:webHidden/>
+              </w:rPr>
+            </w:r>
+            <w:r>
+              <w:rPr>
+                <w:noProof/>
+                <w:webHidden/>
+              </w:rPr>
+              <w:fldChar w:fldCharType="separate"/>
+            </w:r>
+            <w:r>
+              <w:rPr>
+                <w:noProof/>
+                <w:webHidden/>
+              </w:rPr>
+              <w:t>4</w:t>
+            </w:r>
+            <w:r>
+              <w:rPr>
+                <w:noProof/>
+                <w:webHidden/>
+              </w:rPr>
+              <w:fldChar w:fldCharType="end"/>
+            </w:r>
+          </w:hyperlink>
+        </w:p>
+        <w:p>
+          <w:pPr>
+            <w:pStyle w:val="TOC2"/>
+            <w:tabs>
+              <w:tab w:val="right" w:leader="dot" w:pos="9016"/>
+            </w:tabs>
+            <w:rPr>
+              <w:rFonts w:eastAsiaTheme="minorEastAsia"/>
+              <w:noProof/>
+              <w:lang w:eastAsia="en-IE"/>
+            </w:rPr>
+          </w:pPr>
+          <w:hyperlink w:anchor="_Toc223721873" w:history="1">
+            <w:r>
+              <w:rPr>
+                <w:rStyle w:val="Hyperlink"/>
+                <w:noProof/>
+              </w:rPr>
+              <w:t>Summary of the Project solution</w:t>
+            </w:r>
+            <w:r>
+              <w:rPr>
+                <w:noProof/>
+                <w:webHidden/>
+              </w:rPr>
+              <w:tab/>
+            </w:r>
+            <w:r>
+              <w:rPr>
+                <w:noProof/>
+                <w:webHidden/>
+              </w:rPr>
+              <w:fldChar w:fldCharType="begin"/>
+            </w:r>
+            <w:r>
+              <w:rPr>
+                <w:noProof/>
+                <w:webHidden/>
+              </w:rPr>
+              <w:instrText xml:space="preserve"> PAGEREF _Toc223721873 \h </w:instrText>
+            </w:r>
+            <w:r>
+              <w:rPr>
+                <w:noProof/>
+                <w:webHidden/>
+              </w:rPr>
+            </w:r>
+            <w:r>
+              <w:rPr>
+                <w:noProof/>
+                <w:webHidden/>
+              </w:rPr>
+              <w:fldChar w:fldCharType="separate"/>
+            </w:r>
+            <w:r>
+              <w:rPr>
+                <w:noProof/>
+                <w:webHidden/>
+              </w:rPr>
+              <w:t>5</w:t>
+            </w:r>
+            <w:r>
+              <w:rPr>
+                <w:noProof/>
+                <w:webHidden/>
+              </w:rPr>
+              <w:fldChar w:fldCharType="end"/>
+            </w:r>
+          </w:hyperlink>
+        </w:p>
+        <w:p>
+          <w:pPr>
+            <w:pStyle w:val="TOC1"/>
+            <w:tabs>
+              <w:tab w:val="right" w:leader="dot" w:pos="9016"/>
+            </w:tabs>
+            <w:rPr>
+              <w:rFonts w:eastAsiaTheme="minorEastAsia"/>
+              <w:noProof/>
+              <w:lang w:eastAsia="en-IE"/>
+            </w:rPr>
+          </w:pPr>
+          <w:hyperlink w:anchor="_Toc223721874" w:history="1">
+            <w:r>
+              <w:rPr>
+                <w:rStyle w:val="Hyperlink"/>
+                <w:noProof/>
+              </w:rPr>
+              <w:t>List of Project Requirements</w:t>
+            </w:r>
+            <w:r>
+              <w:rPr>
+                <w:noProof/>
+                <w:webHidden/>
+              </w:rPr>
+              <w:tab/>
+            </w:r>
+            <w:r>
+              <w:rPr>
+                <w:noProof/>
+                <w:webHidden/>
+              </w:rPr>
+              <w:fldChar w:fldCharType="begin"/>
+            </w:r>
+            <w:r>
+              <w:rPr>
+                <w:noProof/>
+                <w:webHidden/>
+              </w:rPr>
+              <w:instrText xml:space="preserve"> PAGEREF _Toc223721874 \h </w:instrText>
+            </w:r>
+            <w:r>
+              <w:rPr>
+                <w:noProof/>
+                <w:webHidden/>
+              </w:rPr>
+            </w:r>
+            <w:r>
+              <w:rPr>
+                <w:noProof/>
+                <w:webHidden/>
+              </w:rPr>
+              <w:fldChar w:fldCharType="separate"/>
+            </w:r>
+            <w:r>
+              <w:rPr>
+                <w:noProof/>
+                <w:webHidden/>
+              </w:rPr>
+              <w:t>7</w:t>
+            </w:r>
+            <w:r>
+              <w:rPr>
+                <w:noProof/>
+                <w:webHidden/>
+              </w:rPr>
+              <w:fldChar w:fldCharType="end"/>
+            </w:r>
+          </w:hyperlink>
+        </w:p>
+        <w:p>
+          <w:pPr>
+            <w:pStyle w:val="TOC1"/>
+            <w:tabs>
+              <w:tab w:val="right" w:leader="dot" w:pos="9016"/>
+            </w:tabs>
+            <w:rPr>
+              <w:rFonts w:eastAsiaTheme="minorEastAsia"/>
+              <w:noProof/>
+              <w:lang w:eastAsia="en-IE"/>
+            </w:rPr>
+          </w:pPr>
+          <w:hyperlink w:anchor="_Toc223721875" w:history="1">
+            <w:r>
+              <w:rPr>
+                <w:rStyle w:val="Hyperlink"/>
+                <w:noProof/>
+              </w:rPr>
+              <w:t>Initial Design</w:t>
+            </w:r>
+            <w:r>
+              <w:rPr>
+                <w:noProof/>
+                <w:webHidden/>
+              </w:rPr>
+              <w:tab/>
+            </w:r>
+            <w:r>
+              <w:rPr>
+                <w:noProof/>
+                <w:webHidden/>
+              </w:rPr>
+              <w:fldChar w:fldCharType="begin"/>
+            </w:r>
+            <w:r>
+              <w:rPr>
+                <w:noProof/>
+                <w:webHidden/>
+              </w:rPr>
+              <w:instrText xml:space="preserve"> PAGEREF _Toc223721875 \h </w:instrText>
+            </w:r>
+            <w:r>
+              <w:rPr>
+                <w:noProof/>
+                <w:webHidden/>
+              </w:rPr>
+            </w:r>
+            <w:r>
+              <w:rPr>
+                <w:noProof/>
+                <w:webHidden/>
+              </w:rPr>
+              <w:fldChar w:fldCharType="separate"/>
+            </w:r>
+            <w:r>
+              <w:rPr>
+                <w:noProof/>
+                <w:webHidden/>
+              </w:rPr>
+              <w:t>7</w:t>
+            </w:r>
+            <w:r>
+              <w:rPr>
+                <w:noProof/>
+                <w:webHidden/>
+              </w:rPr>
+              <w:fldChar w:fldCharType="end"/>
+            </w:r>
+          </w:hyperlink>
+        </w:p>
+        <w:p>
+          <w:pPr>
+            <w:pStyle w:val="TOC1"/>
+            <w:tabs>
+              <w:tab w:val="right" w:leader="dot" w:pos="9016"/>
+            </w:tabs>
+            <w:rPr>
+              <w:rFonts w:eastAsiaTheme="minorEastAsia"/>
+              <w:noProof/>
+              <w:lang w:eastAsia="en-IE"/>
+            </w:rPr>
+          </w:pPr>
+          <w:hyperlink w:anchor="_Toc223721876" w:history="1">
+            <w:r>
+              <w:rPr>
+                <w:rStyle w:val="Hyperlink"/>
+                <w:noProof/>
+                <w:lang w:val="en-GB"/>
+              </w:rPr>
+              <w:t>Description of data generated, datasets or APIs used and how you plan to store and manage data</w:t>
+            </w:r>
+            <w:r>
+              <w:rPr>
+                <w:noProof/>
+                <w:webHidden/>
+              </w:rPr>
+              <w:tab/>
+            </w:r>
+            <w:r>
+              <w:rPr>
+                <w:noProof/>
+                <w:webHidden/>
+              </w:rPr>
+              <w:fldChar w:fldCharType="begin"/>
+            </w:r>
+            <w:r>
+              <w:rPr>
+                <w:noProof/>
+                <w:webHidden/>
+              </w:rPr>
+              <w:instrText xml:space="preserve"> PAGEREF _Toc223721876 \h </w:instrText>
+            </w:r>
+            <w:r>
+              <w:rPr>
+                <w:noProof/>
+                <w:webHidden/>
+              </w:rPr>
+            </w:r>
+            <w:r>
+              <w:rPr>
+                <w:noProof/>
+                <w:webHidden/>
+              </w:rPr>
+              <w:fldChar w:fldCharType="separate"/>
+            </w:r>
+            <w:r>
+              <w:rPr>
+                <w:noProof/>
+                <w:webHidden/>
+              </w:rPr>
+              <w:t>10</w:t>
+            </w:r>
+            <w:r>
+              <w:rPr>
+                <w:noProof/>
+                <w:webHidden/>
+              </w:rPr>
+              <w:fldChar w:fldCharType="end"/>
+            </w:r>
+          </w:hyperlink>
+        </w:p>
+        <w:p>
+          <w:pPr>
+            <w:pStyle w:val="TOC1"/>
+            <w:tabs>
+              <w:tab w:val="right" w:leader="dot" w:pos="9016"/>
+            </w:tabs>
+            <w:rPr>
+              <w:rFonts w:eastAsiaTheme="minorEastAsia"/>
+              <w:noProof/>
+              <w:lang w:eastAsia="en-IE"/>
+            </w:rPr>
+          </w:pPr>
+          <w:hyperlink w:anchor="_Toc223721877" w:history="1">
+            <w:r>
+              <w:rPr>
+                <w:rStyle w:val="Hyperlink"/>
+                <w:noProof/>
+              </w:rPr>
+              <w:t>Implementation Plan</w:t>
+            </w:r>
+            <w:r>
+              <w:rPr>
+                <w:noProof/>
+                <w:webHidden/>
+              </w:rPr>
+              <w:tab/>
+            </w:r>
+            <w:r>
+              <w:rPr>
+                <w:noProof/>
+                <w:webHidden/>
+              </w:rPr>
+              <w:fldChar w:fldCharType="begin"/>
+            </w:r>
+            <w:r>
+              <w:rPr>
+                <w:noProof/>
+                <w:webHidden/>
+              </w:rPr>
+              <w:instrText xml:space="preserve"> PAGEREF _Toc223721877 \h </w:instrText>
+            </w:r>
+            <w:r>
+              <w:rPr>
+                <w:noProof/>
+                <w:webHidden/>
+              </w:rPr>
+            </w:r>
+            <w:r>
+              <w:rPr>
+                <w:noProof/>
+                <w:webHidden/>
+              </w:rPr>
+              <w:fldChar w:fldCharType="separate"/>
+            </w:r>
+            <w:r>
+              <w:rPr>
+                <w:noProof/>
+                <w:webHidden/>
+              </w:rPr>
+              <w:t>11</w:t>
+            </w:r>
+            <w:r>
+              <w:rPr>
+                <w:noProof/>
+                <w:webHidden/>
+              </w:rPr>
+              <w:fldChar w:fldCharType="end"/>
+            </w:r>
+          </w:hyperlink>
+        </w:p>
+        <w:p>
+          <w:pPr>
+            <w:pStyle w:val="TOC1"/>
+            <w:tabs>
+              <w:tab w:val="right" w:leader="dot" w:pos="9016"/>
+            </w:tabs>
+            <w:rPr>
+              <w:rFonts w:eastAsiaTheme="minorEastAsia"/>
+              <w:noProof/>
+              <w:lang w:eastAsia="en-IE"/>
+            </w:rPr>
+          </w:pPr>
+          <w:hyperlink w:anchor="_Toc223721878" w:history="1">
+            <w:r>
+              <w:rPr>
+                <w:rStyle w:val="Hyperlink"/>
+                <w:noProof/>
+                <w:lang w:val="en-GB"/>
+              </w:rPr>
+              <w:t>Testing approach</w:t>
+            </w:r>
+            <w:r>
+              <w:rPr>
+                <w:noProof/>
+                <w:webHidden/>
+              </w:rPr>
+              <w:tab/>
+            </w:r>
+            <w:r>
+              <w:rPr>
+                <w:noProof/>
+                <w:webHidden/>
+              </w:rPr>
+              <w:fldChar w:fldCharType="begin"/>
+            </w:r>
+            <w:r>
+              <w:rPr>
+                <w:noProof/>
+                <w:webHidden/>
+              </w:rPr>
+              <w:instrText xml:space="preserve"> PAGEREF _Toc223721878 \h </w:instrText>
+            </w:r>
+            <w:r>
+              <w:rPr>
+                <w:noProof/>
+                <w:webHidden/>
+              </w:rPr>
+            </w:r>
+            <w:r>
+              <w:rPr>
+                <w:noProof/>
+                <w:webHidden/>
+              </w:rPr>
+              <w:fldChar w:fldCharType="separate"/>
+            </w:r>
+            <w:r>
+              <w:rPr>
+                <w:noProof/>
+                <w:webHidden/>
+              </w:rPr>
+              <w:t>13</w:t>
+            </w:r>
+            <w:r>
+              <w:rPr>
+                <w:noProof/>
+                <w:webHidden/>
+              </w:rPr>
+              <w:fldChar w:fldCharType="end"/>
+            </w:r>
+          </w:hyperlink>
+        </w:p>
+        <w:p>
+          <w:pPr>
+            <w:pStyle w:val="TOC1"/>
+            <w:tabs>
+              <w:tab w:val="right" w:leader="dot" w:pos="9016"/>
+            </w:tabs>
+            <w:rPr>
+              <w:rFonts w:eastAsiaTheme="minorEastAsia"/>
+              <w:noProof/>
+              <w:lang w:eastAsia="en-IE"/>
+            </w:rPr>
+          </w:pPr>
+          <w:hyperlink w:anchor="_Toc223721879" w:history="1">
+            <w:r>
+              <w:rPr>
+                <w:rStyle w:val="Hyperlink"/>
+                <w:noProof/>
+              </w:rPr>
+              <w:t>Security Analysis to prevent security holes</w:t>
+            </w:r>
+            <w:r>
+              <w:rPr>
+                <w:noProof/>
+                <w:webHidden/>
+              </w:rPr>
+              <w:tab/>
+            </w:r>
+            <w:r>
+              <w:rPr>
+                <w:noProof/>
+                <w:webHidden/>
+              </w:rPr>
+              <w:fldChar w:fldCharType="begin"/>
+            </w:r>
+            <w:r>
+              <w:rPr>
+                <w:noProof/>
+                <w:webHidden/>
+              </w:rPr>
+              <w:instrText xml:space="preserve"> PAGEREF _Toc223721879 \h </w:instrText>
+            </w:r>
+            <w:r>
+              <w:rPr>
+                <w:noProof/>
+                <w:webHidden/>
+              </w:rPr>
+            </w:r>
+            <w:r>
+              <w:rPr>
+                <w:noProof/>
+                <w:webHidden/>
+              </w:rPr>
+              <w:fldChar w:fldCharType="separate"/>
+            </w:r>
+            <w:r>
+              <w:rPr>
+                <w:noProof/>
+                <w:webHidden/>
+              </w:rPr>
+              <w:t>14</w:t>
+            </w:r>
+            <w:r>
+              <w:rPr>
+                <w:noProof/>
+                <w:webHidden/>
+              </w:rPr>
+              <w:fldChar w:fldCharType="end"/>
+            </w:r>
+          </w:hyperlink>
+        </w:p>
+        <w:p>
+          <w:pPr>
+            <w:pStyle w:val="TOC1"/>
+            <w:tabs>
+              <w:tab w:val="right" w:leader="dot" w:pos="9016"/>
+            </w:tabs>
+            <w:rPr>
+              <w:rFonts w:eastAsiaTheme="minorEastAsia"/>
+              <w:noProof/>
+              <w:lang w:eastAsia="en-IE"/>
+            </w:rPr>
+          </w:pPr>
+          <w:hyperlink w:anchor="_Toc223721880" w:history="1">
+            <w:r>
+              <w:rPr>
+                <w:rStyle w:val="Hyperlink"/>
+                <w:noProof/>
+              </w:rPr>
+              <w:t>Future improvements planned and potential next steps in developing the idea further</w:t>
+            </w:r>
+            <w:r>
+              <w:rPr>
+                <w:noProof/>
+                <w:webHidden/>
+              </w:rPr>
+              <w:tab/>
+            </w:r>
+            <w:r>
+              <w:rPr>
+                <w:noProof/>
+                <w:webHidden/>
+              </w:rPr>
+              <w:fldChar w:fldCharType="begin"/>
+            </w:r>
+            <w:r>
+              <w:rPr>
+                <w:noProof/>
+                <w:webHidden/>
+              </w:rPr>
+              <w:instrText xml:space="preserve"> PAGEREF _Toc223721880 \h </w:instrText>
+            </w:r>
+            <w:r>
+              <w:rPr>
+                <w:noProof/>
+                <w:webHidden/>
+              </w:rPr>
+            </w:r>
+            <w:r>
+              <w:rPr>
+                <w:noProof/>
+                <w:webHidden/>
+              </w:rPr>
+              <w:fldChar w:fldCharType="separate"/>
+            </w:r>
+            <w:r>
+              <w:rPr>
+                <w:noProof/>
+                <w:webHidden/>
+              </w:rPr>
+              <w:t>15</w:t>
+            </w:r>
+            <w:r>
+              <w:rPr>
+                <w:noProof/>
+                <w:webHidden/>
+              </w:rPr>
+              <w:fldChar w:fldCharType="end"/>
+            </w:r>
+          </w:hyperlink>
+        </w:p>
+        <w:p>
+          <w:r>
+            <w:rPr>
+              <w:b/>
+              <w:bCs/>
+              <w:lang w:val="en-GB"/>
+            </w:rPr>
+            <w:fldChar w:fldCharType="end"/>
+          </w:r>
+        </w:p>
+      </w:sdtContent>
+    </w:sdt>
+    <w:p>
+      <w:pPr>
+        <w:rPr>
+          <w:b/>
+          <w:bCs/>
+          <w:lang w:val="en-GB"/>
+        </w:rPr>
+      </w:pPr>
+    </w:p>
+    <w:p>
+      <w:pPr>
+        <w:rPr>
+          <w:rStyle w:val="Heading2Char"/>
+        </w:rPr>
+      </w:pPr>
+      <w:r>
+        <w:rPr>
+          <w:rStyle w:val="Heading2Char"/>
+        </w:rPr>
+        <w:br w:type="page"/>
+      </w:r>
+    </w:p>
+    <w:p>
+      <w:pPr>
+        <w:pStyle w:val="Heading1"/>
+        <w:rPr>
+          <w:rStyle w:val="Heading2Char"/>
+          <w:sz w:val="40"/>
+          <w:szCs w:val="40"/>
+        </w:rPr>
+      </w:pPr>
+      <w:bookmarkStart w:id="2" w:name="_Toc223721871"/>
+      <w:r>
+        <w:rPr>
+          <w:rStyle w:val="Heading2Char"/>
+          <w:sz w:val="40"/>
+          <w:szCs w:val="40"/>
+        </w:rPr>
+        <w:t>Outline of the problem to be solved</w:t>
+      </w:r>
+      <w:bookmarkEnd w:id="2"/>
+      <w:r>
+        <w:rPr>
+          <w:rStyle w:val="Heading2Char"/>
+          <w:sz w:val="40"/>
+          <w:szCs w:val="40"/>
+        </w:rPr>
+        <w:t xml:space="preserve"> </w:t>
+      </w:r>
+    </w:p>
+    <w:p/>
+    <w:p>
+      <w:pPr>
+        <w:spacing w:line="360" w:lineRule="auto"/>
+        <w:rPr>
+          <w:lang w:val="en-GB"/>
+        </w:rPr>
+      </w:pPr>
+      <w:r>
+        <w:rPr>
+          <w:lang w:val="en-GB"/>
+        </w:rPr>
+        <w:t xml:space="preserve">The </w:t>
+      </w:r>
+      <w:r>
+        <w:rPr>
+          <w:lang w:val="en-GB"/>
+        </w:rPr>
+        <w:t>pro</w:t>
+      </w:r>
+      <w:r>
+        <w:rPr>
+          <w:lang w:val="en-GB"/>
+        </w:rPr>
+        <w:t>ble</w:t>
+      </w:r>
+      <w:r>
+        <w:rPr>
+          <w:lang w:val="en-GB"/>
+        </w:rPr>
+        <w:t>m w</w:t>
+      </w:r>
+      <w:r>
+        <w:rPr>
+          <w:lang w:val="en-GB"/>
+        </w:rPr>
+        <w:t xml:space="preserve">e are </w:t>
+      </w:r>
+      <w:r>
+        <w:rPr>
+          <w:lang w:val="en-GB"/>
+        </w:rPr>
+        <w:t>t</w:t>
+      </w:r>
+      <w:r>
+        <w:rPr>
+          <w:lang w:val="en-GB"/>
+        </w:rPr>
+        <w:t>r</w:t>
+      </w:r>
+      <w:r>
+        <w:rPr>
+          <w:lang w:val="en-GB"/>
+        </w:rPr>
+        <w:t xml:space="preserve">ying to solve </w:t>
+      </w:r>
+      <w:r>
+        <w:rPr>
+          <w:lang w:val="en-GB"/>
+        </w:rPr>
+        <w:t>is t</w:t>
+      </w:r>
+      <w:r>
+        <w:rPr>
+          <w:lang w:val="en-GB"/>
+        </w:rPr>
+        <w:t>he</w:t>
+      </w:r>
+      <w:r>
+        <w:rPr>
+          <w:lang w:val="en-GB"/>
+        </w:rPr>
+        <w:t xml:space="preserve"> </w:t>
+      </w:r>
+      <w:r>
+        <w:rPr>
+          <w:lang w:val="en-GB"/>
+        </w:rPr>
+        <w:t xml:space="preserve">mortality of </w:t>
+      </w:r>
+      <w:r>
+        <w:rPr>
+          <w:lang w:val="en-GB"/>
+        </w:rPr>
+        <w:t>o</w:t>
+      </w:r>
+      <w:r>
+        <w:rPr>
+          <w:lang w:val="en-GB"/>
+        </w:rPr>
+        <w:t>rp</w:t>
+      </w:r>
+      <w:r>
+        <w:rPr>
+          <w:lang w:val="en-GB"/>
+        </w:rPr>
+        <w:t xml:space="preserve">haned </w:t>
+      </w:r>
+      <w:r>
+        <w:rPr>
+          <w:lang w:val="en-GB"/>
+        </w:rPr>
+        <w:t>new</w:t>
+      </w:r>
+      <w:r>
+        <w:rPr>
+          <w:lang w:val="en-GB"/>
+        </w:rPr>
+        <w:t>bo</w:t>
+      </w:r>
+      <w:r>
+        <w:rPr>
+          <w:lang w:val="en-GB"/>
+        </w:rPr>
+        <w:t>r</w:t>
+      </w:r>
+      <w:r>
+        <w:rPr>
+          <w:lang w:val="en-GB"/>
+        </w:rPr>
+        <w:t xml:space="preserve">n </w:t>
+      </w:r>
+      <w:r>
+        <w:rPr>
+          <w:lang w:val="en-GB"/>
+        </w:rPr>
+        <w:t>kitt</w:t>
+      </w:r>
+      <w:r>
+        <w:rPr>
+          <w:lang w:val="en-GB"/>
+        </w:rPr>
+        <w:t xml:space="preserve">ens </w:t>
+      </w:r>
+      <w:r>
+        <w:rPr>
+          <w:lang w:val="en-GB"/>
+        </w:rPr>
+        <w:t xml:space="preserve">and </w:t>
+      </w:r>
+      <w:r>
+        <w:rPr>
+          <w:lang w:val="en-GB"/>
+        </w:rPr>
+        <w:t>pu</w:t>
+      </w:r>
+      <w:r>
+        <w:rPr>
+          <w:lang w:val="en-GB"/>
+        </w:rPr>
+        <w:t>ppies</w:t>
+      </w:r>
+      <w:r>
+        <w:rPr>
+          <w:lang w:val="en-GB"/>
+        </w:rPr>
+        <w:t xml:space="preserve">. </w:t>
+      </w:r>
+      <w:r>
+        <w:rPr>
+          <w:lang w:val="en-GB"/>
+        </w:rPr>
+        <w:t xml:space="preserve">Newborn </w:t>
+      </w:r>
+      <w:r>
+        <w:rPr>
+          <w:lang w:val="en-GB"/>
+        </w:rPr>
+        <w:t>P</w:t>
+      </w:r>
+      <w:r>
+        <w:rPr>
+          <w:lang w:val="en-GB"/>
+        </w:rPr>
+        <w:t>upp</w:t>
+      </w:r>
+      <w:r>
+        <w:rPr>
+          <w:lang w:val="en-GB"/>
+        </w:rPr>
+        <w:t xml:space="preserve">ies </w:t>
+      </w:r>
+      <w:r>
+        <w:rPr>
+          <w:lang w:val="en-GB"/>
+        </w:rPr>
+        <w:t xml:space="preserve">and </w:t>
+      </w:r>
+      <w:r>
+        <w:rPr>
+          <w:lang w:val="en-GB"/>
+        </w:rPr>
+        <w:t>kitten</w:t>
+      </w:r>
+      <w:r>
+        <w:rPr>
+          <w:lang w:val="en-GB"/>
+        </w:rPr>
+        <w:t xml:space="preserve"> </w:t>
+      </w:r>
+      <w:r>
+        <w:rPr>
+          <w:lang w:val="en-GB"/>
+        </w:rPr>
+        <w:t xml:space="preserve">up to 6 </w:t>
+      </w:r>
+      <w:r>
+        <w:rPr>
+          <w:lang w:val="en-GB"/>
+        </w:rPr>
+        <w:t xml:space="preserve">days old </w:t>
+      </w:r>
+      <w:r>
+        <w:rPr>
+          <w:lang w:val="en-GB"/>
+        </w:rPr>
+        <w:t>are</w:t>
+      </w:r>
+      <w:r>
+        <w:rPr>
+          <w:lang w:val="en-GB"/>
+        </w:rPr>
+        <w:t xml:space="preserve"> </w:t>
+      </w:r>
+      <w:r>
+        <w:rPr>
+          <w:lang w:val="en-GB"/>
+        </w:rPr>
+        <w:t>essentially</w:t>
+      </w:r>
+      <w:r>
+        <w:rPr>
+          <w:lang w:val="en-GB"/>
+        </w:rPr>
+        <w:t xml:space="preserve"> poikilothermic (cold blooded</w:t>
+      </w:r>
+      <w:r>
+        <w:rPr>
+          <w:lang w:val="en-GB"/>
+        </w:rPr>
+        <w:t>)</w:t>
+      </w:r>
+      <w:r>
+        <w:rPr>
+          <w:lang w:val="en-GB"/>
+        </w:rPr>
+        <w:t>,</w:t>
+      </w:r>
+      <w:r>
+        <w:rPr>
+          <w:lang w:val="en-GB"/>
+        </w:rPr>
+        <w:t xml:space="preserve"> </w:t>
+      </w:r>
+      <w:r>
+        <w:rPr>
+          <w:lang w:val="en-GB"/>
+        </w:rPr>
+        <w:t xml:space="preserve">meaning </w:t>
+      </w:r>
+      <w:r>
+        <w:rPr>
+          <w:lang w:val="en-GB"/>
+        </w:rPr>
+        <w:t xml:space="preserve">the body temperature is </w:t>
+      </w:r>
+      <w:r>
+        <w:rPr>
+          <w:lang w:val="en-GB"/>
+        </w:rPr>
+        <w:t xml:space="preserve">largely influenced by </w:t>
+      </w:r>
+      <w:r>
+        <w:rPr>
+          <w:lang w:val="en-GB"/>
+        </w:rPr>
+        <w:t>their</w:t>
+      </w:r>
+      <w:r>
+        <w:rPr>
+          <w:lang w:val="en-GB"/>
+        </w:rPr>
+        <w:t xml:space="preserve"> </w:t>
+      </w:r>
+      <w:r>
+        <w:rPr>
+          <w:lang w:val="en-GB"/>
+        </w:rPr>
+        <w:t xml:space="preserve">environment </w:t>
+      </w:r>
+      <w:sdt>
+        <w:sdtPr>
+          <w:rPr>
+            <w:lang w:val="en-GB"/>
+          </w:rPr>
+          <w:id w:val="-1254894105"/>
+          <w:citation/>
+        </w:sdtPr>
+        <w:sdtContent>
+          <w:r>
+            <w:rPr>
+              <w:lang w:val="en-GB"/>
+            </w:rPr>
+            <w:fldChar w:fldCharType="begin"/>
+          </w:r>
+          <w:r>
+            <w:instrText xml:space="preserve">CITATION avma \l 6153 </w:instrText>
+          </w:r>
+          <w:r>
+            <w:rPr>
+              <w:lang w:val="en-GB"/>
+            </w:rPr>
+            <w:fldChar w:fldCharType="separate"/>
+          </w:r>
+          <w:r>
+            <w:rPr>
+              <w:noProof/>
+            </w:rPr>
+            <w:t>(Christensen &amp; Erb, 2024)</w:t>
+          </w:r>
+          <w:r>
+            <w:rPr>
+              <w:lang w:val="en-GB"/>
+            </w:rPr>
+            <w:fldChar w:fldCharType="end"/>
+          </w:r>
+        </w:sdtContent>
+      </w:sdt>
+      <w:r>
+        <w:rPr>
+          <w:color w:val="EE0000"/>
+          <w:lang w:val="en-GB"/>
+        </w:rPr>
+        <w:t xml:space="preserve"> </w:t>
+      </w:r>
+      <w:r>
+        <w:rPr>
+          <w:lang w:val="en-GB"/>
+        </w:rPr>
+        <w:t>and</w:t>
+      </w:r>
+      <w:r>
+        <w:rPr>
+          <w:lang w:val="en-GB"/>
+        </w:rPr>
+        <w:t xml:space="preserve"> q</w:t>
+      </w:r>
+      <w:r>
+        <w:rPr>
+          <w:lang w:val="en-GB"/>
+        </w:rPr>
+        <w:t>uick</w:t>
+      </w:r>
+      <w:r>
+        <w:rPr>
+          <w:lang w:val="en-GB"/>
+        </w:rPr>
+        <w:t>ly</w:t>
+      </w:r>
+      <w:r>
+        <w:rPr>
+          <w:lang w:val="en-GB"/>
+        </w:rPr>
+        <w:t xml:space="preserve"> </w:t>
+      </w:r>
+      <w:r>
+        <w:rPr>
+          <w:lang w:val="en-GB"/>
+        </w:rPr>
+        <w:t>bec</w:t>
+      </w:r>
+      <w:r>
+        <w:rPr>
+          <w:lang w:val="en-GB"/>
+        </w:rPr>
+        <w:t xml:space="preserve">omes </w:t>
+      </w:r>
+      <w:r>
+        <w:rPr>
+          <w:lang w:val="en-GB"/>
+        </w:rPr>
+        <w:t>hypothermic if</w:t>
+      </w:r>
+      <w:r>
+        <w:rPr>
+          <w:lang w:val="en-GB"/>
+        </w:rPr>
+        <w:t xml:space="preserve"> the</w:t>
+      </w:r>
+      <w:r>
+        <w:rPr>
+          <w:lang w:val="en-GB"/>
+        </w:rPr>
+        <w:t xml:space="preserve">y </w:t>
+      </w:r>
+      <w:r>
+        <w:rPr>
+          <w:lang w:val="en-GB"/>
+        </w:rPr>
+        <w:t xml:space="preserve">are </w:t>
+      </w:r>
+      <w:r>
+        <w:rPr>
+          <w:lang w:val="en-GB"/>
+        </w:rPr>
+        <w:t>no</w:t>
+      </w:r>
+      <w:r>
+        <w:rPr>
+          <w:lang w:val="en-GB"/>
+        </w:rPr>
+        <w:t>t ke</w:t>
+      </w:r>
+      <w:r>
+        <w:rPr>
+          <w:lang w:val="en-GB"/>
+        </w:rPr>
+        <w:t>p</w:t>
+      </w:r>
+      <w:r>
+        <w:rPr>
+          <w:lang w:val="en-GB"/>
+        </w:rPr>
+        <w:t>t wa</w:t>
+      </w:r>
+      <w:r>
+        <w:rPr>
+          <w:lang w:val="en-GB"/>
+        </w:rPr>
+        <w:t>rm</w:t>
+      </w:r>
+      <w:r>
+        <w:rPr>
+          <w:lang w:val="en-GB"/>
+        </w:rPr>
+        <w:t>.</w:t>
+      </w:r>
+      <w:r>
+        <w:rPr>
+          <w:lang w:val="en-GB"/>
+        </w:rPr>
+        <w:t xml:space="preserve"> </w:t>
+      </w:r>
+    </w:p>
+    <w:p>
+      <w:pPr>
+        <w:spacing w:line="360" w:lineRule="auto"/>
+        <w:rPr>
+          <w:lang w:val="en-GB"/>
+        </w:rPr>
+      </w:pPr>
+      <w:r>
+        <w:rPr>
+          <w:lang w:val="en-GB"/>
+        </w:rPr>
+        <w:t>Their Temperature</w:t>
+      </w:r>
+      <w:r>
+        <w:rPr>
+          <w:lang w:val="en-GB"/>
+        </w:rPr>
+        <w:t xml:space="preserve"> </w:t>
+      </w:r>
+      <w:r>
+        <w:rPr>
+          <w:lang w:val="en-GB"/>
+        </w:rPr>
+        <w:t>contro</w:t>
+      </w:r>
+      <w:r>
+        <w:rPr>
+          <w:lang w:val="en-GB"/>
+        </w:rPr>
+        <w:t>l</w:t>
+      </w:r>
+      <w:r>
+        <w:rPr>
+          <w:lang w:val="en-GB"/>
+        </w:rPr>
+        <w:t xml:space="preserve"> is limited for several </w:t>
+      </w:r>
+      <w:r>
+        <w:rPr>
+          <w:lang w:val="en-GB"/>
+        </w:rPr>
+        <w:t>reasons;</w:t>
+      </w:r>
+      <w:r>
+        <w:rPr>
+          <w:lang w:val="en-GB"/>
+        </w:rPr>
+        <w:t xml:space="preserve"> t</w:t>
+      </w:r>
+      <w:r>
+        <w:rPr>
+          <w:lang w:val="en-GB"/>
+        </w:rPr>
+        <w:t xml:space="preserve">hey </w:t>
+      </w:r>
+      <w:r>
+        <w:rPr>
+          <w:lang w:val="en-GB"/>
+        </w:rPr>
+        <w:t xml:space="preserve">do not have a shivering </w:t>
+      </w:r>
+      <w:r>
+        <w:rPr>
+          <w:lang w:val="en-GB"/>
+        </w:rPr>
+        <w:t xml:space="preserve">reflex </w:t>
+      </w:r>
+      <w:r>
+        <w:rPr>
+          <w:lang w:val="en-GB"/>
+        </w:rPr>
+        <w:t xml:space="preserve">and fully </w:t>
+      </w:r>
+      <w:r>
+        <w:rPr>
+          <w:lang w:val="en-GB"/>
+        </w:rPr>
+        <w:t>developed vas</w:t>
+      </w:r>
+      <w:r>
+        <w:rPr>
+          <w:lang w:val="en-GB"/>
+        </w:rPr>
+        <w:t>o</w:t>
+      </w:r>
+      <w:r>
+        <w:rPr>
+          <w:lang w:val="en-GB"/>
+        </w:rPr>
+        <w:t>con</w:t>
+      </w:r>
+      <w:r>
+        <w:rPr>
+          <w:lang w:val="en-GB"/>
+        </w:rPr>
+        <w:t xml:space="preserve">striction mechanism </w:t>
+      </w:r>
+      <w:r>
+        <w:rPr>
+          <w:lang w:val="en-GB"/>
+        </w:rPr>
+        <w:t>at birth</w:t>
+      </w:r>
+      <w:sdt>
+        <w:sdtPr>
+          <w:rPr>
+            <w:lang w:val="en-GB"/>
+          </w:rPr>
+          <w:id w:val="-350409002"/>
+          <w:citation/>
+        </w:sdtPr>
+        <w:sdtContent>
+          <w:r>
+            <w:rPr>
+              <w:lang w:val="en-GB"/>
+            </w:rPr>
+            <w:fldChar w:fldCharType="begin"/>
+          </w:r>
+          <w:r>
+            <w:instrText xml:space="preserve">CITATION ReaserchGate \l 6153 </w:instrText>
+          </w:r>
+          <w:r>
+            <w:rPr>
+              <w:lang w:val="en-GB"/>
+            </w:rPr>
+            <w:fldChar w:fldCharType="separate"/>
+          </w:r>
+          <w:r>
+            <w:rPr>
+              <w:noProof/>
+            </w:rPr>
+            <w:t xml:space="preserve"> </w:t>
+          </w:r>
+          <w:r>
+            <w:rPr>
+              <w:noProof/>
+            </w:rPr>
+            <w:t>(Reyes-Sotelo, et al., 2021)</w:t>
+          </w:r>
+          <w:r>
+            <w:rPr>
+              <w:lang w:val="en-GB"/>
+            </w:rPr>
+            <w:fldChar w:fldCharType="end"/>
+          </w:r>
+        </w:sdtContent>
+      </w:sdt>
+      <w:r>
+        <w:rPr>
+          <w:lang w:val="en-GB"/>
+        </w:rPr>
+        <w:t>.</w:t>
+      </w:r>
+      <w:r>
+        <w:rPr>
+          <w:lang w:val="en-GB"/>
+        </w:rPr>
+        <w:t xml:space="preserve"> </w:t>
+      </w:r>
+      <w:r>
+        <w:rPr>
+          <w:lang w:val="en-GB"/>
+        </w:rPr>
+        <w:t xml:space="preserve">Puppies </w:t>
+      </w:r>
+      <w:r>
+        <w:rPr>
+          <w:lang w:val="en-GB"/>
+        </w:rPr>
+        <w:t>typically begin to</w:t>
+      </w:r>
+      <w:r>
+        <w:rPr>
+          <w:lang w:val="en-GB"/>
+        </w:rPr>
+        <w:t xml:space="preserve"> </w:t>
+      </w:r>
+      <w:r>
+        <w:rPr>
+          <w:lang w:val="en-GB"/>
+        </w:rPr>
+        <w:t>exhibit</w:t>
+      </w:r>
+      <w:r>
+        <w:rPr>
+          <w:lang w:val="en-GB"/>
+        </w:rPr>
+        <w:t xml:space="preserve"> this reflex </w:t>
+      </w:r>
+      <w:r>
+        <w:rPr>
+          <w:lang w:val="en-GB"/>
+        </w:rPr>
+        <w:t>at around</w:t>
+      </w:r>
+      <w:r>
+        <w:rPr>
+          <w:lang w:val="en-GB"/>
+        </w:rPr>
+        <w:t xml:space="preserve"> 6 to </w:t>
+      </w:r>
+      <w:r>
+        <w:rPr>
+          <w:lang w:val="en-GB"/>
+        </w:rPr>
+        <w:t>8 days</w:t>
+      </w:r>
+      <w:sdt>
+        <w:sdtPr>
+          <w:rPr>
+            <w:lang w:val="en-GB"/>
+          </w:rPr>
+          <w:id w:val="-2115123814"/>
+          <w:citation/>
+        </w:sdtPr>
+        <w:sdtContent>
+          <w:r>
+            <w:rPr>
+              <w:lang w:val="en-GB"/>
+            </w:rPr>
+            <w:fldChar w:fldCharType="begin"/>
+          </w:r>
+          <w:r>
+            <w:instrText xml:space="preserve">CITATION avma \l 6153 </w:instrText>
+          </w:r>
+          <w:r>
+            <w:rPr>
+              <w:lang w:val="en-GB"/>
+            </w:rPr>
+            <w:fldChar w:fldCharType="separate"/>
+          </w:r>
+          <w:r>
+            <w:rPr>
+              <w:noProof/>
+            </w:rPr>
+            <w:t xml:space="preserve"> </w:t>
+          </w:r>
+          <w:r>
+            <w:rPr>
+              <w:noProof/>
+            </w:rPr>
+            <w:t>(Christensen &amp; Erb, 2024)</w:t>
+          </w:r>
+          <w:r>
+            <w:rPr>
+              <w:lang w:val="en-GB"/>
+            </w:rPr>
+            <w:fldChar w:fldCharType="end"/>
+          </w:r>
+        </w:sdtContent>
+      </w:sdt>
+      <w:r>
+        <w:rPr>
+          <w:lang w:val="en-GB"/>
+        </w:rPr>
+        <w:t xml:space="preserve"> </w:t>
+      </w:r>
+      <w:r>
+        <w:rPr>
+          <w:lang w:val="en-GB"/>
+        </w:rPr>
+        <w:t xml:space="preserve">while kittens </w:t>
+      </w:r>
+      <w:r>
+        <w:rPr>
+          <w:lang w:val="en-GB"/>
+        </w:rPr>
+        <w:t xml:space="preserve">begin to develop </w:t>
+      </w:r>
+      <w:r>
+        <w:rPr>
+          <w:lang w:val="en-GB"/>
+        </w:rPr>
+        <w:t xml:space="preserve">this reflex </w:t>
+      </w:r>
+      <w:r>
+        <w:rPr>
+          <w:lang w:val="en-GB"/>
+        </w:rPr>
+        <w:t xml:space="preserve">around </w:t>
+      </w:r>
+      <w:r>
+        <w:rPr>
+          <w:lang w:val="en-GB"/>
+        </w:rPr>
+        <w:t>7 to 10 day</w:t>
+      </w:r>
+      <w:sdt>
+        <w:sdtPr>
+          <w:rPr>
+            <w:lang w:val="en-GB"/>
+          </w:rPr>
+          <w:id w:val="-754432879"/>
+          <w:citation/>
+        </w:sdtPr>
+        <w:sdtContent>
+          <w:r>
+            <w:rPr>
+              <w:lang w:val="en-GB"/>
+            </w:rPr>
+            <w:fldChar w:fldCharType="begin"/>
+          </w:r>
+          <w:r>
+            <w:instrText xml:space="preserve">CITATION hartz \l 6153 </w:instrText>
+          </w:r>
+          <w:r>
+            <w:rPr>
+              <w:lang w:val="en-GB"/>
+            </w:rPr>
+            <w:fldChar w:fldCharType="separate"/>
+          </w:r>
+          <w:r>
+            <w:rPr>
+              <w:noProof/>
+            </w:rPr>
+            <w:t xml:space="preserve"> </w:t>
+          </w:r>
+          <w:r>
+            <w:rPr>
+              <w:noProof/>
+            </w:rPr>
+            <w:t>(Hartz, 2023)</w:t>
+          </w:r>
+          <w:r>
+            <w:rPr>
+              <w:lang w:val="en-GB"/>
+            </w:rPr>
+            <w:fldChar w:fldCharType="end"/>
+          </w:r>
+        </w:sdtContent>
+      </w:sdt>
+      <w:r>
+        <w:rPr>
+          <w:lang w:val="en-GB"/>
+        </w:rPr>
+        <w:t xml:space="preserve"> </w:t>
+      </w:r>
+      <w:r>
+        <w:rPr>
+          <w:lang w:val="en-GB"/>
+        </w:rPr>
+        <w:t xml:space="preserve">. </w:t>
+      </w:r>
+      <w:r>
+        <w:rPr>
+          <w:lang w:val="en-GB"/>
+        </w:rPr>
+        <w:t>T</w:t>
+      </w:r>
+      <w:r>
+        <w:rPr>
+          <w:lang w:val="en-GB"/>
+        </w:rPr>
+        <w:t xml:space="preserve">here small size means </w:t>
+      </w:r>
+      <w:r>
+        <w:rPr>
+          <w:lang w:val="en-GB"/>
+        </w:rPr>
+        <w:t>they quickly</w:t>
+      </w:r>
+      <w:r>
+        <w:rPr>
+          <w:lang w:val="en-GB"/>
+        </w:rPr>
+        <w:t xml:space="preserve"> lose </w:t>
+      </w:r>
+      <w:r>
+        <w:rPr>
+          <w:lang w:val="en-GB"/>
+        </w:rPr>
+        <w:t xml:space="preserve">body heat to the </w:t>
+      </w:r>
+      <w:r>
+        <w:rPr>
+          <w:lang w:val="en-GB"/>
+        </w:rPr>
+        <w:t>environment</w:t>
+      </w:r>
+      <w:r>
+        <w:rPr>
+          <w:lang w:val="en-GB"/>
+        </w:rPr>
+        <w:t xml:space="preserve"> and as </w:t>
+      </w:r>
+      <w:r>
+        <w:rPr>
+          <w:lang w:val="en-GB"/>
+        </w:rPr>
+        <w:t>kittens</w:t>
+      </w:r>
+      <w:r>
+        <w:rPr>
+          <w:lang w:val="en-GB"/>
+        </w:rPr>
+        <w:t xml:space="preserve"> </w:t>
+      </w:r>
+      <w:r>
+        <w:rPr>
+          <w:lang w:val="en-GB"/>
+        </w:rPr>
+        <w:t>possess</w:t>
+      </w:r>
+      <w:r>
+        <w:rPr>
+          <w:lang w:val="en-GB"/>
+        </w:rPr>
+        <w:t xml:space="preserve"> </w:t>
+      </w:r>
+      <w:r>
+        <w:rPr>
+          <w:lang w:val="en-GB"/>
+        </w:rPr>
+        <w:t>minimal sub</w:t>
+      </w:r>
+      <w:r>
+        <w:rPr>
+          <w:lang w:val="en-GB"/>
+        </w:rPr>
+        <w:t>cutaneous fat</w:t>
+      </w:r>
+      <w:r>
+        <w:rPr>
+          <w:lang w:val="en-GB"/>
+        </w:rPr>
+        <w:t xml:space="preserve"> </w:t>
+      </w:r>
+      <w:sdt>
+        <w:sdtPr>
+          <w:rPr>
+            <w:lang w:val="en-GB"/>
+          </w:rPr>
+          <w:id w:val="544332749"/>
+          <w:citation/>
+        </w:sdtPr>
+        <w:sdtContent>
+          <w:r>
+            <w:rPr>
+              <w:lang w:val="en-GB"/>
+            </w:rPr>
+            <w:fldChar w:fldCharType="begin"/>
+          </w:r>
+          <w:r>
+            <w:instrText xml:space="preserve">CITATION sage \l 6153 </w:instrText>
+          </w:r>
+          <w:r>
+            <w:rPr>
+              <w:lang w:val="en-GB"/>
+            </w:rPr>
+            <w:fldChar w:fldCharType="separate"/>
+          </w:r>
+          <w:r>
+            <w:rPr>
+              <w:noProof/>
+            </w:rPr>
+            <w:t>(Munnich, 2022)</w:t>
+          </w:r>
+          <w:r>
+            <w:rPr>
+              <w:lang w:val="en-GB"/>
+            </w:rPr>
+            <w:fldChar w:fldCharType="end"/>
+          </w:r>
+        </w:sdtContent>
+      </w:sdt>
+      <w:r>
+        <w:rPr>
+          <w:lang w:val="en-GB"/>
+        </w:rPr>
+        <w:t xml:space="preserve"> </w:t>
+      </w:r>
+      <w:r>
+        <w:rPr>
+          <w:lang w:val="en-GB"/>
+        </w:rPr>
+        <w:t>and puppies</w:t>
+      </w:r>
+      <w:r>
+        <w:rPr>
+          <w:lang w:val="en-GB"/>
+        </w:rPr>
+        <w:t xml:space="preserve"> </w:t>
+      </w:r>
+      <w:r>
+        <w:rPr>
+          <w:lang w:val="en-GB"/>
+        </w:rPr>
+        <w:t>only have 1.3% body fat</w:t>
+      </w:r>
+      <w:r>
+        <w:rPr>
+          <w:lang w:val="en-GB"/>
+        </w:rPr>
+        <w:t>.</w:t>
+      </w:r>
+      <w:r>
+        <w:rPr>
+          <w:lang w:val="en-GB"/>
+        </w:rPr>
+        <w:t xml:space="preserve"> </w:t>
+      </w:r>
+      <w:r>
+        <w:rPr>
+          <w:lang w:val="en-GB"/>
+        </w:rPr>
+        <w:t xml:space="preserve">Every research paper I have looked at </w:t>
+      </w:r>
+      <w:r>
+        <w:rPr>
+          <w:lang w:val="en-GB"/>
+        </w:rPr>
+        <w:t xml:space="preserve">have highlighted that any </w:t>
+      </w:r>
+      <w:r>
+        <w:rPr>
+          <w:lang w:val="en-GB"/>
+        </w:rPr>
+        <w:t xml:space="preserve">difference from the ideal temperature range will likely </w:t>
+      </w:r>
+      <w:r>
+        <w:rPr>
+          <w:lang w:val="en-GB"/>
+        </w:rPr>
+        <w:t>quickly cause fatal harm</w:t>
+      </w:r>
+      <w:r>
+        <w:rPr>
+          <w:lang w:val="en-GB"/>
+        </w:rPr>
+        <w:t xml:space="preserve">. </w:t>
+      </w:r>
+    </w:p>
+    <w:p>
+      <w:pPr>
+        <w:spacing w:line="360" w:lineRule="auto"/>
+        <w:rPr>
+          <w:lang w:val="en-GB"/>
+        </w:rPr>
+      </w:pPr>
+      <w:r>
+        <w:rPr>
+          <w:lang w:val="en-GB"/>
+        </w:rPr>
+        <w:t xml:space="preserve">While a </w:t>
+      </w:r>
+      <w:r>
+        <w:rPr>
+          <w:lang w:val="en-GB"/>
+        </w:rPr>
+        <w:t xml:space="preserve">slight </w:t>
+      </w:r>
+      <w:r>
+        <w:rPr>
+          <w:lang w:val="en-GB"/>
+        </w:rPr>
+        <w:t>temperature</w:t>
+      </w:r>
+      <w:r>
+        <w:rPr>
+          <w:lang w:val="en-GB"/>
+        </w:rPr>
+        <w:t xml:space="preserve"> </w:t>
+      </w:r>
+      <w:r>
+        <w:rPr>
+          <w:lang w:val="en-GB"/>
+        </w:rPr>
+        <w:t>drop</w:t>
+      </w:r>
+      <w:r>
+        <w:rPr>
+          <w:lang w:val="en-GB"/>
+        </w:rPr>
+        <w:t xml:space="preserve"> </w:t>
+      </w:r>
+      <w:r>
+        <w:rPr>
+          <w:lang w:val="en-GB"/>
+        </w:rPr>
+        <w:t xml:space="preserve">just </w:t>
+      </w:r>
+      <w:r>
+        <w:rPr>
+          <w:lang w:val="en-GB"/>
+        </w:rPr>
+        <w:t>after birth</w:t>
+      </w:r>
+      <w:r>
+        <w:rPr>
+          <w:lang w:val="en-GB"/>
+        </w:rPr>
+        <w:t xml:space="preserve"> seems to </w:t>
+      </w:r>
+      <w:r>
+        <w:rPr>
+          <w:lang w:val="en-GB"/>
+        </w:rPr>
+        <w:t xml:space="preserve">protect </w:t>
+      </w:r>
+      <w:r>
+        <w:rPr>
+          <w:lang w:val="en-GB"/>
+        </w:rPr>
+        <w:t>against</w:t>
+      </w:r>
+      <w:r>
+        <w:rPr>
+          <w:lang w:val="en-GB"/>
+        </w:rPr>
+        <w:t xml:space="preserve"> </w:t>
+      </w:r>
+      <w:r>
+        <w:rPr>
+          <w:lang w:val="en-GB"/>
+        </w:rPr>
+        <w:t>hypoxia (</w:t>
+      </w:r>
+      <w:r>
+        <w:rPr>
+          <w:lang w:val="en-GB"/>
+        </w:rPr>
+        <w:t>deficiency of</w:t>
+      </w:r>
+      <w:r>
+        <w:rPr>
+          <w:lang w:val="en-GB"/>
+        </w:rPr>
+        <w:t xml:space="preserve"> oxygen</w:t>
+      </w:r>
+      <w:r>
+        <w:rPr>
+          <w:lang w:val="en-GB"/>
+        </w:rPr>
+        <w:t xml:space="preserve"> in the blood</w:t>
+      </w:r>
+      <w:r>
+        <w:rPr>
+          <w:lang w:val="en-GB"/>
+        </w:rPr>
+        <w:t>)</w:t>
+      </w:r>
+      <w:r>
+        <w:rPr>
+          <w:lang w:val="en-GB"/>
+        </w:rPr>
+        <w:t xml:space="preserve"> and </w:t>
+      </w:r>
+      <w:r>
+        <w:rPr>
+          <w:lang w:val="en-GB"/>
+        </w:rPr>
+        <w:t>acidosis (</w:t>
+      </w:r>
+      <w:r>
+        <w:rPr>
+          <w:lang w:val="en-GB"/>
+        </w:rPr>
+        <w:t>too much acid in the body)</w:t>
+      </w:r>
+      <w:r>
+        <w:rPr>
+          <w:lang w:val="en-GB"/>
+        </w:rPr>
+        <w:t xml:space="preserve"> </w:t>
+      </w:r>
+      <w:r>
+        <w:rPr>
+          <w:lang w:val="en-GB"/>
+        </w:rPr>
+        <w:t>if the drop i</w:t>
+      </w:r>
+      <w:r>
+        <w:rPr>
+          <w:lang w:val="en-GB"/>
+        </w:rPr>
+        <w:t>s big of sometime after birth</w:t>
+      </w:r>
+      <w:r>
+        <w:rPr>
+          <w:lang w:val="en-GB"/>
+        </w:rPr>
+        <w:t xml:space="preserve"> it could lead to hypothermia</w:t>
+      </w:r>
+      <w:r>
+        <w:rPr>
+          <w:lang w:val="en-GB"/>
+        </w:rPr>
+        <w:t xml:space="preserve"> </w:t>
+      </w:r>
+      <w:sdt>
+        <w:sdtPr>
+          <w:rPr>
+            <w:lang w:val="en-GB"/>
+          </w:rPr>
+          <w:id w:val="-416784494"/>
+          <w:citation/>
+        </w:sdtPr>
+        <w:sdtContent>
+          <w:r>
+            <w:rPr>
+              <w:lang w:val="en-GB"/>
+            </w:rPr>
+            <w:fldChar w:fldCharType="begin"/>
+          </w:r>
+          <w:r>
+            <w:instrText xml:space="preserve">CITATION ReaserchGate \l 6153 </w:instrText>
+          </w:r>
+          <w:r>
+            <w:rPr>
+              <w:lang w:val="en-GB"/>
+            </w:rPr>
+            <w:fldChar w:fldCharType="separate"/>
+          </w:r>
+          <w:r>
+            <w:rPr>
+              <w:noProof/>
+            </w:rPr>
+            <w:t>(Reyes-Sotelo, et al., 2021)</w:t>
+          </w:r>
+          <w:r>
+            <w:rPr>
+              <w:lang w:val="en-GB"/>
+            </w:rPr>
+            <w:fldChar w:fldCharType="end"/>
+          </w:r>
+        </w:sdtContent>
+      </w:sdt>
+      <w:r>
+        <w:rPr>
+          <w:lang w:val="en-GB"/>
+        </w:rPr>
+        <w:t xml:space="preserve">. </w:t>
+      </w:r>
+      <w:r>
+        <w:rPr>
+          <w:lang w:val="en-GB"/>
+        </w:rPr>
+        <w:t xml:space="preserve"> </w:t>
+      </w:r>
+      <w:r>
+        <w:rPr>
+          <w:lang w:val="en-GB"/>
+        </w:rPr>
+        <w:t>If the animals core temperature falls below 35</w:t>
+      </w:r>
+      <w:r>
+        <w:rPr>
+          <w:lang w:val="en-GB"/>
+        </w:rPr>
+        <w:t>°C</w:t>
+      </w:r>
+      <w:r>
+        <w:rPr>
+          <w:lang w:val="en-GB"/>
+        </w:rPr>
+        <w:t xml:space="preserve"> </w:t>
+      </w:r>
+      <w:r>
+        <w:rPr>
+          <w:lang w:val="en-GB"/>
+        </w:rPr>
+        <w:t xml:space="preserve">it can lead to </w:t>
+      </w:r>
+      <w:r>
+        <w:rPr>
+          <w:lang w:val="en-GB"/>
+        </w:rPr>
+        <w:t>bradycardia</w:t>
+      </w:r>
+      <w:r>
+        <w:rPr>
+          <w:lang w:val="en-GB"/>
+        </w:rPr>
+        <w:t xml:space="preserve"> (</w:t>
+      </w:r>
+      <w:r>
+        <w:rPr>
+          <w:lang w:val="en-GB"/>
+        </w:rPr>
+        <w:t>a slower heart rate</w:t>
+      </w:r>
+      <w:r>
+        <w:rPr>
+          <w:lang w:val="en-GB"/>
+        </w:rPr>
+        <w:t>)</w:t>
+      </w:r>
+      <w:r>
+        <w:rPr>
+          <w:lang w:val="en-GB"/>
+        </w:rPr>
+        <w:t xml:space="preserve">, </w:t>
+      </w:r>
+      <w:r>
+        <w:rPr>
+          <w:lang w:val="en-GB"/>
+        </w:rPr>
+        <w:t>dyspnoea</w:t>
+      </w:r>
+      <w:r>
+        <w:rPr>
+          <w:lang w:val="en-GB"/>
+        </w:rPr>
+        <w:t xml:space="preserve"> (</w:t>
+      </w:r>
+      <w:r>
+        <w:rPr>
+          <w:lang w:val="en-GB"/>
+        </w:rPr>
+        <w:t>laboured breathing</w:t>
+      </w:r>
+      <w:r>
+        <w:rPr>
+          <w:lang w:val="en-GB"/>
+        </w:rPr>
+        <w:t>)</w:t>
+      </w:r>
+      <w:r>
+        <w:rPr>
+          <w:lang w:val="en-GB"/>
+        </w:rPr>
+        <w:t xml:space="preserve">, </w:t>
+      </w:r>
+      <w:r>
+        <w:rPr>
+          <w:lang w:val="en-GB"/>
+        </w:rPr>
+        <w:t xml:space="preserve">hypoglycaemia, gastrointestinal </w:t>
+      </w:r>
+      <w:r>
+        <w:rPr>
+          <w:lang w:val="en-GB"/>
+        </w:rPr>
+        <w:t>ileus (</w:t>
+      </w:r>
+      <w:r>
+        <w:rPr>
+          <w:lang w:val="en-GB"/>
+        </w:rPr>
+        <w:t>where intestinal movement stops</w:t>
+      </w:r>
+      <w:r>
+        <w:rPr>
+          <w:lang w:val="en-GB"/>
+        </w:rPr>
+        <w:t>)</w:t>
+      </w:r>
+      <w:r>
+        <w:rPr>
+          <w:lang w:val="en-GB"/>
+        </w:rPr>
+        <w:t>,</w:t>
+      </w:r>
+      <w:r>
+        <w:rPr>
+          <w:lang w:val="en-GB"/>
+        </w:rPr>
+        <w:t xml:space="preserve"> </w:t>
+      </w:r>
+      <w:r>
+        <w:rPr>
+          <w:lang w:val="en-GB"/>
+        </w:rPr>
+        <w:t>diminishes suck</w:t>
+      </w:r>
+      <w:r>
+        <w:rPr>
+          <w:lang w:val="en-GB"/>
+        </w:rPr>
+        <w:t>le reflex</w:t>
+      </w:r>
+      <w:r>
+        <w:rPr>
+          <w:lang w:val="en-GB"/>
+        </w:rPr>
+        <w:t xml:space="preserve"> and multiple organ </w:t>
+      </w:r>
+      <w:r>
+        <w:rPr>
+          <w:lang w:val="en-GB"/>
+        </w:rPr>
+        <w:t>failure.</w:t>
+      </w:r>
+      <w:r>
+        <w:rPr>
+          <w:lang w:val="en-GB"/>
+        </w:rPr>
+        <w:t xml:space="preserve"> </w:t>
+      </w:r>
+      <w:r>
+        <w:rPr>
+          <w:lang w:val="en-GB"/>
+        </w:rPr>
+        <w:t>H</w:t>
+      </w:r>
+      <w:r>
+        <w:rPr>
+          <w:lang w:val="en-GB"/>
+        </w:rPr>
+        <w:t>owever,</w:t>
+      </w:r>
+      <w:r>
+        <w:rPr>
+          <w:lang w:val="en-GB"/>
+        </w:rPr>
+        <w:t xml:space="preserve"> </w:t>
+      </w:r>
+      <w:r>
+        <w:rPr>
+          <w:lang w:val="en-GB"/>
+        </w:rPr>
+        <w:t>temperature</w:t>
+      </w:r>
+      <w:r>
+        <w:rPr>
+          <w:lang w:val="en-GB"/>
+        </w:rPr>
+        <w:t xml:space="preserve"> concerns</w:t>
+      </w:r>
+      <w:r>
+        <w:rPr>
+          <w:lang w:val="en-GB"/>
+        </w:rPr>
+        <w:t xml:space="preserve"> </w:t>
+      </w:r>
+      <w:r>
+        <w:rPr>
+          <w:lang w:val="en-GB"/>
+        </w:rPr>
+        <w:t>are</w:t>
+      </w:r>
+      <w:r>
+        <w:rPr>
+          <w:lang w:val="en-GB"/>
+        </w:rPr>
+        <w:t xml:space="preserve"> </w:t>
+      </w:r>
+      <w:r>
+        <w:rPr>
+          <w:lang w:val="en-GB"/>
+        </w:rPr>
+        <w:t>about</w:t>
+      </w:r>
+      <w:r>
+        <w:rPr>
+          <w:lang w:val="en-GB"/>
+        </w:rPr>
+        <w:t xml:space="preserve"> being too low</w:t>
+      </w:r>
+      <w:r>
+        <w:rPr>
+          <w:lang w:val="en-GB"/>
+        </w:rPr>
+        <w:t>.</w:t>
+      </w:r>
+      <w:r>
+        <w:rPr>
+          <w:lang w:val="en-GB"/>
+        </w:rPr>
+        <w:t xml:space="preserve"> </w:t>
+      </w:r>
+      <w:r>
+        <w:rPr>
+          <w:lang w:val="en-GB"/>
+        </w:rPr>
+        <w:t>I</w:t>
+      </w:r>
+      <w:r>
+        <w:rPr>
+          <w:lang w:val="en-GB"/>
+        </w:rPr>
+        <w:t xml:space="preserve">f </w:t>
+      </w:r>
+      <w:r>
+        <w:rPr>
+          <w:lang w:val="en-GB"/>
+        </w:rPr>
+        <w:t xml:space="preserve">the core </w:t>
+      </w:r>
+      <w:r>
+        <w:rPr>
+          <w:lang w:val="en-GB"/>
+        </w:rPr>
+        <w:t xml:space="preserve">temperature </w:t>
+      </w:r>
+      <w:r>
+        <w:rPr>
+          <w:lang w:val="en-GB"/>
+        </w:rPr>
+        <w:t xml:space="preserve">is </w:t>
+      </w:r>
+      <w:r>
+        <w:rPr>
+          <w:lang w:val="en-GB"/>
+        </w:rPr>
+        <w:t xml:space="preserve">above </w:t>
+      </w:r>
+      <w:r>
+        <w:rPr>
+          <w:lang w:val="en-GB"/>
+        </w:rPr>
+        <w:t>41.1</w:t>
+      </w:r>
+      <w:r>
+        <w:rPr>
+          <w:lang w:val="en-GB"/>
+        </w:rPr>
+        <w:t>°C</w:t>
+      </w:r>
+      <w:r>
+        <w:rPr>
+          <w:lang w:val="en-GB"/>
+        </w:rPr>
+        <w:t xml:space="preserve"> </w:t>
+      </w:r>
+      <w:r>
+        <w:rPr>
+          <w:lang w:val="en-GB"/>
+        </w:rPr>
+        <w:t>it can</w:t>
+      </w:r>
+      <w:r>
+        <w:rPr>
+          <w:lang w:val="en-GB"/>
+        </w:rPr>
+        <w:t xml:space="preserve"> also</w:t>
+      </w:r>
+      <w:r>
+        <w:rPr>
+          <w:lang w:val="en-GB"/>
+        </w:rPr>
+        <w:t xml:space="preserve"> lead</w:t>
+      </w:r>
+      <w:r>
+        <w:rPr>
+          <w:lang w:val="en-GB"/>
+        </w:rPr>
+        <w:t xml:space="preserve"> </w:t>
+      </w:r>
+      <w:r>
+        <w:rPr>
+          <w:lang w:val="en-GB"/>
+        </w:rPr>
+        <w:t xml:space="preserve">to </w:t>
+      </w:r>
+      <w:r>
+        <w:rPr>
+          <w:lang w:val="en-GB"/>
+        </w:rPr>
+        <w:t>pulmon</w:t>
+      </w:r>
+      <w:r>
+        <w:rPr>
+          <w:lang w:val="en-GB"/>
+        </w:rPr>
+        <w:t xml:space="preserve">ary edema (fluid builds up in the </w:t>
+      </w:r>
+      <w:r>
+        <w:rPr>
+          <w:lang w:val="en-GB"/>
+        </w:rPr>
+        <w:t>lungs) petechial</w:t>
+      </w:r>
+      <w:r>
+        <w:rPr>
+          <w:lang w:val="en-GB"/>
+        </w:rPr>
+        <w:t xml:space="preserve"> </w:t>
+      </w:r>
+      <w:r>
+        <w:rPr>
+          <w:lang w:val="en-GB"/>
+        </w:rPr>
+        <w:t>hemorrhage</w:t>
+      </w:r>
+      <w:r>
+        <w:rPr>
+          <w:lang w:val="en-GB"/>
+        </w:rPr>
+        <w:t xml:space="preserve">, </w:t>
+      </w:r>
+      <w:r>
+        <w:rPr>
+          <w:lang w:val="en-GB"/>
+        </w:rPr>
+        <w:t>ecchymotic hemorrhage</w:t>
+      </w:r>
+      <w:r>
+        <w:rPr>
+          <w:lang w:val="en-GB"/>
+        </w:rPr>
+        <w:t xml:space="preserve"> and death</w:t>
+      </w:r>
+      <w:sdt>
+        <w:sdtPr>
+          <w:rPr>
+            <w:lang w:val="en-GB"/>
+          </w:rPr>
+          <w:id w:val="-528569565"/>
+          <w:citation/>
+        </w:sdtPr>
+        <w:sdtContent>
+          <w:r>
+            <w:rPr>
+              <w:lang w:val="en-GB"/>
+            </w:rPr>
+            <w:fldChar w:fldCharType="begin"/>
+          </w:r>
+          <w:r>
+            <w:instrText xml:space="preserve">CITATION avma \l 6153 </w:instrText>
+          </w:r>
+          <w:r>
+            <w:rPr>
+              <w:lang w:val="en-GB"/>
+            </w:rPr>
+            <w:fldChar w:fldCharType="separate"/>
+          </w:r>
+          <w:r>
+            <w:rPr>
+              <w:noProof/>
+            </w:rPr>
+            <w:t xml:space="preserve"> </w:t>
+          </w:r>
+          <w:r>
+            <w:rPr>
+              <w:noProof/>
+            </w:rPr>
+            <w:t>(Christensen &amp; Erb, 2024)</w:t>
+          </w:r>
+          <w:r>
+            <w:rPr>
+              <w:lang w:val="en-GB"/>
+            </w:rPr>
+            <w:fldChar w:fldCharType="end"/>
+          </w:r>
+        </w:sdtContent>
+      </w:sdt>
+      <w:r>
+        <w:rPr>
+          <w:lang w:val="en-GB"/>
+        </w:rPr>
+        <w:t>.</w:t>
+      </w:r>
+    </w:p>
+    <w:p>
+      <w:pPr>
+        <w:spacing w:line="360" w:lineRule="auto"/>
+        <w:rPr>
+          <w:lang w:val="en-GB"/>
+        </w:rPr>
+      </w:pPr>
+      <w:r>
+        <w:rPr>
+          <w:lang w:val="en-GB"/>
+        </w:rPr>
+        <w:t>Thi</w:t>
+      </w:r>
+      <w:r>
+        <w:rPr>
+          <w:lang w:val="en-GB"/>
+        </w:rPr>
+        <w:t>s</w:t>
+      </w:r>
+      <w:r>
+        <w:rPr>
+          <w:lang w:val="en-GB"/>
+        </w:rPr>
+        <w:t xml:space="preserve"> inability to thermoregulate leaves then </w:t>
+      </w:r>
+      <w:r>
+        <w:rPr>
+          <w:lang w:val="en-GB"/>
+        </w:rPr>
+        <w:t>susceptible</w:t>
+      </w:r>
+      <w:r>
+        <w:rPr>
+          <w:lang w:val="en-GB"/>
+        </w:rPr>
+        <w:t xml:space="preserve"> </w:t>
+      </w:r>
+      <w:r>
+        <w:rPr>
+          <w:lang w:val="en-GB"/>
+        </w:rPr>
+        <w:t>to hypothermia which is a major factor in</w:t>
+      </w:r>
+      <w:r>
+        <w:rPr>
+          <w:lang w:val="en-GB"/>
+        </w:rPr>
+        <w:t xml:space="preserve"> </w:t>
+      </w:r>
+      <w:r>
+        <w:rPr>
+          <w:lang w:val="en-GB"/>
+        </w:rPr>
+        <w:t xml:space="preserve">fading puppy syndrome </w:t>
+      </w:r>
+      <w:r>
+        <w:rPr>
+          <w:lang w:val="en-GB"/>
+        </w:rPr>
+        <w:t>/</w:t>
+      </w:r>
+      <w:r>
+        <w:rPr>
+          <w:lang w:val="en-GB"/>
+        </w:rPr>
+        <w:t xml:space="preserve"> fading kitten syndrome</w:t>
+      </w:r>
+      <w:r>
+        <w:rPr>
+          <w:lang w:val="en-GB"/>
+        </w:rPr>
+        <w:t>,</w:t>
+      </w:r>
+      <w:r>
+        <w:rPr>
+          <w:lang w:val="en-GB"/>
+        </w:rPr>
+        <w:t xml:space="preserve"> a term used to describe a seemingly healthy newborns that failed to thrive leading to a rapid decline and </w:t>
+      </w:r>
+      <w:r>
+        <w:rPr>
+          <w:lang w:val="en-GB"/>
+        </w:rPr>
+        <w:t xml:space="preserve">possibly </w:t>
+      </w:r>
+      <w:r>
+        <w:rPr>
+          <w:lang w:val="en-GB"/>
+        </w:rPr>
+        <w:t>death</w:t>
+      </w:r>
+      <w:sdt>
+        <w:sdtPr>
+          <w:rPr>
+            <w:lang w:val="en-GB"/>
+          </w:rPr>
+          <w:id w:val="-31193200"/>
+          <w:citation/>
+        </w:sdtPr>
+        <w:sdtContent>
+          <w:r>
+            <w:rPr>
+              <w:lang w:val="en-GB"/>
+            </w:rPr>
+            <w:fldChar w:fldCharType="begin"/>
+          </w:r>
+          <w:r>
+            <w:instrText xml:space="preserve">CITATION sage \l 6153 </w:instrText>
+          </w:r>
+          <w:r>
+            <w:rPr>
+              <w:lang w:val="en-GB"/>
+            </w:rPr>
+            <w:fldChar w:fldCharType="separate"/>
+          </w:r>
+          <w:r>
+            <w:rPr>
+              <w:noProof/>
+            </w:rPr>
+            <w:t xml:space="preserve"> </w:t>
+          </w:r>
+          <w:r>
+            <w:rPr>
+              <w:noProof/>
+            </w:rPr>
+            <w:t>(Munnich, 2022)</w:t>
+          </w:r>
+          <w:r>
+            <w:rPr>
+              <w:lang w:val="en-GB"/>
+            </w:rPr>
+            <w:fldChar w:fldCharType="end"/>
+          </w:r>
+        </w:sdtContent>
+      </w:sdt>
+      <w:r>
+        <w:rPr>
+          <w:lang w:val="en-GB"/>
+        </w:rPr>
+        <w:t>.</w:t>
+      </w:r>
+      <w:r>
+        <w:rPr>
+          <w:lang w:val="en-GB"/>
+        </w:rPr>
+        <w:t xml:space="preserve"> Fading puppy syndrome </w:t>
+      </w:r>
+      <w:r>
+        <w:rPr>
+          <w:lang w:val="en-GB"/>
+        </w:rPr>
+        <w:t>accounts for</w:t>
+      </w:r>
+      <w:r>
+        <w:rPr>
+          <w:lang w:val="en-GB"/>
+        </w:rPr>
+        <w:t xml:space="preserve"> </w:t>
+      </w:r>
+      <w:r>
+        <w:rPr>
+          <w:lang w:val="en-GB"/>
+        </w:rPr>
+        <w:t xml:space="preserve">a significant </w:t>
+      </w:r>
+      <w:r>
+        <w:rPr>
+          <w:lang w:val="en-GB"/>
+        </w:rPr>
+        <w:t xml:space="preserve">amount </w:t>
+      </w:r>
+      <w:r>
+        <w:rPr>
+          <w:lang w:val="en-GB"/>
+        </w:rPr>
+        <w:t>up</w:t>
+      </w:r>
+      <w:r>
+        <w:rPr>
+          <w:lang w:val="en-GB"/>
+        </w:rPr>
+        <w:t xml:space="preserve"> to</w:t>
+      </w:r>
+      <w:r>
+        <w:rPr>
+          <w:lang w:val="en-GB"/>
+        </w:rPr>
+        <w:t xml:space="preserve"> about 50% of newborn </w:t>
+      </w:r>
+      <w:r>
+        <w:rPr>
+          <w:lang w:val="en-GB"/>
+        </w:rPr>
+        <w:t>puppy’s</w:t>
+      </w:r>
+      <w:r>
+        <w:rPr>
+          <w:lang w:val="en-GB"/>
+        </w:rPr>
+        <w:t xml:space="preserve"> </w:t>
+      </w:r>
+      <w:r>
+        <w:rPr>
+          <w:lang w:val="en-GB"/>
+        </w:rPr>
+        <w:t>deaths</w:t>
+      </w:r>
+      <w:sdt>
+        <w:sdtPr>
+          <w:rPr>
+            <w:lang w:val="en-GB"/>
+          </w:rPr>
+          <w:id w:val="-1973433250"/>
+          <w:citation/>
+        </w:sdtPr>
+        <w:sdtContent>
+          <w:r>
+            <w:rPr>
+              <w:lang w:val="en-GB"/>
+            </w:rPr>
+            <w:fldChar w:fldCharType="begin"/>
+          </w:r>
+          <w:r>
+            <w:instrText xml:space="preserve">CITATION wikipedia \l 6153 </w:instrText>
+          </w:r>
+          <w:r>
+            <w:rPr>
+              <w:lang w:val="en-GB"/>
+            </w:rPr>
+            <w:fldChar w:fldCharType="separate"/>
+          </w:r>
+          <w:r>
+            <w:rPr>
+              <w:noProof/>
+            </w:rPr>
+            <w:t xml:space="preserve"> </w:t>
+          </w:r>
+          <w:r>
+            <w:rPr>
+              <w:noProof/>
+            </w:rPr>
+            <w:t>(Wikipedia, 2019)</w:t>
+          </w:r>
+          <w:r>
+            <w:rPr>
+              <w:lang w:val="en-GB"/>
+            </w:rPr>
+            <w:fldChar w:fldCharType="end"/>
+          </w:r>
+        </w:sdtContent>
+      </w:sdt>
+      <w:r>
+        <w:rPr>
+          <w:lang w:val="en-GB"/>
+        </w:rPr>
+        <w:t xml:space="preserve"> and </w:t>
+      </w:r>
+      <w:r>
+        <w:rPr>
+          <w:lang w:val="en-GB"/>
+        </w:rPr>
+        <w:t xml:space="preserve">fading kitten syndrome accounts for </w:t>
+      </w:r>
+      <w:r>
+        <w:rPr>
+          <w:lang w:val="en-GB"/>
+        </w:rPr>
+        <w:t xml:space="preserve">over a half </w:t>
+      </w:r>
+      <w:r>
+        <w:rPr>
+          <w:lang w:val="en-GB"/>
+        </w:rPr>
+        <w:t xml:space="preserve">up to 90% </w:t>
+      </w:r>
+      <w:sdt>
+        <w:sdtPr>
+          <w:rPr>
+            <w:lang w:val="en-GB"/>
+          </w:rPr>
+          <w:id w:val="1465620778"/>
+          <w:citation/>
+        </w:sdtPr>
+        <w:sdtContent>
+          <w:r>
+            <w:rPr>
+              <w:lang w:val="en-GB"/>
+            </w:rPr>
+            <w:fldChar w:fldCharType="begin"/>
+          </w:r>
+          <w:r>
+            <w:instrText xml:space="preserve">CITATION thesprucepets \l 6153 </w:instrText>
+          </w:r>
+          <w:r>
+            <w:rPr>
+              <w:lang w:val="en-GB"/>
+            </w:rPr>
+            <w:fldChar w:fldCharType="separate"/>
+          </w:r>
+          <w:r>
+            <w:rPr>
+              <w:noProof/>
+            </w:rPr>
+            <w:t>(The Spruce Pets, 2025)</w:t>
+          </w:r>
+          <w:r>
+            <w:rPr>
+              <w:lang w:val="en-GB"/>
+            </w:rPr>
+            <w:fldChar w:fldCharType="end"/>
+          </w:r>
+        </w:sdtContent>
+      </w:sdt>
+      <w:r>
+        <w:rPr>
+          <w:lang w:val="en-GB"/>
+        </w:rPr>
+        <w:t xml:space="preserve"> </w:t>
+      </w:r>
+      <w:r>
+        <w:rPr>
+          <w:lang w:val="en-GB"/>
+        </w:rPr>
+        <w:t xml:space="preserve">of </w:t>
+      </w:r>
+      <w:r>
+        <w:rPr>
+          <w:lang w:val="en-GB"/>
+        </w:rPr>
+        <w:t>kitten deaths</w:t>
+      </w:r>
+      <w:r>
+        <w:rPr>
+          <w:lang w:val="en-GB"/>
+        </w:rPr>
+        <w:t xml:space="preserve">, with </w:t>
+      </w:r>
+      <w:r>
+        <w:rPr>
+          <w:lang w:val="en-GB"/>
+        </w:rPr>
+        <w:t xml:space="preserve">the highest risk within the first </w:t>
+      </w:r>
+      <w:r>
+        <w:rPr>
+          <w:lang w:val="en-GB"/>
+        </w:rPr>
+        <w:t>two weeks</w:t>
+      </w:r>
+      <w:r>
+        <w:rPr>
+          <w:lang w:val="en-GB"/>
+        </w:rPr>
+        <w:t xml:space="preserve"> </w:t>
+      </w:r>
+      <w:sdt>
+        <w:sdtPr>
+          <w:rPr>
+            <w:lang w:val="en-GB"/>
+          </w:rPr>
+          <w:id w:val="947276280"/>
+          <w:citation/>
+        </w:sdtPr>
+        <w:sdtContent>
+          <w:r>
+            <w:rPr>
+              <w:lang w:val="en-GB"/>
+            </w:rPr>
+            <w:fldChar w:fldCharType="begin"/>
+          </w:r>
+          <w:r>
+            <w:instrText xml:space="preserve">CITATION sage \l 6153 </w:instrText>
+          </w:r>
+          <w:r>
+            <w:rPr>
+              <w:lang w:val="en-GB"/>
+            </w:rPr>
+            <w:fldChar w:fldCharType="separate"/>
+          </w:r>
+          <w:r>
+            <w:rPr>
+              <w:noProof/>
+            </w:rPr>
+            <w:t>(Munnich, 2022)</w:t>
+          </w:r>
+          <w:r>
+            <w:rPr>
+              <w:lang w:val="en-GB"/>
+            </w:rPr>
+            <w:fldChar w:fldCharType="end"/>
+          </w:r>
+        </w:sdtContent>
+      </w:sdt>
+    </w:p>
+    <w:p>
+      <w:pPr>
+        <w:rPr>
+          <w:lang w:val="en-GB"/>
+        </w:rPr>
+      </w:pPr>
+      <w:r>
+        <w:rPr>
+          <w:lang w:val="en-GB"/>
+        </w:rPr>
+        <w:t>By examining issues like fading puppy syndrome and fading kitten syndrome</w:t>
+      </w:r>
+      <w:r>
+        <w:rPr>
+          <w:lang w:val="en-GB"/>
+        </w:rPr>
+        <w:t xml:space="preserve">, we can implement specific features to </w:t>
+      </w:r>
+      <w:r>
+        <w:rPr>
+          <w:lang w:val="en-GB"/>
+        </w:rPr>
+        <w:t xml:space="preserve">counter these </w:t>
+      </w:r>
+      <w:r>
+        <w:rPr>
+          <w:lang w:val="en-GB"/>
+        </w:rPr>
+        <w:t>challenges</w:t>
+      </w:r>
+      <w:r>
+        <w:rPr>
+          <w:lang w:val="en-GB"/>
+        </w:rPr>
+        <w:t xml:space="preserve">. </w:t>
+      </w:r>
+      <w:r>
+        <w:rPr>
+          <w:lang w:val="en-GB"/>
+        </w:rPr>
+        <w:t xml:space="preserve">Increasing these </w:t>
+      </w:r>
+      <w:r>
+        <w:rPr>
+          <w:lang w:val="en-GB"/>
+        </w:rPr>
+        <w:t>animals’</w:t>
+      </w:r>
+      <w:r>
+        <w:rPr>
+          <w:lang w:val="en-GB"/>
+        </w:rPr>
+        <w:t xml:space="preserve"> chances of survival. </w:t>
+      </w:r>
+    </w:p>
+    <w:bookmarkStart w:id="3" w:name="_Toc223721872" w:displacedByCustomXml="next"/>
+    <w:sdt>
+      <w:sdtPr>
+        <w:rPr>
+          <w:rFonts w:asciiTheme="minorHAnsi" w:eastAsiaTheme="minorHAnsi" w:hAnsiTheme="minorHAnsi" w:cstheme="minorBidi"/>
+          <w:color w:val="auto"/>
+          <w:sz w:val="24"/>
+          <w:szCs w:val="24"/>
+        </w:rPr>
+        <w:id w:val="135154376"/>
+        <w:docPartObj>
+          <w:docPartGallery w:val="Bibliographies"/>
+          <w:docPartUnique/>
+        </w:docPartObj>
+      </w:sdtPr>
+      <w:sdtContent>
+        <w:p>
+          <w:pPr>
+            <w:pStyle w:val="Heading1"/>
+          </w:pPr>
+          <w:r>
+            <w:t>References</w:t>
+          </w:r>
+          <w:bookmarkEnd w:id="3"/>
+        </w:p>
+        <w:sdt>
+          <w:sdtPr>
+            <w:id w:val="-573587230"/>
+            <w:bibliography/>
+          </w:sdtPr>
+          <w:sdtContent>
+            <w:p>
+              <w:pPr>
+                <w:pStyle w:val="Bibliography"/>
+                <w:rPr>
+                  <w:noProof/>
+                  <w:kern w:val="0"/>
+                  <w14:ligatures w14:val="none"/>
+                </w:rPr>
+              </w:pPr>
+              <w:r>
+                <w:fldChar w:fldCharType="begin"/>
+              </w:r>
+              <w:r>
+                <w:instrText xml:space="preserve"> BIBLIOGRAPHY </w:instrText>
+              </w:r>
+              <w:r>
+                <w:fldChar w:fldCharType="separate"/>
+              </w:r>
+              <w:r>
+                <w:rPr>
+                  <w:noProof/>
+                </w:rPr>
+                <w:t xml:space="preserve">Christensen, B. W. &amp; Erb, H. N., 2024. An investigation of the discrepancy between set and actual temperature of neonatal incubators: concern for hypothermia and hyperthermia. </w:t>
+              </w:r>
+              <w:r>
+                <w:rPr>
+                  <w:i/>
+                  <w:iCs/>
+                  <w:noProof/>
+                </w:rPr>
+                <w:t xml:space="preserve">AVAM Publications, </w:t>
+              </w:r>
+              <w:r>
+                <w:rPr>
+                  <w:noProof/>
+                </w:rPr>
+                <w:t>pp. 1-4.</w:t>
+              </w:r>
+            </w:p>
+            <w:p>
+              <w:pPr>
+                <w:pStyle w:val="Bibliography"/>
+                <w:rPr>
+                  <w:noProof/>
+                </w:rPr>
+              </w:pPr>
+              <w:r>
+                <w:rPr>
+                  <w:noProof/>
+                </w:rPr>
+                <w:t xml:space="preserve">Hartz, 2023. </w:t>
+              </w:r>
+              <w:r>
+                <w:rPr>
+                  <w:i/>
+                  <w:iCs/>
+                  <w:noProof/>
+                </w:rPr>
+                <w:t xml:space="preserve">Immediate Warmth will be your First Order of Business. </w:t>
+              </w:r>
+              <w:r>
+                <w:rPr>
+                  <w:noProof/>
+                </w:rPr>
+                <w:t xml:space="preserve">[Online] </w:t>
+              </w:r>
+              <w:r>
+                <w:rPr>
+                  <w:noProof/>
+                </w:rPr>
+                <w:br/>
+                <w:t xml:space="preserve">Available at: </w:t>
+              </w:r>
+              <w:r>
+                <w:rPr>
+                  <w:noProof/>
+                  <w:u w:val="single"/>
+                </w:rPr>
+                <w:t>https://www.hartz.com/immediate-warmth-will-be-your-first-order-of-business/#:~:text=The%20younger%20the%20kitten%2C%20the,the%20cold%20will%20kill%20him</w:t>
+              </w:r>
+              <w:r>
+                <w:rPr>
+                  <w:noProof/>
+                </w:rPr>
+                <w:br/>
+                <w:t>[Accessed 4 March 2026].</w:t>
+              </w:r>
+            </w:p>
+            <w:p>
+              <w:pPr>
+                <w:pStyle w:val="Bibliography"/>
+                <w:rPr>
+                  <w:noProof/>
+                </w:rPr>
+              </w:pPr>
+              <w:r>
+                <w:rPr>
+                  <w:noProof/>
+                </w:rPr>
+                <w:t xml:space="preserve">Munnich, A., 2022. Fading kitten syndrome: Factors predisposing to ‘faders’ and treatment options. </w:t>
+              </w:r>
+              <w:r>
+                <w:rPr>
+                  <w:i/>
+                  <w:iCs/>
+                  <w:noProof/>
+                </w:rPr>
+                <w:t xml:space="preserve">Sage Journals, </w:t>
+              </w:r>
+              <w:r>
+                <w:rPr>
+                  <w:noProof/>
+                </w:rPr>
+                <w:t>pp. 1-6.</w:t>
+              </w:r>
+            </w:p>
+            <w:p>
+              <w:pPr>
+                <w:pStyle w:val="Bibliography"/>
+                <w:rPr>
+                  <w:noProof/>
+                </w:rPr>
+              </w:pPr>
+              <w:r>
+                <w:rPr>
+                  <w:noProof/>
+                </w:rPr>
+                <w:t xml:space="preserve">Reyes-Sotelo, B. et al., 2021. Thermal homeostasis in the newborn puppy: behavioral and physiological responses. </w:t>
+              </w:r>
+              <w:r>
+                <w:rPr>
+                  <w:i/>
+                  <w:iCs/>
+                  <w:noProof/>
+                </w:rPr>
+                <w:t xml:space="preserve">Reaserch Gate, </w:t>
+              </w:r>
+              <w:r>
+                <w:rPr>
+                  <w:noProof/>
+                </w:rPr>
+                <w:t>27 January.pp. 1-5.</w:t>
+              </w:r>
+            </w:p>
+            <w:p>
+              <w:pPr>
+                <w:pStyle w:val="Bibliography"/>
+                <w:rPr>
+                  <w:noProof/>
+                </w:rPr>
+              </w:pPr>
+              <w:r>
+                <w:rPr>
+                  <w:noProof/>
+                </w:rPr>
+                <w:t xml:space="preserve">The Spruce Pets, 2025. </w:t>
+              </w:r>
+              <w:r>
+                <w:rPr>
+                  <w:i/>
+                  <w:iCs/>
+                  <w:noProof/>
+                </w:rPr>
+                <w:t xml:space="preserve">Fading kitten syndrome. </w:t>
+              </w:r>
+              <w:r>
+                <w:rPr>
+                  <w:noProof/>
+                </w:rPr>
+                <w:t xml:space="preserve">[Online] </w:t>
+              </w:r>
+              <w:r>
+                <w:rPr>
+                  <w:noProof/>
+                </w:rPr>
+                <w:br/>
+                <w:t xml:space="preserve">Available at: </w:t>
+              </w:r>
+              <w:r>
+                <w:rPr>
+                  <w:noProof/>
+                  <w:u w:val="single"/>
+                </w:rPr>
+                <w:t>https://www.thesprucepets.com/fading-kitten-syndrome-555165#:~:text=Fading%20kitten%20syndrome%2C%20also%20called,(SIDS)%20in%20human%20babies.</w:t>
+              </w:r>
+              <w:r>
+                <w:rPr>
+                  <w:noProof/>
+                </w:rPr>
+                <w:br/>
+                <w:t>[Accessed 4 March 2026].</w:t>
+              </w:r>
+            </w:p>
+            <w:p>
+              <w:pPr>
+                <w:pStyle w:val="Bibliography"/>
+                <w:rPr>
+                  <w:noProof/>
+                </w:rPr>
+              </w:pPr>
+              <w:r>
+                <w:rPr>
+                  <w:noProof/>
+                </w:rPr>
+                <w:t xml:space="preserve">Wikipedia, 2019. </w:t>
+              </w:r>
+              <w:r>
+                <w:rPr>
+                  <w:i/>
+                  <w:iCs/>
+                  <w:noProof/>
+                </w:rPr>
+                <w:t xml:space="preserve">Fading puppy syndrome. </w:t>
+              </w:r>
+              <w:r>
+                <w:rPr>
+                  <w:noProof/>
+                </w:rPr>
+                <w:t xml:space="preserve">[Online] </w:t>
+              </w:r>
+              <w:r>
+                <w:rPr>
+                  <w:noProof/>
+                </w:rPr>
+                <w:br/>
+                <w:t xml:space="preserve">Available at: </w:t>
+              </w:r>
+              <w:r>
+                <w:rPr>
+                  <w:noProof/>
+                  <w:u w:val="single"/>
+                </w:rPr>
+                <w:t>https://en.wikipedia.org/wiki/Fading_puppy_syndrome#:~:text=Fading%20puppy%20syndrome%20(or%20fading,dying%20due%20to%20identifiable%20causes.</w:t>
+              </w:r>
+              <w:r>
+                <w:rPr>
+                  <w:noProof/>
+                </w:rPr>
+                <w:br/>
+                <w:t>[Accessed 3 March 2026].</w:t>
+              </w:r>
+            </w:p>
+            <w:p>
+              <w:pPr>
+                <w:rPr>
+                  <w:rStyle w:val="Heading2Char"/>
+                  <w:rFonts w:asciiTheme="minorHAnsi" w:eastAsiaTheme="minorHAnsi" w:hAnsiTheme="minorHAnsi" w:cstheme="minorBidi"/>
+                  <w:color w:val="auto"/>
+                  <w:sz w:val="24"/>
+                  <w:szCs w:val="24"/>
+                </w:rPr>
+              </w:pPr>
+              <w:r>
+                <w:rPr>
+                  <w:b/>
+                  <w:bCs/>
+                  <w:noProof/>
+                </w:rPr>
+                <w:fldChar w:fldCharType="end"/>
+              </w:r>
+            </w:p>
+          </w:sdtContent>
+        </w:sdt>
+      </w:sdtContent>
+    </w:sdt>
+    <w:p>
+      <w:pPr>
+        <w:rPr>
+          <w:rStyle w:val="Heading2Char"/>
+          <w:highlight w:val="cyan"/>
+        </w:rPr>
+      </w:pPr>
+      <w:r>
+        <w:rPr>
+          <w:rStyle w:val="Heading2Char"/>
+          <w:highlight w:val="cyan"/>
+        </w:rPr>
+        <w:br w:type="page"/>
+      </w:r>
+    </w:p>
+    <w:p>
+      <w:pPr>
+        <w:pStyle w:val="Heading1"/>
+        <w:rPr>
+          <w:b/>
+          <w:lang w:val="en-GB"/>
+        </w:rPr>
+      </w:pPr>
+      <w:bookmarkStart w:id="4" w:name="_Toc223721873"/>
+      <w:r>
+        <w:rPr>
+          <w:rStyle w:val="Heading2Char"/>
+        </w:rPr>
+        <w:t xml:space="preserve">Summary of the Project </w:t>
+      </w:r>
+      <w:r>
+        <w:rPr>
+          <w:rStyle w:val="Heading2Char"/>
+        </w:rPr>
+        <w:t>solution</w:t>
+      </w:r>
+      <w:bookmarkEnd w:id="4"/>
+      <w:r>
+        <w:rPr>
+          <w:b/>
+          <w:lang w:val="en-GB"/>
+        </w:rPr>
+        <w:t xml:space="preserve"> </w:t>
+      </w:r>
+    </w:p>
+    <w:p>
+      <w:pPr>
+        <w:rPr>
+          <w:b/>
+          <w:lang w:val="en-GB"/>
+        </w:rPr>
+      </w:pPr>
+    </w:p>
+    <w:p>
+      <w:pPr>
+        <w:spacing w:line="360" w:lineRule="auto"/>
+        <w:rPr>
+          <w:bCs/>
+          <w:lang w:val="en-GB"/>
+        </w:rPr>
+      </w:pPr>
+      <w:r>
+        <w:rPr>
+          <w:lang w:val="en-GB"/>
+        </w:rPr>
+        <w:t xml:space="preserve">For our Project’s Solution, we intend to solve various problems such as the issues with puppy and kitten mortality and to aid with the recovery of sick neonatal animals. </w:t>
+      </w:r>
+      <w:r>
+        <w:rPr>
+          <w:lang w:val="en-GB"/>
+        </w:rPr>
+        <w:t>We are solving this by implementing a heating feature using heating pads that line the bottom of the incubator box</w:t>
+      </w:r>
+      <w:r>
+        <w:rPr>
+          <w:lang w:val="en-GB"/>
+        </w:rPr>
+        <w:t>. There will be a protective layer above the heating pads to prevent the pet/s inside from potentially getting burnt or hurt from it.</w:t>
+      </w:r>
+    </w:p>
+    <w:p>
+      <w:pPr>
+        <w:spacing w:line="360" w:lineRule="auto"/>
+        <w:rPr>
+          <w:lang w:val="en-GB"/>
+        </w:rPr>
+      </w:pPr>
+      <w:r>
+        <w:rPr>
+          <w:lang w:val="en-GB"/>
+        </w:rPr>
+        <w:t xml:space="preserve">We intend to </w:t>
+      </w:r>
+      <w:r>
+        <w:rPr>
+          <w:lang w:val="en-GB"/>
+        </w:rPr>
+        <w:t xml:space="preserve">attach a temperature sensor on the inside of the incubator </w:t>
+      </w:r>
+      <w:r>
+        <w:rPr>
+          <w:lang w:val="en-GB"/>
+        </w:rPr>
+        <w:t xml:space="preserve">to detect the temperature and </w:t>
+      </w:r>
+      <w:r>
+        <w:rPr>
+          <w:lang w:val="en-GB"/>
+        </w:rPr>
+        <w:t>relay that information to the Arduino to display the current temperature that the sensor is detecting.</w:t>
+      </w:r>
+      <w:r>
+        <w:rPr>
+          <w:lang w:val="en-GB"/>
+        </w:rPr>
+        <w:t xml:space="preserve"> </w:t>
+      </w:r>
+      <w:r>
+        <w:rPr>
+          <w:lang w:val="en-GB"/>
+        </w:rPr>
+        <w:t xml:space="preserve">We will have the temperature displaying in Celsius </w:t>
+      </w:r>
+      <w:r>
+        <w:rPr>
+          <w:lang w:val="en-GB"/>
+        </w:rPr>
+        <w:t>for convenience</w:t>
+      </w:r>
+      <w:r>
+        <w:rPr>
+          <w:lang w:val="en-GB"/>
+        </w:rPr>
+        <w:t xml:space="preserve"> due to Celsius being the most used Temperature Indicator in Ireland.</w:t>
+      </w:r>
+    </w:p>
+    <w:p>
+      <w:pPr>
+        <w:spacing w:line="360" w:lineRule="auto"/>
+        <w:rPr>
+          <w:lang w:val="en-GB"/>
+        </w:rPr>
+      </w:pPr>
+      <w:r>
+        <w:rPr>
+          <w:lang w:val="en-GB"/>
+        </w:rPr>
+        <w:t>On the Arduino’s LCD screen, the temperature and the time is being displayed on it. It will likely either be on the front or top of the incubator box</w:t>
+      </w:r>
+      <w:r>
+        <w:rPr>
+          <w:lang w:val="en-GB"/>
+        </w:rPr>
+        <w:t>,</w:t>
+      </w:r>
+      <w:r>
+        <w:rPr>
+          <w:lang w:val="en-GB"/>
+        </w:rPr>
+        <w:t xml:space="preserve"> so it is more easily seen</w:t>
+      </w:r>
+      <w:r>
+        <w:rPr>
+          <w:lang w:val="en-GB"/>
+        </w:rPr>
+        <w:t xml:space="preserve"> by whoever is trying to check it. Currently, the LCD screen is displayed in red. However, in the future, we might change this. Once we learn which temperature ranges are </w:t>
+      </w:r>
+      <w:r>
+        <w:rPr>
+          <w:lang w:val="en-GB"/>
+        </w:rPr>
+        <w:t xml:space="preserve">good and bad for neonatal animals, we can have the </w:t>
+      </w:r>
+      <w:r>
+        <w:rPr>
+          <w:lang w:val="en-GB"/>
+        </w:rPr>
+        <w:t>LCD screen change colours to reflect the temperature inside the incubator box.</w:t>
+      </w:r>
+    </w:p>
+    <w:p>
+      <w:pPr>
+        <w:spacing w:line="360" w:lineRule="auto"/>
+        <w:rPr>
+          <w:lang w:val="en-GB"/>
+        </w:rPr>
+      </w:pPr>
+      <w:r>
+        <w:rPr>
+          <w:lang w:val="en-GB"/>
+        </w:rPr>
+        <w:t xml:space="preserve">For ease of access, there will be a latch likely on the top of the incubator box for the owner to place their animal in the box easily as that is the most likely way for an owner to place </w:t>
+      </w:r>
+      <w:r>
+        <w:rPr>
+          <w:lang w:val="en-GB"/>
+        </w:rPr>
+        <w:t xml:space="preserve">an animal in the box. As it would be much less convenient and much more awkward to try slide their animal into the box is the latch was on the front. It is also more safe for the pet themselves as if the latch was level with them, they might end up getting out of the box if the owner left it unlatched by accident. </w:t>
+      </w:r>
+      <w:r>
+        <w:rPr>
+          <w:lang w:val="en-GB"/>
+        </w:rPr>
+        <w:t>So,</w:t>
+      </w:r>
+      <w:r>
+        <w:rPr>
+          <w:lang w:val="en-GB"/>
+        </w:rPr>
+        <w:t xml:space="preserve"> this prevents the </w:t>
+      </w:r>
+      <w:r>
+        <w:rPr>
+          <w:lang w:val="en-GB"/>
+        </w:rPr>
+        <w:t xml:space="preserve">animal from being at risk of being in </w:t>
+      </w:r>
+      <w:r>
+        <w:rPr>
+          <w:lang w:val="en-GB"/>
+        </w:rPr>
+        <w:t>perhaps a colder environment from their incubator alongside potentially getting injured by obstacles outside the incubator box. So, it prevents potential sickness and injury.</w:t>
+      </w:r>
+    </w:p>
+    <w:p>
+      <w:pPr>
+        <w:spacing w:line="360" w:lineRule="auto"/>
+        <w:rPr>
+          <w:lang w:val="en-GB"/>
+        </w:rPr>
+      </w:pPr>
+      <w:r>
+        <w:rPr>
+          <w:lang w:val="en-GB"/>
+        </w:rPr>
+        <w:t>These elements prevent harm from coming to the animal. The Heating element prevents hypothermia if it is operating properly</w:t>
+      </w:r>
+      <w:r>
+        <w:rPr>
+          <w:lang w:val="en-GB"/>
+        </w:rPr>
+        <w:t xml:space="preserve">, which it will hopefully be operating smoothly.  We plan to use an application to allow the owner to set an ideal temperature for the incubator </w:t>
+      </w:r>
+      <w:r>
+        <w:rPr>
+          <w:lang w:val="en-GB"/>
+        </w:rPr>
+        <w:t xml:space="preserve">remotely. Such </w:t>
+      </w:r>
+      <w:r>
+        <w:rPr>
+          <w:lang w:val="en-GB"/>
+        </w:rPr>
+        <w:t xml:space="preserve">as if their </w:t>
+      </w:r>
+      <w:r>
+        <w:rPr>
+          <w:lang w:val="en-GB"/>
+        </w:rPr>
+        <w:t>primary veterinar</w:t>
+      </w:r>
+      <w:r>
+        <w:rPr>
+          <w:lang w:val="en-GB"/>
+        </w:rPr>
+        <w:t>ian</w:t>
+      </w:r>
+      <w:r>
+        <w:rPr>
+          <w:lang w:val="en-GB"/>
+        </w:rPr>
+        <w:t xml:space="preserve"> </w:t>
+      </w:r>
+      <w:r>
+        <w:rPr>
+          <w:lang w:val="en-GB"/>
+        </w:rPr>
+        <w:t>advise</w:t>
+      </w:r>
+      <w:r>
+        <w:rPr>
+          <w:lang w:val="en-GB"/>
+        </w:rPr>
+        <w:t>s</w:t>
+      </w:r>
+      <w:r>
+        <w:rPr>
+          <w:lang w:val="en-GB"/>
+        </w:rPr>
+        <w:t xml:space="preserve"> a certain temperature</w:t>
+      </w:r>
+      <w:r>
+        <w:rPr>
+          <w:lang w:val="en-GB"/>
+        </w:rPr>
+        <w:t>, or their animal not being an expected one. Such</w:t>
+      </w:r>
+      <w:r>
+        <w:rPr>
+          <w:lang w:val="en-GB"/>
+        </w:rPr>
+        <w:t xml:space="preserve"> as an animal that might have a different ideal temperature to </w:t>
+      </w:r>
+      <w:r>
+        <w:rPr>
+          <w:lang w:val="en-GB"/>
+        </w:rPr>
+        <w:t>other animals.</w:t>
+      </w:r>
+      <w:r>
+        <w:rPr>
+          <w:lang w:val="en-GB"/>
+        </w:rPr>
+        <w:t xml:space="preserve"> </w:t>
+      </w:r>
+    </w:p>
+    <w:p>
+      <w:pPr>
+        <w:spacing w:line="360" w:lineRule="auto"/>
+        <w:rPr>
+          <w:lang w:val="en-GB"/>
+        </w:rPr>
+      </w:pPr>
+      <w:r>
+        <w:rPr>
+          <w:lang w:val="en-GB"/>
+        </w:rPr>
+        <w:t xml:space="preserve">Using the application, another idea </w:t>
+      </w:r>
+      <w:r>
+        <w:rPr>
+          <w:lang w:val="en-GB"/>
+        </w:rPr>
+        <w:t xml:space="preserve">is to have a timer that the owner can set since the last time they fed their pet. This can be recurring if their animal needs </w:t>
+      </w:r>
+      <w:r>
+        <w:rPr>
+          <w:lang w:val="en-GB"/>
+        </w:rPr>
+        <w:t>to be fed every certain number of hours, or a single time. The first could be useful for an owner while the second could be useful for someone minding the animal for a short period of time, like an animal sitter. This ensures that the pet is being fed at a consistent rate and isn’t</w:t>
+      </w:r>
+      <w:r>
+        <w:rPr>
+          <w:lang w:val="en-GB"/>
+        </w:rPr>
+        <w:t xml:space="preserve"> </w:t>
+      </w:r>
+      <w:r>
+        <w:rPr>
+          <w:lang w:val="en-GB"/>
+        </w:rPr>
+        <w:t>hungry, leading to a stronger immune system due to the care the animal is being given on a regular basis.</w:t>
+      </w:r>
+    </w:p>
+    <w:p>
+      <w:pPr>
+        <w:spacing w:line="360" w:lineRule="auto"/>
+        <w:rPr>
+          <w:lang w:val="en-GB"/>
+        </w:rPr>
+      </w:pPr>
+      <w:r>
+        <w:rPr>
+          <w:lang w:val="en-GB"/>
+        </w:rPr>
+        <w:t>Most of the ideas</w:t>
+      </w:r>
+      <w:r>
+        <w:rPr>
+          <w:lang w:val="en-GB"/>
+        </w:rPr>
+        <w:t xml:space="preserve"> have potential problems which need to be balanced with fixes to get the most ideal solution. Such as with the heating pads having a protective layer to stop the animal from getting hurt. Another </w:t>
+      </w:r>
+      <w:r>
+        <w:rPr>
+          <w:lang w:val="en-GB"/>
+        </w:rPr>
+        <w:t xml:space="preserve">fix to a problem that might occur is in relation to a potential power cut or connection cut. </w:t>
+      </w:r>
+      <w:r>
+        <w:rPr>
+          <w:lang w:val="en-GB"/>
+        </w:rPr>
+        <w:t xml:space="preserve">If the power is cut, there could be an alert to the application that the incubator’s power is inactive and needs to be checked and reconnected. For the connection being cut, it means that the application can’t connect to the incubator for some certain reason. An alert will present on the application to say it cannot connect to the incubator. </w:t>
+      </w:r>
+    </w:p>
+    <w:p>
+      <w:pPr>
+        <w:spacing w:line="360" w:lineRule="auto"/>
+        <w:rPr>
+          <w:lang w:val="en-GB"/>
+        </w:rPr>
+      </w:pPr>
+      <w:r>
+        <w:rPr>
+          <w:lang w:val="en-GB"/>
+        </w:rPr>
+        <w:t xml:space="preserve">If the owner had tried </w:t>
+      </w:r>
+      <w:r>
+        <w:rPr>
+          <w:lang w:val="en-GB"/>
+        </w:rPr>
+        <w:t>raise</w:t>
+      </w:r>
+      <w:r>
+        <w:rPr>
+          <w:lang w:val="en-GB"/>
+        </w:rPr>
+        <w:t xml:space="preserve"> the temperature </w:t>
+      </w:r>
+      <w:r>
+        <w:rPr>
+          <w:lang w:val="en-GB"/>
+        </w:rPr>
+        <w:t xml:space="preserve">to a certain amount </w:t>
+      </w:r>
+      <w:r>
+        <w:rPr>
+          <w:lang w:val="en-GB"/>
+        </w:rPr>
+        <w:t xml:space="preserve">before </w:t>
+      </w:r>
+      <w:r>
+        <w:rPr>
+          <w:lang w:val="en-GB"/>
+        </w:rPr>
+        <w:t xml:space="preserve">the connection was cut, the incubator’s code will stay put at the current temperature instead of rising to prevent overheating and a potential fire hazard and </w:t>
+      </w:r>
+      <w:r>
+        <w:rPr>
+          <w:lang w:val="en-GB"/>
+        </w:rPr>
+        <w:t xml:space="preserve">not reverting back to the </w:t>
+      </w:r>
+      <w:r>
+        <w:rPr>
+          <w:lang w:val="en-GB"/>
+        </w:rPr>
+        <w:t>initial temperature pre</w:t>
+      </w:r>
+      <w:r>
+        <w:rPr>
+          <w:lang w:val="en-GB"/>
+        </w:rPr>
+        <w:t xml:space="preserve">-adjustment to prevent the temperature from accidentally dropping past the initial temperature to prevent hypothermia for the animal. If the temperature had reached </w:t>
+      </w:r>
+      <w:r>
+        <w:rPr>
+          <w:lang w:val="en-GB"/>
+        </w:rPr>
+        <w:t>its</w:t>
+      </w:r>
+      <w:r>
+        <w:rPr>
+          <w:lang w:val="en-GB"/>
+        </w:rPr>
+        <w:t xml:space="preserve"> adjustment temperature or wasn’t </w:t>
+      </w:r>
+      <w:r>
+        <w:rPr>
+          <w:lang w:val="en-GB"/>
+        </w:rPr>
+        <w:t xml:space="preserve">even adjusted beforehand, it will just stay at that temperature </w:t>
+      </w:r>
+      <w:r>
+        <w:rPr>
+          <w:lang w:val="en-GB"/>
+        </w:rPr>
+        <w:t xml:space="preserve">and wait for the connection to be fixed or come back if </w:t>
+      </w:r>
+      <w:r>
+        <w:rPr>
+          <w:lang w:val="en-GB"/>
+        </w:rPr>
+        <w:t xml:space="preserve">connection was lost for reasons such as a storm knocking out the </w:t>
+      </w:r>
+      <w:r>
+        <w:rPr>
+          <w:lang w:val="en-GB"/>
+        </w:rPr>
+        <w:t>application and incubator’s connection</w:t>
+      </w:r>
+      <w:r>
+        <w:rPr>
+          <w:lang w:val="en-GB"/>
+        </w:rPr>
+        <w:t xml:space="preserve">. These are primarily failsafe to prevent the animal’s health and life being at risk. </w:t>
+      </w:r>
+      <w:r>
+        <w:rPr>
+          <w:lang w:val="en-GB"/>
+        </w:rPr>
+        <w:tab/>
+      </w:r>
+      <w:r>
+        <w:rPr>
+          <w:lang w:val="en-GB"/>
+        </w:rPr>
+        <w:br/>
+        <w:t xml:space="preserve">Overall, there are a lot of ideas we </w:t>
+      </w:r>
+      <w:r>
+        <w:rPr>
+          <w:lang w:val="en-GB"/>
+        </w:rPr>
+        <w:t>must</w:t>
+      </w:r>
+      <w:r>
+        <w:rPr>
+          <w:lang w:val="en-GB"/>
+        </w:rPr>
+        <w:t xml:space="preserve"> </w:t>
+      </w:r>
+      <w:r>
+        <w:rPr>
+          <w:lang w:val="en-GB"/>
+        </w:rPr>
+        <w:t>solve the problem</w:t>
+      </w:r>
+      <w:r>
+        <w:rPr>
+          <w:lang w:val="en-GB"/>
+        </w:rPr>
+        <w:t xml:space="preserve">. Most regarding keeping the incubator at an ideal temperature for the animal for the sake of their health, others regarding safety such as preventing the animal from accidentally leaving the incubator such as with the placement of the latch. Some of these ideas </w:t>
+      </w:r>
+      <w:r>
+        <w:rPr>
+          <w:lang w:val="en-GB"/>
+        </w:rPr>
+        <w:t xml:space="preserve">implementing internet components </w:t>
+      </w:r>
+      <w:r>
+        <w:rPr>
+          <w:lang w:val="en-GB"/>
+        </w:rPr>
+        <w:t xml:space="preserve">to </w:t>
+      </w:r>
+      <w:r>
+        <w:rPr>
+          <w:lang w:val="en-GB"/>
+        </w:rPr>
+        <w:t>let the owner have remote access to the incubator.</w:t>
+      </w:r>
+    </w:p>
+    <w:p>
+      <w:pPr>
+        <w:pStyle w:val="Heading1"/>
+        <w:rPr>
+          <w:lang w:val="en-GB"/>
+        </w:rPr>
+      </w:pPr>
+      <w:r>
+        <w:rPr>
+          <w:lang w:val="en-GB"/>
+        </w:rPr>
+        <w:br w:type="page"/>
+      </w:r>
+      <w:bookmarkStart w:id="5" w:name="_Toc223721874"/>
+      <w:r>
+        <w:rPr>
+          <w:rStyle w:val="Heading2Char"/>
+          <w:sz w:val="40"/>
+          <w:szCs w:val="40"/>
+        </w:rPr>
+        <w:t>List of Project Requirements</w:t>
+      </w:r>
+      <w:bookmarkEnd w:id="5"/>
+      <w:r>
+        <w:t xml:space="preserve">  </w:t>
+      </w:r>
+    </w:p>
+    <w:p/>
+    <w:p>
+      <w:pPr>
+        <w:pStyle w:val="ListParagraph"/>
+        <w:numPr>
+          <w:ilvl w:val="0"/>
+          <w:numId w:val="2"/>
+        </w:numPr>
+        <w:spacing w:line="360" w:lineRule="auto"/>
+        <w:rPr>
+          <w:lang w:val="en-GB"/>
+        </w:rPr>
+      </w:pPr>
+      <w:r>
+        <w:rPr>
+          <w:lang w:val="en-GB"/>
+        </w:rPr>
+        <w:t>R</w:t>
+      </w:r>
+      <w:r>
+        <w:rPr>
+          <w:lang w:val="en-GB"/>
+        </w:rPr>
+        <w:t xml:space="preserve">emotely </w:t>
+      </w:r>
+      <w:r>
+        <w:rPr>
+          <w:lang w:val="en-GB"/>
+        </w:rPr>
+        <w:t>monitor</w:t>
+      </w:r>
+      <w:r>
+        <w:rPr>
+          <w:lang w:val="en-GB"/>
+        </w:rPr>
+        <w:t xml:space="preserve"> </w:t>
+      </w:r>
+      <w:r>
+        <w:rPr>
+          <w:lang w:val="en-GB"/>
+        </w:rPr>
+        <w:t>temp</w:t>
+      </w:r>
+      <w:r>
+        <w:rPr>
+          <w:lang w:val="en-GB"/>
+        </w:rPr>
+        <w:t>erature</w:t>
+      </w:r>
+    </w:p>
+    <w:p>
+      <w:pPr>
+        <w:pStyle w:val="ListParagraph"/>
+        <w:numPr>
+          <w:ilvl w:val="0"/>
+          <w:numId w:val="2"/>
+        </w:numPr>
+        <w:spacing w:line="360" w:lineRule="auto"/>
+        <w:rPr>
+          <w:lang w:val="en-GB"/>
+        </w:rPr>
+      </w:pPr>
+      <w:r>
+        <w:rPr>
+          <w:lang w:val="en-GB"/>
+        </w:rPr>
+        <w:t>R</w:t>
+      </w:r>
+      <w:r>
+        <w:rPr>
+          <w:lang w:val="en-GB"/>
+        </w:rPr>
+        <w:t xml:space="preserve">emotely adjust </w:t>
+      </w:r>
+      <w:r>
+        <w:rPr>
+          <w:lang w:val="en-GB"/>
+        </w:rPr>
+        <w:t>temp</w:t>
+      </w:r>
+      <w:r>
+        <w:rPr>
+          <w:lang w:val="en-GB"/>
+        </w:rPr>
+        <w:t>erature</w:t>
+      </w:r>
+    </w:p>
+    <w:p>
+      <w:pPr>
+        <w:pStyle w:val="ListParagraph"/>
+        <w:numPr>
+          <w:ilvl w:val="0"/>
+          <w:numId w:val="2"/>
+        </w:numPr>
+        <w:spacing w:line="360" w:lineRule="auto"/>
+        <w:rPr>
+          <w:lang w:val="en-GB"/>
+        </w:rPr>
+      </w:pPr>
+      <w:r>
+        <w:rPr>
+          <w:lang w:val="en-GB"/>
+        </w:rPr>
+        <w:t>S</w:t>
+      </w:r>
+      <w:r>
+        <w:rPr>
+          <w:lang w:val="en-GB"/>
+        </w:rPr>
+        <w:t xml:space="preserve">et ideal </w:t>
+      </w:r>
+      <w:r>
+        <w:rPr>
+          <w:lang w:val="en-GB"/>
+        </w:rPr>
+        <w:t>temp</w:t>
+      </w:r>
+      <w:r>
+        <w:rPr>
+          <w:lang w:val="en-GB"/>
+        </w:rPr>
+        <w:t>erature</w:t>
+      </w:r>
+    </w:p>
+    <w:p>
+      <w:pPr>
+        <w:pStyle w:val="ListParagraph"/>
+        <w:numPr>
+          <w:ilvl w:val="0"/>
+          <w:numId w:val="2"/>
+        </w:numPr>
+        <w:spacing w:line="360" w:lineRule="auto"/>
+        <w:rPr>
+          <w:lang w:val="en-GB"/>
+        </w:rPr>
+      </w:pPr>
+      <w:r>
+        <w:rPr>
+          <w:lang w:val="en-GB"/>
+        </w:rPr>
+        <w:t>H</w:t>
+      </w:r>
+      <w:r>
+        <w:rPr>
+          <w:lang w:val="en-GB"/>
+        </w:rPr>
+        <w:t>ave</w:t>
+      </w:r>
+      <w:r>
+        <w:rPr>
+          <w:lang w:val="en-GB"/>
+        </w:rPr>
+        <w:t xml:space="preserve"> </w:t>
+      </w:r>
+      <w:r>
+        <w:rPr>
+          <w:lang w:val="en-GB"/>
+        </w:rPr>
+        <w:t>temp</w:t>
+      </w:r>
+      <w:r>
+        <w:rPr>
+          <w:lang w:val="en-GB"/>
+        </w:rPr>
+        <w:t>erature</w:t>
+      </w:r>
+      <w:r>
+        <w:rPr>
+          <w:lang w:val="en-GB"/>
+        </w:rPr>
+        <w:t xml:space="preserve"> </w:t>
+      </w:r>
+      <w:r>
+        <w:rPr>
+          <w:lang w:val="en-GB"/>
+        </w:rPr>
+        <w:t xml:space="preserve">displayed </w:t>
+      </w:r>
+    </w:p>
+    <w:p>
+      <w:pPr>
+        <w:pStyle w:val="ListParagraph"/>
+        <w:numPr>
+          <w:ilvl w:val="0"/>
+          <w:numId w:val="2"/>
+        </w:numPr>
+        <w:spacing w:line="360" w:lineRule="auto"/>
+        <w:rPr>
+          <w:lang w:val="en-GB"/>
+        </w:rPr>
+      </w:pPr>
+      <w:r>
+        <w:rPr>
+          <w:lang w:val="en-GB"/>
+        </w:rPr>
+        <w:t>A</w:t>
+      </w:r>
+      <w:r>
+        <w:rPr>
+          <w:lang w:val="en-GB"/>
+        </w:rPr>
+        <w:t xml:space="preserve">utomatically </w:t>
+      </w:r>
+      <w:r>
+        <w:rPr>
+          <w:lang w:val="en-GB"/>
+        </w:rPr>
+        <w:t xml:space="preserve">adjust </w:t>
+      </w:r>
+      <w:r>
+        <w:rPr>
+          <w:lang w:val="en-GB"/>
+        </w:rPr>
+        <w:t xml:space="preserve">to maintain certain </w:t>
+      </w:r>
+      <w:r>
+        <w:rPr>
+          <w:lang w:val="en-GB"/>
+        </w:rPr>
+        <w:t>temp</w:t>
+      </w:r>
+      <w:r>
+        <w:rPr>
+          <w:lang w:val="en-GB"/>
+        </w:rPr>
+        <w:t>erature</w:t>
+      </w:r>
+    </w:p>
+    <w:p>
+      <w:pPr>
+        <w:pStyle w:val="ListParagraph"/>
+        <w:numPr>
+          <w:ilvl w:val="0"/>
+          <w:numId w:val="2"/>
+        </w:numPr>
+        <w:spacing w:line="360" w:lineRule="auto"/>
+        <w:rPr>
+          <w:lang w:val="en-GB"/>
+        </w:rPr>
+      </w:pPr>
+      <w:r>
+        <w:rPr>
+          <w:lang w:val="en-GB"/>
+        </w:rPr>
+        <w:t>M</w:t>
+      </w:r>
+      <w:r>
+        <w:rPr>
+          <w:lang w:val="en-GB"/>
+        </w:rPr>
+        <w:t xml:space="preserve">anually adjust </w:t>
+      </w:r>
+      <w:r>
+        <w:rPr>
+          <w:lang w:val="en-GB"/>
+        </w:rPr>
+        <w:t>temp</w:t>
+      </w:r>
+      <w:r>
+        <w:rPr>
+          <w:lang w:val="en-GB"/>
+        </w:rPr>
+        <w:t>erature</w:t>
+      </w:r>
+    </w:p>
+    <w:p>
+      <w:pPr>
+        <w:pStyle w:val="ListParagraph"/>
+        <w:numPr>
+          <w:ilvl w:val="0"/>
+          <w:numId w:val="2"/>
+        </w:numPr>
+        <w:spacing w:line="360" w:lineRule="auto"/>
+        <w:rPr>
+          <w:lang w:val="en-GB"/>
+        </w:rPr>
+      </w:pPr>
+      <w:r>
+        <w:rPr>
+          <w:noProof/>
+          <w:lang w:val="en-GB"/>
+        </w:rPr>
+        <w:drawing>
+          <wp:anchor distT="0" distB="0" distL="114300" distR="114300" simplePos="0" relativeHeight="251658244" behindDoc="0" locked="0" layoutInCell="1" allowOverlap="1" wp14:anchorId="7233B49A" wp14:editId="4A77A729">
+            <wp:simplePos x="0" y="0"/>
+            <wp:positionH relativeFrom="page">
+              <wp:posOffset>3850005</wp:posOffset>
+            </wp:positionH>
+            <wp:positionV relativeFrom="paragraph">
+              <wp:posOffset>327660</wp:posOffset>
+            </wp:positionV>
+            <wp:extent cx="2898775" cy="3784600"/>
+            <wp:effectExtent l="0" t="4762" r="0" b="0"/>
+            <wp:wrapSquare wrapText="bothSides"/>
+            <wp:docPr id="1105342107" name="Picture 1"/>
+            <wp:cNvGraphicFramePr>
+              <a:graphicFrameLocks xmlns:a="http://schemas.openxmlformats.org/drawingml/2006/main" noChangeAspect="1"/>
+            </wp:cNvGraphicFramePr>
+            <a:graphic xmlns:a="http://schemas.openxmlformats.org/drawingml/2006/main">
+              <a:graphicData uri="http://schemas.openxmlformats.org/drawingml/2006/picture">
+                <pic:pic xmlns:pic="http://schemas.openxmlformats.org/drawingml/2006/picture">
+                  <pic:nvPicPr>
+                    <pic:cNvPr id="1105342107" name="Picture 1105342107"/>
+                    <pic:cNvPicPr/>
+                  </pic:nvPicPr>
+                  <pic:blipFill rotWithShape="1">
+                    <a:blip r:embed="rId15" cstate="print">
+                      <a:extLst>
+                        <a:ext uri="{28A0092B-C50C-407E-A947-70E740481C1C}">
+                          <a14:useLocalDpi xmlns:a14="http://schemas.microsoft.com/office/drawing/2010/main" val="0"/>
+                        </a:ext>
+                      </a:extLst>
+                    </a:blip>
+                    <a:srcRect l="3669" t="8166" r="20661" b="17772"/>
+                    <a:stretch>
+                      <a:fillRect/>
+                    </a:stretch>
+                  </pic:blipFill>
+                  <pic:spPr bwMode="auto">
+                    <a:xfrm rot="16200000">
+                      <a:off x="0" y="0"/>
+                      <a:ext cx="2898775" cy="3784600"/>
+                    </a:xfrm>
+                    <a:prstGeom prst="rect">
+                      <a:avLst/>
+                    </a:prstGeom>
+                    <a:ln>
+                      <a:noFill/>
+                    </a:ln>
+                    <a:extLst>
+                      <a:ext uri="{53640926-AAD7-44D8-BBD7-CCE9431645EC}">
+                        <a14:shadowObscured xmlns:a14="http://schemas.microsoft.com/office/drawing/2010/main"/>
+                      </a:ext>
+                    </a:extLst>
+                  </pic:spPr>
+                </pic:pic>
+              </a:graphicData>
+            </a:graphic>
+            <wp14:sizeRelH relativeFrom="margin">
+              <wp14:pctWidth>0</wp14:pctWidth>
+            </wp14:sizeRelH>
+            <wp14:sizeRelV relativeFrom="margin">
+              <wp14:pctHeight>0</wp14:pctHeight>
+            </wp14:sizeRelV>
+          </wp:anchor>
+        </w:drawing>
+      </w:r>
+      <w:r>
+        <w:rPr>
+          <w:lang w:val="en-GB"/>
+        </w:rPr>
+        <w:t>T</w:t>
+      </w:r>
+      <w:r>
+        <w:rPr>
+          <w:lang w:val="en-GB"/>
+        </w:rPr>
+        <w:t xml:space="preserve">imer to track </w:t>
+      </w:r>
+      <w:r>
+        <w:rPr>
+          <w:lang w:val="en-GB"/>
+        </w:rPr>
+        <w:t xml:space="preserve">how long since </w:t>
+      </w:r>
+      <w:r>
+        <w:rPr>
+          <w:lang w:val="en-GB"/>
+        </w:rPr>
+        <w:t xml:space="preserve">last feed </w:t>
+      </w:r>
+    </w:p>
+    <w:p>
+      <w:pPr>
+        <w:spacing w:line="360" w:lineRule="auto"/>
+        <w:ind w:left="360"/>
+        <w:rPr>
+          <w:lang w:val="en-GB"/>
+        </w:rPr>
+      </w:pPr>
+    </w:p>
+    <w:p>
+      <w:pPr>
+        <w:pStyle w:val="Heading1"/>
+        <w:rPr>
+          <w:rStyle w:val="Strong"/>
+        </w:rPr>
+      </w:pPr>
+      <w:bookmarkStart w:id="6" w:name="_Toc223721875"/>
+      <w:r>
+        <w:rPr>
+          <w:rStyle w:val="Heading2Char"/>
+        </w:rPr>
+        <w:t>Initial Design</w:t>
+      </w:r>
+      <w:bookmarkEnd w:id="6"/>
+      <w:r>
+        <w:rPr>
+          <w:b/>
+          <w:lang w:val="en-GB"/>
+        </w:rPr>
+        <w:t xml:space="preserve"> </w:t>
+      </w:r>
+    </w:p>
+    <w:p>
+      <w:pPr>
+        <w:spacing w:line="360" w:lineRule="auto"/>
+        <w:rPr>
+          <w:rStyle w:val="Strong"/>
+        </w:rPr>
+      </w:pPr>
+      <w:r>
+        <w:rPr>
+          <w:rStyle w:val="Strong"/>
+        </w:rPr>
+        <w:t>Original mock</w:t>
+      </w:r>
+      <w:r>
+        <w:rPr>
+          <w:rStyle w:val="Strong"/>
+        </w:rPr>
+        <w:t>-</w:t>
+      </w:r>
+      <w:r>
+        <w:rPr>
+          <w:rStyle w:val="Strong"/>
+        </w:rPr>
+        <w:t xml:space="preserve">up </w:t>
+      </w:r>
+      <w:r>
+        <w:rPr>
+          <w:rStyle w:val="Strong"/>
+        </w:rPr>
+        <w:t xml:space="preserve">/ layout </w:t>
+      </w:r>
+    </w:p>
+    <w:p>
+      <w:pPr>
+        <w:spacing w:line="360" w:lineRule="auto"/>
+        <w:rPr>
+          <w:bCs/>
+          <w:lang w:val="en-GB"/>
+        </w:rPr>
+      </w:pPr>
+      <w:r>
+        <w:rPr>
+          <w:bCs/>
+          <w:lang w:val="en-GB"/>
+        </w:rPr>
+        <w:t>Material</w:t>
+      </w:r>
+      <w:r>
+        <w:rPr>
+          <w:bCs/>
+          <w:lang w:val="en-GB"/>
+        </w:rPr>
+        <w:t xml:space="preserve">: </w:t>
+      </w:r>
+      <w:r>
+        <w:rPr>
+          <w:bCs/>
+          <w:lang w:val="en-GB"/>
+        </w:rPr>
+        <w:t>clear acrylic</w:t>
+      </w:r>
+    </w:p>
+    <w:p>
+      <w:pPr>
+        <w:spacing w:line="360" w:lineRule="auto"/>
+        <w:rPr>
+          <w:bCs/>
+          <w:lang w:val="en-GB"/>
+        </w:rPr>
+      </w:pPr>
+      <w:r>
+        <w:rPr>
+          <w:bCs/>
+          <w:lang w:val="en-GB"/>
+        </w:rPr>
+        <w:t>dimensions: undecided</w:t>
+      </w:r>
+    </w:p>
+    <w:p>
+      <w:pPr>
+        <w:spacing w:line="360" w:lineRule="auto"/>
+        <w:rPr>
+          <w:bCs/>
+          <w:lang w:val="en-GB"/>
+        </w:rPr>
+      </w:pPr>
+      <w:r>
+        <w:rPr>
+          <w:bCs/>
+          <w:lang w:val="en-GB"/>
+        </w:rPr>
+        <w:t xml:space="preserve">opens from the front </w:t>
+      </w:r>
+    </w:p>
+    <w:p>
+      <w:pPr>
+        <w:spacing w:line="360" w:lineRule="auto"/>
+        <w:rPr>
+          <w:bCs/>
+          <w:lang w:val="en-GB"/>
+        </w:rPr>
+      </w:pPr>
+      <w:r>
+        <w:rPr>
+          <w:rStyle w:val="Heading2Char"/>
+          <w:noProof/>
+          <w:highlight w:val="cyan"/>
+        </w:rPr>
+        <w:drawing>
+          <wp:anchor distT="0" distB="0" distL="114300" distR="114300" simplePos="0" relativeHeight="251658243" behindDoc="1" locked="0" layoutInCell="1" allowOverlap="1" wp14:anchorId="143C9130" wp14:editId="57E69498">
+            <wp:simplePos x="0" y="0"/>
+            <wp:positionH relativeFrom="page">
+              <wp:posOffset>891540</wp:posOffset>
+            </wp:positionH>
+            <wp:positionV relativeFrom="paragraph">
+              <wp:posOffset>358140</wp:posOffset>
+            </wp:positionV>
+            <wp:extent cx="2910205" cy="3938905"/>
+            <wp:effectExtent l="0" t="0" r="4445" b="4445"/>
+            <wp:wrapSquare wrapText="bothSides"/>
+            <wp:docPr id="256611803" name="Picture 1848726355">
+              <a:extLst xmlns:a="http://schemas.openxmlformats.org/drawingml/2006/main">
+                <a:ext uri="{FF2B5EF4-FFF2-40B4-BE49-F238E27FC236}">
+                  <a16:creationId xmlns:a16="http://schemas.microsoft.com/office/drawing/2014/main" id="{B3635322-851E-4F42-982D-4C06BCF4132F}"/>
+                </a:ext>
+              </a:extLst>
+            </wp:docPr>
+            <wp:cNvGraphicFramePr>
+              <a:graphicFrameLocks xmlns:a="http://schemas.openxmlformats.org/drawingml/2006/main" noChangeAspect="1"/>
+            </wp:cNvGraphicFramePr>
+            <a:graphic xmlns:a="http://schemas.openxmlformats.org/drawingml/2006/main">
+              <a:graphicData uri="http://schemas.openxmlformats.org/drawingml/2006/picture">
+                <pic:pic xmlns:pic="http://schemas.openxmlformats.org/drawingml/2006/picture">
+                  <pic:nvPicPr>
+                    <pic:cNvPr id="256611803" name="Picture 1848726355"/>
+                    <pic:cNvPicPr/>
+                  </pic:nvPicPr>
+                  <pic:blipFill rotWithShape="1">
+                    <a:blip r:embed="rId16" cstate="print">
+                      <a:extLst>
+                        <a:ext uri="{28A0092B-C50C-407E-A947-70E740481C1C}">
+                          <a14:useLocalDpi xmlns:a14="http://schemas.microsoft.com/office/drawing/2010/main" val="0"/>
+                        </a:ext>
+                      </a:extLst>
+                    </a:blip>
+                    <a:srcRect l="21714" t="14962" r="6295" b="11964"/>
+                    <a:stretch>
+                      <a:fillRect/>
+                    </a:stretch>
+                  </pic:blipFill>
+                  <pic:spPr bwMode="auto">
+                    <a:xfrm rot="16200000">
+                      <a:off x="0" y="0"/>
+                      <a:ext cx="2910205" cy="3938905"/>
+                    </a:xfrm>
+                    <a:prstGeom prst="rect">
+                      <a:avLst/>
+                    </a:prstGeom>
+                    <a:ln>
+                      <a:noFill/>
+                    </a:ln>
+                    <a:extLst>
+                      <a:ext uri="{53640926-AAD7-44D8-BBD7-CCE9431645EC}">
+                        <a14:shadowObscured xmlns:a14="http://schemas.microsoft.com/office/drawing/2010/main"/>
+                      </a:ext>
+                    </a:extLst>
+                  </pic:spPr>
+                </pic:pic>
+              </a:graphicData>
+            </a:graphic>
+            <wp14:sizeRelH relativeFrom="margin">
+              <wp14:pctWidth>0</wp14:pctWidth>
+            </wp14:sizeRelH>
+            <wp14:sizeRelV relativeFrom="margin">
+              <wp14:pctHeight>0</wp14:pctHeight>
+            </wp14:sizeRelV>
+          </wp:anchor>
+        </w:drawing>
+      </w:r>
+    </w:p>
+    <w:p>
+      <w:pPr>
+        <w:spacing w:line="360" w:lineRule="auto"/>
+        <w:rPr>
+          <w:bCs/>
+          <w:lang w:val="en-GB"/>
+        </w:rPr>
+      </w:pPr>
+    </w:p>
+    <w:p>
+      <w:pPr>
+        <w:spacing w:line="360" w:lineRule="auto"/>
+        <w:rPr>
+          <w:bCs/>
+          <w:lang w:val="en-GB"/>
+        </w:rPr>
+      </w:pPr>
+    </w:p>
+    <w:p>
+      <w:pPr>
+        <w:spacing w:line="360" w:lineRule="auto"/>
+        <w:rPr>
+          <w:bCs/>
+          <w:lang w:val="en-GB"/>
+        </w:rPr>
+      </w:pPr>
+      <w:r>
+        <w:rPr>
+          <w:bCs/>
+          <w:lang w:val="en-GB"/>
+        </w:rPr>
+        <w:t>Mock up 2</w:t>
+      </w:r>
+    </w:p>
+    <w:p>
+      <w:pPr>
+        <w:rPr>
+          <w:lang w:val="en-GB"/>
+        </w:rPr>
+      </w:pPr>
+      <w:r>
+        <w:rPr>
+          <w:lang w:val="en-GB"/>
+        </w:rPr>
+        <w:t>Dimensions =</w:t>
+      </w:r>
+      <w:r>
+        <w:rPr>
+          <w:lang w:val="en-GB"/>
+        </w:rPr>
+        <w:t xml:space="preserve"> 125mmx100mmx80mm</w:t>
+      </w:r>
+    </w:p>
+    <w:p>
+      <w:pPr>
+        <w:spacing w:line="360" w:lineRule="auto"/>
+        <w:rPr>
+          <w:bCs/>
+          <w:lang w:val="en-GB"/>
+        </w:rPr>
+      </w:pPr>
+      <w:r>
+        <w:rPr>
+          <w:bCs/>
+          <w:lang w:val="en-GB"/>
+        </w:rPr>
+        <w:t xml:space="preserve">Opens from the top </w:t>
+      </w:r>
+    </w:p>
+    <w:p>
+      <w:pPr>
+        <w:rPr>
+          <w:b/>
+          <w:lang w:val="en-GB"/>
+        </w:rPr>
+      </w:pPr>
+      <w:r>
+        <w:rPr>
+          <w:lang w:val="en-GB"/>
+        </w:rPr>
+        <w:br w:type="page"/>
+      </w:r>
+      <w:r>
+        <w:rPr>
+          <w:b/>
+          <w:lang w:val="en-GB"/>
+        </w:rPr>
+        <w:drawing>
+          <wp:anchor distT="0" distB="0" distL="114300" distR="114300" simplePos="0" relativeHeight="251658242" behindDoc="0" locked="0" layoutInCell="1" allowOverlap="1" wp14:anchorId="4DE9F28E" wp14:editId="7A467681">
+            <wp:simplePos x="0" y="0"/>
+            <wp:positionH relativeFrom="margin">
+              <wp:posOffset>3228340</wp:posOffset>
+            </wp:positionH>
+            <wp:positionV relativeFrom="paragraph">
+              <wp:posOffset>-437515</wp:posOffset>
+            </wp:positionV>
+            <wp:extent cx="2631440" cy="3509010"/>
+            <wp:effectExtent l="0" t="635" r="0" b="0"/>
+            <wp:wrapSquare wrapText="bothSides"/>
+            <wp:docPr id="1422229080" name="Picture 2"/>
+            <wp:cNvGraphicFramePr>
+              <a:graphicFrameLocks xmlns:a="http://schemas.openxmlformats.org/drawingml/2006/main" noChangeAspect="1"/>
+            </wp:cNvGraphicFramePr>
+            <a:graphic xmlns:a="http://schemas.openxmlformats.org/drawingml/2006/main">
+              <a:graphicData uri="http://schemas.openxmlformats.org/drawingml/2006/picture">
+                <pic:pic xmlns:pic="http://schemas.openxmlformats.org/drawingml/2006/picture">
+                  <pic:nvPicPr>
+                    <pic:cNvPr id="1422229080" name="Picture 1422229080"/>
+                    <pic:cNvPicPr/>
+                  </pic:nvPicPr>
+                  <pic:blipFill>
+                    <a:blip r:embed="rId17" cstate="print">
+                      <a:extLst>
+                        <a:ext uri="{28A0092B-C50C-407E-A947-70E740481C1C}">
+                          <a14:useLocalDpi xmlns:a14="http://schemas.microsoft.com/office/drawing/2010/main" val="0"/>
+                        </a:ext>
+                      </a:extLst>
+                    </a:blip>
+                    <a:stretch>
+                      <a:fillRect/>
+                    </a:stretch>
+                  </pic:blipFill>
+                  <pic:spPr>
+                    <a:xfrm rot="16200000">
+                      <a:off x="0" y="0"/>
+                      <a:ext cx="2631440" cy="3509010"/>
+                    </a:xfrm>
+                    <a:prstGeom prst="rect">
+                      <a:avLst/>
+                    </a:prstGeom>
+                  </pic:spPr>
+                </pic:pic>
+              </a:graphicData>
+            </a:graphic>
+            <wp14:sizeRelH relativeFrom="margin">
+              <wp14:pctWidth>0</wp14:pctWidth>
+            </wp14:sizeRelH>
+            <wp14:sizeRelV relativeFrom="margin">
+              <wp14:pctHeight>0</wp14:pctHeight>
+            </wp14:sizeRelV>
+          </wp:anchor>
+        </w:drawing>
+      </w:r>
+      <w:r>
+        <w:rPr>
+          <w:b/>
+          <w:bCs/>
+          <w:lang w:val="en-GB"/>
+        </w:rPr>
+        <w:t>F</w:t>
+      </w:r>
+      <w:r>
+        <w:rPr>
+          <w:b/>
+          <w:bCs/>
+          <w:lang w:val="en-GB"/>
+        </w:rPr>
+        <w:t xml:space="preserve">inal </w:t>
+      </w:r>
+      <w:r>
+        <w:rPr>
+          <w:b/>
+          <w:bCs/>
+          <w:lang w:val="en-GB"/>
+        </w:rPr>
+        <w:t>M</w:t>
+      </w:r>
+      <w:r>
+        <w:rPr>
+          <w:b/>
+          <w:bCs/>
+          <w:lang w:val="en-GB"/>
+        </w:rPr>
+        <w:t>ock</w:t>
+      </w:r>
+      <w:r>
+        <w:rPr>
+          <w:b/>
+          <w:bCs/>
+          <w:lang w:val="en-GB"/>
+        </w:rPr>
+        <w:t xml:space="preserve">-Up: </w:t>
+      </w:r>
+    </w:p>
+    <w:p>
+      <w:pPr>
+        <w:rPr>
+          <w:lang w:val="en-GB"/>
+        </w:rPr>
+      </w:pPr>
+      <w:r>
+        <w:rPr>
+          <w:lang w:val="en-GB"/>
+        </w:rPr>
+        <w:t>D</w:t>
+      </w:r>
+      <w:r>
+        <w:rPr>
+          <w:lang w:val="en-GB"/>
+        </w:rPr>
+        <w:t>imension</w:t>
+      </w:r>
+      <w:r>
+        <w:rPr>
+          <w:lang w:val="en-GB"/>
+        </w:rPr>
+        <w:t xml:space="preserve"> = 125mmx100mmx80mm</w:t>
+      </w:r>
+    </w:p>
+    <w:p>
+      <w:pPr>
+        <w:rPr>
+          <w:lang w:val="en-GB"/>
+        </w:rPr>
+      </w:pPr>
+      <w:r>
+        <w:rPr>
+          <w:lang w:val="en-GB"/>
+        </w:rPr>
+        <w:t xml:space="preserve">Opens from the top </w:t>
+      </w:r>
+    </w:p>
+    <w:p>
+      <w:pPr>
+        <w:rPr>
+          <w:lang w:val="en-GB"/>
+        </w:rPr>
+      </w:pPr>
+      <w:r>
+        <w:rPr>
+          <w:lang w:val="en-GB"/>
+        </w:rPr>
+        <w:t>Material: clear acrylic</w:t>
+      </w:r>
+    </w:p>
+    <w:p>
+      <w:pPr>
+        <w:rPr>
+          <w:lang w:val="en-GB"/>
+        </w:rPr>
+      </w:pPr>
+    </w:p>
+    <w:p>
+      <w:pPr>
+        <w:rPr>
+          <w:lang w:val="en-GB"/>
+        </w:rPr>
+      </w:pPr>
+    </w:p>
+    <w:p>
+      <w:pPr>
+        <w:rPr>
+          <w:lang w:val="en-GB"/>
+        </w:rPr>
+      </w:pPr>
+    </w:p>
+    <w:p>
+      <w:pPr>
+        <w:rPr>
+          <w:lang w:val="en-GB"/>
+        </w:rPr>
+      </w:pPr>
+    </w:p>
+    <w:p>
+      <w:pPr>
+        <w:rPr>
+          <w:lang w:val="en-GB"/>
+        </w:rPr>
+      </w:pPr>
+      <w:r>
+        <w:rPr>
+          <w:noProof/>
+          <w:lang w:val="en-GB"/>
+        </w:rPr>
+        <w:drawing>
+          <wp:anchor distT="0" distB="0" distL="114300" distR="114300" simplePos="0" relativeHeight="251658240" behindDoc="0" locked="0" layoutInCell="1" allowOverlap="1" wp14:anchorId="5EBB7B71" wp14:editId="54013E03">
+            <wp:simplePos x="0" y="0"/>
+            <wp:positionH relativeFrom="column">
+              <wp:posOffset>3013075</wp:posOffset>
+            </wp:positionH>
+            <wp:positionV relativeFrom="paragraph">
+              <wp:posOffset>326390</wp:posOffset>
+            </wp:positionV>
+            <wp:extent cx="3352800" cy="2609850"/>
+            <wp:effectExtent l="0" t="0" r="0" b="0"/>
+            <wp:wrapTopAndBottom/>
+            <wp:docPr id="78190377" name="Picture 1000864062">
+              <a:extLst xmlns:a="http://schemas.openxmlformats.org/drawingml/2006/main">
+                <a:ext uri="{FF2B5EF4-FFF2-40B4-BE49-F238E27FC236}">
+                  <a16:creationId xmlns:a16="http://schemas.microsoft.com/office/drawing/2014/main" id="{ADF4A069-6EFE-4950-8799-2A159B7251D4}"/>
+                </a:ext>
+              </a:extLst>
+            </wp:docPr>
+            <wp:cNvGraphicFramePr>
+              <a:graphicFrameLocks xmlns:a="http://schemas.openxmlformats.org/drawingml/2006/main" noChangeAspect="1"/>
+            </wp:cNvGraphicFramePr>
+            <a:graphic xmlns:a="http://schemas.openxmlformats.org/drawingml/2006/main">
+              <a:graphicData uri="http://schemas.openxmlformats.org/drawingml/2006/picture">
+                <pic:pic xmlns:pic="http://schemas.openxmlformats.org/drawingml/2006/picture">
+                  <pic:nvPicPr>
+                    <pic:cNvPr id="78190377" name="Picture 1000864062"/>
+                    <pic:cNvPicPr/>
+                  </pic:nvPicPr>
+                  <pic:blipFill rotWithShape="1">
+                    <a:blip r:embed="rId18" cstate="print">
+                      <a:extLst>
+                        <a:ext uri="{28A0092B-C50C-407E-A947-70E740481C1C}">
+                          <a14:useLocalDpi xmlns:a14="http://schemas.microsoft.com/office/drawing/2010/main" val="0"/>
+                        </a:ext>
+                      </a:extLst>
+                    </a:blip>
+                    <a:srcRect l="19389" t="20976" r="22114" b="18315"/>
+                    <a:stretch>
+                      <a:fillRect/>
+                    </a:stretch>
+                  </pic:blipFill>
+                  <pic:spPr bwMode="auto">
+                    <a:xfrm>
+                      <a:off x="0" y="0"/>
+                      <a:ext cx="3352800" cy="2609850"/>
+                    </a:xfrm>
+                    <a:prstGeom prst="rect">
+                      <a:avLst/>
+                    </a:prstGeom>
+                    <a:ln>
+                      <a:noFill/>
+                    </a:ln>
+                    <a:extLst>
+                      <a:ext uri="{53640926-AAD7-44D8-BBD7-CCE9431645EC}">
+                        <a14:shadowObscured xmlns:a14="http://schemas.microsoft.com/office/drawing/2010/main"/>
+                      </a:ext>
+                    </a:extLst>
+                  </pic:spPr>
+                </pic:pic>
+              </a:graphicData>
+            </a:graphic>
+            <wp14:sizeRelH relativeFrom="margin">
+              <wp14:pctWidth>0</wp14:pctWidth>
+            </wp14:sizeRelH>
+            <wp14:sizeRelV relativeFrom="margin">
+              <wp14:pctHeight>0</wp14:pctHeight>
+            </wp14:sizeRelV>
+          </wp:anchor>
+        </w:drawing>
+      </w:r>
+      <w:r>
+        <w:rPr>
+          <w:noProof/>
+          <w:lang w:val="en-GB"/>
+        </w:rPr>
+        <w:drawing>
+          <wp:anchor distT="0" distB="0" distL="114300" distR="114300" simplePos="0" relativeHeight="251658241" behindDoc="0" locked="0" layoutInCell="1" allowOverlap="1" wp14:anchorId="1D6E508A" wp14:editId="7D4DC0CD">
+            <wp:simplePos x="0" y="0"/>
+            <wp:positionH relativeFrom="margin">
+              <wp:posOffset>-525145</wp:posOffset>
+            </wp:positionH>
+            <wp:positionV relativeFrom="paragraph">
+              <wp:posOffset>302895</wp:posOffset>
+            </wp:positionV>
+            <wp:extent cx="3289300" cy="2667000"/>
+            <wp:effectExtent l="0" t="0" r="6350" b="0"/>
+            <wp:wrapTopAndBottom/>
+            <wp:docPr id="1007569860" name="Picture 1577217138">
+              <a:extLst xmlns:a="http://schemas.openxmlformats.org/drawingml/2006/main">
+                <a:ext uri="{FF2B5EF4-FFF2-40B4-BE49-F238E27FC236}">
+                  <a16:creationId xmlns:a16="http://schemas.microsoft.com/office/drawing/2014/main" id="{0ECA5860-AE65-451A-85D9-62053706E268}"/>
+                </a:ext>
+              </a:extLst>
+            </wp:docPr>
+            <wp:cNvGraphicFramePr>
+              <a:graphicFrameLocks xmlns:a="http://schemas.openxmlformats.org/drawingml/2006/main" noChangeAspect="1"/>
+            </wp:cNvGraphicFramePr>
+            <a:graphic xmlns:a="http://schemas.openxmlformats.org/drawingml/2006/main">
+              <a:graphicData uri="http://schemas.openxmlformats.org/drawingml/2006/picture">
+                <pic:pic xmlns:pic="http://schemas.openxmlformats.org/drawingml/2006/picture">
+                  <pic:nvPicPr>
+                    <pic:cNvPr id="1007569860" name="Picture 1577217138"/>
+                    <pic:cNvPicPr/>
+                  </pic:nvPicPr>
+                  <pic:blipFill rotWithShape="1">
+                    <a:blip r:embed="rId19" cstate="print">
+                      <a:extLst>
+                        <a:ext uri="{28A0092B-C50C-407E-A947-70E740481C1C}">
+                          <a14:useLocalDpi xmlns:a14="http://schemas.microsoft.com/office/drawing/2010/main" val="0"/>
+                        </a:ext>
+                      </a:extLst>
+                    </a:blip>
+                    <a:srcRect l="21937" t="19350" r="20674" b="18612"/>
+                    <a:stretch>
+                      <a:fillRect/>
+                    </a:stretch>
+                  </pic:blipFill>
+                  <pic:spPr bwMode="auto">
+                    <a:xfrm>
+                      <a:off x="0" y="0"/>
+                      <a:ext cx="3289300" cy="2667000"/>
+                    </a:xfrm>
+                    <a:prstGeom prst="rect">
+                      <a:avLst/>
+                    </a:prstGeom>
+                    <a:ln>
+                      <a:noFill/>
+                    </a:ln>
+                    <a:extLst>
+                      <a:ext uri="{53640926-AAD7-44D8-BBD7-CCE9431645EC}">
+                        <a14:shadowObscured xmlns:a14="http://schemas.microsoft.com/office/drawing/2010/main"/>
+                      </a:ext>
+                    </a:extLst>
+                  </pic:spPr>
+                </pic:pic>
+              </a:graphicData>
+            </a:graphic>
+            <wp14:sizeRelH relativeFrom="margin">
+              <wp14:pctWidth>0</wp14:pctWidth>
+            </wp14:sizeRelH>
+            <wp14:sizeRelV relativeFrom="margin">
+              <wp14:pctHeight>0</wp14:pctHeight>
+            </wp14:sizeRelV>
+          </wp:anchor>
+        </w:drawing>
+      </w:r>
+      <w:r>
+        <w:rPr>
+          <w:lang w:val="en-GB"/>
+        </w:rPr>
+        <w:t xml:space="preserve">Physical mock up from cardboard </w:t>
+      </w:r>
+    </w:p>
+    <w:p>
+      <w:pPr>
+        <w:rPr>
+          <w:lang w:val="en-GB"/>
+        </w:rPr>
+      </w:pPr>
+    </w:p>
+    <w:p>
+      <w:pPr>
+        <w:rPr>
+          <w:lang w:val="en-GB"/>
+        </w:rPr>
+      </w:pPr>
+      <w:r>
+        <w:rPr>
+          <w:lang w:val="en-GB"/>
+        </w:rPr>
+        <w:t xml:space="preserve">We </w:t>
+      </w:r>
+      <w:r>
+        <w:rPr>
+          <w:lang w:val="en-GB"/>
+        </w:rPr>
+        <w:t>planned on</w:t>
+      </w:r>
+      <w:r>
+        <w:rPr>
+          <w:lang w:val="en-GB"/>
+        </w:rPr>
+        <w:t xml:space="preserve"> making an app were </w:t>
+      </w:r>
+      <w:r>
+        <w:rPr>
+          <w:lang w:val="en-GB"/>
+        </w:rPr>
+        <w:t>where you can remotely monitor the incubations temperature and adjust it.</w:t>
+      </w:r>
+    </w:p>
+    <w:p>
+      <w:pPr>
+        <w:rPr>
+          <w:rStyle w:val="Strong"/>
+        </w:rPr>
+      </w:pPr>
+      <w:r>
+        <w:rPr>
+          <w:rStyle w:val="Strong"/>
+        </w:rPr>
+        <w:br w:type="page"/>
+      </w:r>
+    </w:p>
+    <w:p>
+      <w:pPr>
+        <w:rPr>
+          <w:rStyle w:val="Strong"/>
+        </w:rPr>
+      </w:pPr>
+      <w:r>
+        <w:rPr>
+          <w:rStyle w:val="Strong"/>
+        </w:rPr>
+        <w:t>proposed code for the heat</w:t>
+      </w:r>
+      <w:r>
+        <w:rPr>
+          <w:rStyle w:val="Strong"/>
+        </w:rPr>
+        <w:t>ing element</w:t>
+      </w:r>
+    </w:p>
+    <w:p>
+      <w:pPr>
+        <w:rPr>
+          <w:rStyle w:val="Strong"/>
+          <w:b w:val="0"/>
+        </w:rPr>
+      </w:pPr>
+      <w:r>
+        <w:rPr>
+          <w:rStyle w:val="Strong"/>
+          <w:b w:val="0"/>
+          <w:bCs w:val="0"/>
+        </w:rPr>
+        <w:t xml:space="preserve"> </w:t>
+      </w:r>
+      <w:proofErr w:type="gramStart"/>
+      <w:r>
+        <w:rPr>
+          <w:rStyle w:val="Strong"/>
+          <w:b w:val="0"/>
+          <w:bCs w:val="0"/>
+        </w:rPr>
+        <w:t>( https://astronomersanonymous.wordpress.com/2016/04/02/controlling-heating-pads-with-arduino-uno/</w:t>
+      </w:r>
+      <w:proofErr w:type="gramEnd"/>
+      <w:r>
+        <w:rPr>
+          <w:rStyle w:val="Strong"/>
+          <w:b w:val="0"/>
+          <w:bCs w:val="0"/>
+        </w:rPr>
+        <w:t>)</w:t>
+      </w:r>
+    </w:p>
+    <w:p>
+      <w:pPr>
+        <w:jc w:val="center"/>
+        <w:rPr>
+          <w:lang w:val="en-GB"/>
+        </w:rPr>
+      </w:pPr>
+      <w:r>
+        <w:rPr>
+          <w:noProof/>
+        </w:rPr>
+        <w:drawing>
+          <wp:inline distT="0" distB="0" distL="0" distR="0" wp14:anchorId="3B20A2E1" wp14:editId="54A1A632">
+            <wp:extent cx="5286928" cy="3352800"/>
+            <wp:effectExtent l="0" t="0" r="9525" b="0"/>
+            <wp:docPr id="534725520" name="Picture 2" descr="heater1"/>
+            <wp:cNvGraphicFramePr>
+              <a:graphicFrameLocks xmlns:a="http://schemas.openxmlformats.org/drawingml/2006/main" noChangeAspect="1"/>
+            </wp:cNvGraphicFramePr>
+            <a:graphic xmlns:a="http://schemas.openxmlformats.org/drawingml/2006/main">
+              <a:graphicData uri="http://schemas.openxmlformats.org/drawingml/2006/picture">
+                <pic:pic xmlns:pic="http://schemas.openxmlformats.org/drawingml/2006/picture">
+                  <pic:nvPicPr>
+                    <pic:cNvPr id="0" name="Picture 1" descr="heater1"/>
+                    <pic:cNvPicPr>
+                      <a:picLocks noChangeAspect="1" noChangeArrowheads="1"/>
+                    </pic:cNvPicPr>
+                  </pic:nvPicPr>
+                  <pic:blipFill>
+                    <a:blip r:embed="rId20">
+                      <a:extLst>
+                        <a:ext uri="{28A0092B-C50C-407E-A947-70E740481C1C}">
+                          <a14:useLocalDpi xmlns:a14="http://schemas.microsoft.com/office/drawing/2010/main" val="0"/>
+                        </a:ext>
+                      </a:extLst>
+                    </a:blip>
+                    <a:srcRect/>
+                    <a:stretch>
+                      <a:fillRect/>
+                    </a:stretch>
+                  </pic:blipFill>
+                  <pic:spPr bwMode="auto">
+                    <a:xfrm>
+                      <a:off x="0" y="0"/>
+                      <a:ext cx="5346720" cy="3390718"/>
+                    </a:xfrm>
+                    <a:prstGeom prst="rect">
+                      <a:avLst/>
+                    </a:prstGeom>
+                    <a:noFill/>
+                    <a:ln>
+                      <a:noFill/>
+                    </a:ln>
+                  </pic:spPr>
+                </pic:pic>
+              </a:graphicData>
+            </a:graphic>
+          </wp:inline>
+        </w:drawing>
+      </w:r>
+    </w:p>
+    <w:p>
+      <w:pPr>
+        <w:jc w:val="center"/>
+        <w:rPr>
+          <w:lang w:val="en-GB"/>
+        </w:rPr>
+      </w:pPr>
+      <w:r>
+        <w:rPr>
+          <w:noProof/>
+        </w:rPr>
+        <w:drawing>
+          <wp:inline distT="0" distB="0" distL="0" distR="0" wp14:anchorId="7745A5B8" wp14:editId="60973B27">
+            <wp:extent cx="5263662" cy="4469389"/>
+            <wp:effectExtent l="0" t="0" r="0" b="7620"/>
+            <wp:docPr id="2116719114" name="Picture 3" descr="heater2"/>
+            <wp:cNvGraphicFramePr>
+              <a:graphicFrameLocks xmlns:a="http://schemas.openxmlformats.org/drawingml/2006/main" noChangeAspect="1"/>
+            </wp:cNvGraphicFramePr>
+            <a:graphic xmlns:a="http://schemas.openxmlformats.org/drawingml/2006/main">
+              <a:graphicData uri="http://schemas.openxmlformats.org/drawingml/2006/picture">
+                <pic:pic xmlns:pic="http://schemas.openxmlformats.org/drawingml/2006/picture">
+                  <pic:nvPicPr>
+                    <pic:cNvPr id="0" name="Picture 3" descr="heater2"/>
+                    <pic:cNvPicPr>
+                      <a:picLocks noChangeAspect="1" noChangeArrowheads="1"/>
+                    </pic:cNvPicPr>
+                  </pic:nvPicPr>
+                  <pic:blipFill>
+                    <a:blip r:embed="rId21">
+                      <a:extLst>
+                        <a:ext uri="{28A0092B-C50C-407E-A947-70E740481C1C}">
+                          <a14:useLocalDpi xmlns:a14="http://schemas.microsoft.com/office/drawing/2010/main" val="0"/>
+                        </a:ext>
+                      </a:extLst>
+                    </a:blip>
+                    <a:srcRect/>
+                    <a:stretch>
+                      <a:fillRect/>
+                    </a:stretch>
+                  </pic:blipFill>
+                  <pic:spPr bwMode="auto">
+                    <a:xfrm>
+                      <a:off x="0" y="0"/>
+                      <a:ext cx="5293939" cy="4495097"/>
+                    </a:xfrm>
+                    <a:prstGeom prst="rect">
+                      <a:avLst/>
+                    </a:prstGeom>
+                    <a:noFill/>
+                    <a:ln>
+                      <a:noFill/>
+                    </a:ln>
+                  </pic:spPr>
+                </pic:pic>
+              </a:graphicData>
+            </a:graphic>
+          </wp:inline>
+        </w:drawing>
+      </w:r>
+      <w:r>
+        <w:rPr>
+          <w:lang w:val="en-GB"/>
+        </w:rPr>
+        <w:br w:type="page"/>
+      </w:r>
+    </w:p>
+    <w:p>
+      <w:pPr>
+        <w:pStyle w:val="Heading1"/>
+        <w:rPr>
+          <w:lang w:val="en-GB"/>
+        </w:rPr>
+      </w:pPr>
+      <w:bookmarkStart w:id="7" w:name="_Toc223721876"/>
+      <w:r>
+        <w:rPr>
+          <w:lang w:val="en-GB"/>
+        </w:rPr>
+        <w:t>Description of data generated, datasets or APIs used and how you plan to store and manage data</w:t>
+      </w:r>
+      <w:bookmarkEnd w:id="7"/>
+    </w:p>
+    <w:p>
+      <w:pPr>
+        <w:rPr>
+          <w:lang w:val="en-GB"/>
+        </w:rPr>
+      </w:pPr>
+    </w:p>
+    <w:p>
+      <w:pPr>
+        <w:rPr>
+          <w:lang w:val="en-GB"/>
+        </w:rPr>
+      </w:pPr>
+      <w:r>
+        <w:rPr>
+          <w:lang w:val="en-GB"/>
+        </w:rPr>
+        <w:t xml:space="preserve">For APIs we plan on making an app where you can set </w:t>
+      </w:r>
+      <w:r>
+        <w:rPr>
+          <w:lang w:val="en-GB"/>
+        </w:rPr>
+        <w:t>an</w:t>
+      </w:r>
+      <w:r>
+        <w:rPr>
+          <w:lang w:val="en-GB"/>
+        </w:rPr>
+        <w:t xml:space="preserve"> ideal temp and manually change the heating elements temperature output</w:t>
+      </w:r>
+      <w:r>
+        <w:rPr>
+          <w:lang w:val="en-GB"/>
+        </w:rPr>
+        <w:t>.</w:t>
+      </w:r>
+      <w:r>
+        <w:rPr>
+          <w:lang w:val="en-GB"/>
+        </w:rPr>
+        <w:t xml:space="preserve"> </w:t>
+      </w:r>
+      <w:r>
+        <w:rPr>
+          <w:lang w:val="en-GB"/>
+        </w:rPr>
+        <w:t xml:space="preserve">Using </w:t>
+      </w:r>
+      <w:r>
+        <w:rPr>
+          <w:lang w:val="en-GB"/>
+        </w:rPr>
+        <w:t>B</w:t>
+      </w:r>
+      <w:r>
+        <w:rPr>
+          <w:lang w:val="en-GB"/>
+        </w:rPr>
+        <w:t>lynk for the apps interface and firebase to store the data. We have yet so start this process.</w:t>
+      </w:r>
+    </w:p>
+    <w:p>
+      <w:pPr>
+        <w:rPr>
+          <w:lang w:val="en-GB"/>
+        </w:rPr>
+      </w:pPr>
+      <w:r>
+        <w:rPr>
+          <w:lang w:val="en-GB"/>
+        </w:rPr>
+        <w:t xml:space="preserve">For how we plan to store and manage data, we will </w:t>
+      </w:r>
+      <w:r>
+        <w:rPr>
+          <w:lang w:val="en-GB"/>
+        </w:rPr>
+        <w:t xml:space="preserve">have Firebase have the </w:t>
+      </w:r>
+      <w:r>
+        <w:rPr>
+          <w:lang w:val="en-GB"/>
+        </w:rPr>
+        <w:t>temperature and time data be sent from the incubato</w:t>
+      </w:r>
+      <w:r>
+        <w:rPr>
+          <w:lang w:val="en-GB"/>
+        </w:rPr>
+        <w:t>r. We could potentially</w:t>
+      </w:r>
+      <w:r>
+        <w:rPr>
+          <w:lang w:val="en-GB"/>
+        </w:rPr>
+        <w:t xml:space="preserve"> use </w:t>
+      </w:r>
+      <w:r>
+        <w:rPr>
+          <w:lang w:val="en-GB"/>
+        </w:rPr>
+        <w:t>Blynk to allow for a timer to be s</w:t>
+      </w:r>
+      <w:r>
+        <w:rPr>
+          <w:lang w:val="en-GB"/>
+        </w:rPr>
+        <w:t>et</w:t>
+      </w:r>
+      <w:r>
+        <w:rPr>
+          <w:lang w:val="en-GB"/>
+        </w:rPr>
+        <w:t xml:space="preserve"> </w:t>
+      </w:r>
+      <w:r>
+        <w:rPr>
+          <w:lang w:val="en-GB"/>
+        </w:rPr>
+        <w:t>and the temperature to be adjusted.</w:t>
+      </w:r>
+      <w:r>
+        <w:rPr>
+          <w:lang w:val="en-GB"/>
+        </w:rPr>
+        <w:t xml:space="preserve"> The Blynk can be connected to the firebase to have the temperature that is stored on Firebase sent over to Blynk so it can display the temperature and have a lower or higher temperature</w:t>
+      </w:r>
+      <w:r>
+        <w:rPr>
+          <w:lang w:val="en-GB"/>
+        </w:rPr>
+        <w:t>.</w:t>
+      </w:r>
+      <w:r>
+        <w:rPr>
+          <w:lang w:val="en-GB"/>
+        </w:rPr>
+        <w:t xml:space="preserve"> Alongside having the time</w:t>
+      </w:r>
+      <w:r>
+        <w:rPr>
+          <w:lang w:val="en-GB"/>
+        </w:rPr>
+        <w:t xml:space="preserve"> sent from Firebase where the user can potentially clear the time such as with the button alongside setting the timer.</w:t>
+      </w:r>
+    </w:p>
+    <w:p>
+      <w:pPr>
+        <w:rPr>
+          <w:lang w:val="en-GB"/>
+        </w:rPr>
+      </w:pPr>
+    </w:p>
+    <w:p>
+      <w:pPr>
+        <w:spacing w:line="360" w:lineRule="auto"/>
+        <w:rPr>
+          <w:rStyle w:val="Heading2Char"/>
+        </w:rPr>
+      </w:pPr>
+    </w:p>
+    <w:p>
+      <w:pPr>
+        <w:spacing w:line="360" w:lineRule="auto"/>
+        <w:rPr>
+          <w:rStyle w:val="Heading2Char"/>
+        </w:rPr>
+      </w:pPr>
+    </w:p>
+    <w:p>
+      <w:pPr>
+        <w:rPr>
+          <w:rStyle w:val="Heading2Char"/>
+          <w:sz w:val="40"/>
+          <w:szCs w:val="40"/>
+        </w:rPr>
+      </w:pPr>
+      <w:r>
+        <w:rPr>
+          <w:rStyle w:val="Heading2Char"/>
+          <w:sz w:val="40"/>
+          <w:szCs w:val="40"/>
+        </w:rPr>
+        <w:br w:type="page"/>
+      </w:r>
+    </w:p>
+    <w:p>
+      <w:pPr>
+        <w:pStyle w:val="Heading1"/>
+        <w:rPr>
+          <w:rStyle w:val="Heading2Char"/>
+          <w:sz w:val="40"/>
+          <w:szCs w:val="40"/>
+        </w:rPr>
+      </w:pPr>
+      <w:bookmarkStart w:id="8" w:name="_Toc223721877"/>
+      <w:r>
+        <w:rPr>
+          <w:rStyle w:val="Heading2Char"/>
+          <w:sz w:val="40"/>
+          <w:szCs w:val="40"/>
+        </w:rPr>
+        <w:t>Implementation Plan</w:t>
+      </w:r>
+      <w:bookmarkEnd w:id="8"/>
+      <w:r>
+        <w:rPr>
+          <w:rStyle w:val="Heading2Char"/>
+          <w:sz w:val="40"/>
+          <w:szCs w:val="40"/>
+        </w:rPr>
+        <w:t xml:space="preserve"> </w:t>
+      </w:r>
+    </w:p>
+    <w:p/>
+    <w:tbl>
+      <w:tblPr>
+        <w:tblStyle w:val="TableGrid"/>
+        <w:tblW w:w="0" w:type="auto"/>
+        <w:tblBorders>
+          <w:right w:val="none" w:sz="0" w:space="0" w:color="auto"/>
+        </w:tblBorders>
+        <w:tblLook w:val="04A0" w:firstRow="1" w:lastRow="0" w:firstColumn="1" w:lastColumn="0" w:noHBand="0" w:noVBand="1"/>
+      </w:tblPr>
+      <w:tblGrid>
+        <w:gridCol w:w="4508"/>
+        <w:gridCol w:w="4508"/>
+      </w:tblGrid>
+      <w:tr>
+        <w:tc>
+          <w:tcPr>
+            <w:tcW w:w="4508" w:type="dxa"/>
+            <w:tcBorders>
+              <w:top w:val="nil"/>
+              <w:left w:val="nil"/>
+              <w:bottom w:val="single" w:sz="4" w:space="0" w:color="auto"/>
+              <w:right w:val="single" w:sz="4" w:space="0" w:color="auto"/>
+            </w:tcBorders>
+          </w:tcPr>
+          <w:p>
+            <w:pPr>
+              <w:rPr>
+                <w:rStyle w:val="Strong"/>
+                <w:b w:val="0"/>
+                <w:bCs w:val="0"/>
+              </w:rPr>
+            </w:pPr>
+            <w:r>
+              <w:rPr>
+                <w:b/>
+                <w:sz w:val="28"/>
+                <w:szCs w:val="28"/>
+                <w:lang w:val="en-GB"/>
+              </w:rPr>
+              <w:t>Equipment needed</w:t>
+            </w:r>
+          </w:p>
+        </w:tc>
+        <w:tc>
+          <w:tcPr>
+            <w:tcW w:w="4508" w:type="dxa"/>
+            <w:tcBorders>
+              <w:top w:val="nil"/>
+              <w:left w:val="single" w:sz="4" w:space="0" w:color="auto"/>
+            </w:tcBorders>
+          </w:tcPr>
+          <w:p>
+            <w:pPr>
+              <w:rPr>
+                <w:rStyle w:val="Strong"/>
+                <w:b w:val="0"/>
+                <w:bCs w:val="0"/>
+                <w:sz w:val="28"/>
+                <w:szCs w:val="28"/>
+              </w:rPr>
+            </w:pPr>
+            <w:r>
+              <w:rPr>
+                <w:rStyle w:val="Strong"/>
+                <w:sz w:val="28"/>
+                <w:szCs w:val="28"/>
+              </w:rPr>
+              <w:t>Parts list</w:t>
+            </w:r>
+          </w:p>
+        </w:tc>
+      </w:tr>
+      <w:tr>
+        <w:tc>
+          <w:tcPr>
+            <w:tcW w:w="4508" w:type="dxa"/>
+            <w:tcBorders>
+              <w:left w:val="nil"/>
+              <w:bottom w:val="nil"/>
+              <w:right w:val="single" w:sz="4" w:space="0" w:color="auto"/>
+            </w:tcBorders>
+          </w:tcPr>
+          <w:p>
+            <w:pPr>
+              <w:rPr>
+                <w:rStyle w:val="Strong"/>
+                <w:b w:val="0"/>
+                <w:bCs w:val="0"/>
+              </w:rPr>
+            </w:pPr>
+            <w:r>
+              <w:rPr>
+                <w:rStyle w:val="Strong"/>
+                <w:b w:val="0"/>
+                <w:bCs w:val="0"/>
+              </w:rPr>
+              <w:t>Screwdriver</w:t>
+            </w:r>
+          </w:p>
+        </w:tc>
+        <w:tc>
+          <w:tcPr>
+            <w:tcW w:w="4508" w:type="dxa"/>
+            <w:tcBorders>
+              <w:left w:val="single" w:sz="4" w:space="0" w:color="auto"/>
+              <w:bottom w:val="nil"/>
+            </w:tcBorders>
+          </w:tcPr>
+          <w:p>
+            <w:pPr>
+              <w:rPr>
+                <w:rStyle w:val="Strong"/>
+                <w:b w:val="0"/>
+                <w:bCs w:val="0"/>
+              </w:rPr>
+            </w:pPr>
+            <w:r>
+              <w:rPr>
+                <w:bCs/>
+                <w:lang w:val="en-GB"/>
+              </w:rPr>
+              <w:t xml:space="preserve">Button </w:t>
+            </w:r>
+          </w:p>
+        </w:tc>
+      </w:tr>
+      <w:tr>
+        <w:tc>
+          <w:tcPr>
+            <w:tcW w:w="4508" w:type="dxa"/>
+            <w:tcBorders>
+              <w:top w:val="nil"/>
+              <w:left w:val="nil"/>
+              <w:bottom w:val="nil"/>
+              <w:right w:val="single" w:sz="4" w:space="0" w:color="auto"/>
+            </w:tcBorders>
+          </w:tcPr>
+          <w:p>
+            <w:pPr>
+              <w:rPr>
+                <w:rStyle w:val="Strong"/>
+                <w:b w:val="0"/>
+                <w:bCs w:val="0"/>
+              </w:rPr>
+            </w:pPr>
+            <w:r>
+              <w:rPr>
+                <w:rStyle w:val="Strong"/>
+                <w:b w:val="0"/>
+                <w:bCs w:val="0"/>
+              </w:rPr>
+              <w:t>Laser cutter</w:t>
+            </w:r>
+          </w:p>
+        </w:tc>
+        <w:tc>
+          <w:tcPr>
+            <w:tcW w:w="4508" w:type="dxa"/>
+            <w:tcBorders>
+              <w:top w:val="nil"/>
+              <w:left w:val="single" w:sz="4" w:space="0" w:color="auto"/>
+              <w:bottom w:val="nil"/>
+            </w:tcBorders>
+          </w:tcPr>
+          <w:p>
+            <w:pPr>
+              <w:rPr>
+                <w:rStyle w:val="Strong"/>
+                <w:b w:val="0"/>
+                <w:bCs w:val="0"/>
+              </w:rPr>
+            </w:pPr>
+            <w:r>
+              <w:rPr>
+                <w:bCs/>
+                <w:lang w:val="en-GB"/>
+              </w:rPr>
+              <w:t>Turn dial</w:t>
+            </w:r>
+          </w:p>
+        </w:tc>
+      </w:tr>
+      <w:tr>
+        <w:tc>
+          <w:tcPr>
+            <w:tcW w:w="4508" w:type="dxa"/>
+            <w:tcBorders>
+              <w:top w:val="nil"/>
+              <w:left w:val="nil"/>
+              <w:bottom w:val="nil"/>
+              <w:right w:val="single" w:sz="4" w:space="0" w:color="auto"/>
+            </w:tcBorders>
+          </w:tcPr>
+          <w:p>
+            <w:pPr>
+              <w:rPr>
+                <w:rStyle w:val="Strong"/>
+                <w:b w:val="0"/>
+                <w:bCs w:val="0"/>
+              </w:rPr>
+            </w:pPr>
+            <w:r>
+              <w:rPr>
+                <w:bCs/>
+                <w:lang w:val="en-GB"/>
+              </w:rPr>
+              <w:t>Heating pad</w:t>
+            </w:r>
+          </w:p>
+        </w:tc>
+        <w:tc>
+          <w:tcPr>
+            <w:tcW w:w="4508" w:type="dxa"/>
+            <w:tcBorders>
+              <w:top w:val="nil"/>
+              <w:left w:val="single" w:sz="4" w:space="0" w:color="auto"/>
+              <w:bottom w:val="nil"/>
+            </w:tcBorders>
+          </w:tcPr>
+          <w:p>
+            <w:pPr>
+              <w:rPr>
+                <w:rStyle w:val="Strong"/>
+                <w:b w:val="0"/>
+                <w:bCs w:val="0"/>
+              </w:rPr>
+            </w:pPr>
+            <w:r>
+              <w:rPr>
+                <w:bCs/>
+                <w:lang w:val="en-GB"/>
+              </w:rPr>
+              <w:t>Relay</w:t>
+            </w:r>
+          </w:p>
+        </w:tc>
+      </w:tr>
+      <w:tr>
+        <w:tc>
+          <w:tcPr>
+            <w:tcW w:w="4508" w:type="dxa"/>
+            <w:tcBorders>
+              <w:top w:val="nil"/>
+              <w:left w:val="nil"/>
+              <w:bottom w:val="nil"/>
+              <w:right w:val="single" w:sz="4" w:space="0" w:color="auto"/>
+            </w:tcBorders>
+          </w:tcPr>
+          <w:p>
+            <w:pPr>
+              <w:rPr>
+                <w:rStyle w:val="Strong"/>
+                <w:b w:val="0"/>
+                <w:bCs w:val="0"/>
+              </w:rPr>
+            </w:pPr>
+            <w:r>
+              <w:rPr>
+                <w:bCs/>
+                <w:lang w:val="en-GB"/>
+              </w:rPr>
+              <w:t xml:space="preserve">Arduino uno </w:t>
+            </w:r>
+          </w:p>
+        </w:tc>
+        <w:tc>
+          <w:tcPr>
+            <w:tcW w:w="4508" w:type="dxa"/>
+            <w:tcBorders>
+              <w:top w:val="nil"/>
+              <w:left w:val="single" w:sz="4" w:space="0" w:color="auto"/>
+              <w:bottom w:val="nil"/>
+            </w:tcBorders>
+          </w:tcPr>
+          <w:p>
+            <w:pPr>
+              <w:rPr>
+                <w:rStyle w:val="Strong"/>
+                <w:b w:val="0"/>
+                <w:bCs w:val="0"/>
+              </w:rPr>
+            </w:pPr>
+            <w:r>
+              <w:rPr>
+                <w:bCs/>
+                <w:lang w:val="en-GB"/>
+              </w:rPr>
+              <w:t>Temperature sensor</w:t>
+            </w:r>
+          </w:p>
+        </w:tc>
+      </w:tr>
+      <w:tr>
+        <w:tc>
+          <w:tcPr>
+            <w:tcW w:w="4508" w:type="dxa"/>
+            <w:tcBorders>
+              <w:top w:val="nil"/>
+              <w:left w:val="nil"/>
+              <w:bottom w:val="nil"/>
+              <w:right w:val="single" w:sz="4" w:space="0" w:color="auto"/>
+            </w:tcBorders>
+          </w:tcPr>
+          <w:p>
+            <w:pPr>
+              <w:rPr>
+                <w:rStyle w:val="Strong"/>
+                <w:b w:val="0"/>
+                <w:bCs w:val="0"/>
+              </w:rPr>
+            </w:pPr>
+          </w:p>
+        </w:tc>
+        <w:tc>
+          <w:tcPr>
+            <w:tcW w:w="4508" w:type="dxa"/>
+            <w:tcBorders>
+              <w:top w:val="nil"/>
+              <w:left w:val="single" w:sz="4" w:space="0" w:color="auto"/>
+              <w:bottom w:val="nil"/>
+            </w:tcBorders>
+          </w:tcPr>
+          <w:p>
+            <w:pPr>
+              <w:rPr>
+                <w:rStyle w:val="Strong"/>
+                <w:b w:val="0"/>
+                <w:bCs w:val="0"/>
+              </w:rPr>
+            </w:pPr>
+            <w:r>
+              <w:rPr>
+                <w:bCs/>
+                <w:lang w:val="en-GB"/>
+              </w:rPr>
+              <w:t>LCD RGB Backlight</w:t>
+            </w:r>
+          </w:p>
+        </w:tc>
+      </w:tr>
+      <w:tr>
+        <w:tc>
+          <w:tcPr>
+            <w:tcW w:w="4508" w:type="dxa"/>
+            <w:tcBorders>
+              <w:top w:val="nil"/>
+              <w:left w:val="nil"/>
+              <w:bottom w:val="nil"/>
+              <w:right w:val="single" w:sz="4" w:space="0" w:color="auto"/>
+            </w:tcBorders>
+          </w:tcPr>
+          <w:p>
+            <w:pPr>
+              <w:rPr>
+                <w:rStyle w:val="Strong"/>
+                <w:b w:val="0"/>
+                <w:bCs w:val="0"/>
+              </w:rPr>
+            </w:pPr>
+          </w:p>
+        </w:tc>
+        <w:tc>
+          <w:tcPr>
+            <w:tcW w:w="4508" w:type="dxa"/>
+            <w:tcBorders>
+              <w:top w:val="nil"/>
+              <w:left w:val="single" w:sz="4" w:space="0" w:color="auto"/>
+              <w:bottom w:val="nil"/>
+            </w:tcBorders>
+          </w:tcPr>
+          <w:p>
+            <w:pPr>
+              <w:rPr>
+                <w:rStyle w:val="Strong"/>
+                <w:b w:val="0"/>
+                <w:bCs w:val="0"/>
+              </w:rPr>
+            </w:pPr>
+            <w:r>
+              <w:rPr>
+                <w:rStyle w:val="Strong"/>
+                <w:b w:val="0"/>
+                <w:bCs w:val="0"/>
+              </w:rPr>
+              <w:t>Clear acrylic sheets</w:t>
+            </w:r>
+          </w:p>
+        </w:tc>
+      </w:tr>
+      <w:tr>
+        <w:tc>
+          <w:tcPr>
+            <w:tcW w:w="4508" w:type="dxa"/>
+            <w:tcBorders>
+              <w:top w:val="nil"/>
+              <w:left w:val="nil"/>
+              <w:bottom w:val="nil"/>
+              <w:right w:val="single" w:sz="4" w:space="0" w:color="auto"/>
+            </w:tcBorders>
+          </w:tcPr>
+          <w:p>
+            <w:pPr>
+              <w:rPr>
+                <w:rStyle w:val="Strong"/>
+                <w:b w:val="0"/>
+                <w:bCs w:val="0"/>
+              </w:rPr>
+            </w:pPr>
+          </w:p>
+        </w:tc>
+        <w:tc>
+          <w:tcPr>
+            <w:tcW w:w="4508" w:type="dxa"/>
+            <w:tcBorders>
+              <w:top w:val="nil"/>
+              <w:left w:val="single" w:sz="4" w:space="0" w:color="auto"/>
+              <w:bottom w:val="nil"/>
+            </w:tcBorders>
+          </w:tcPr>
+          <w:p>
+            <w:pPr>
+              <w:rPr>
+                <w:rStyle w:val="Strong"/>
+                <w:b w:val="0"/>
+                <w:bCs w:val="0"/>
+              </w:rPr>
+            </w:pPr>
+            <w:r>
+              <w:rPr>
+                <w:rStyle w:val="Strong"/>
+                <w:b w:val="0"/>
+                <w:bCs w:val="0"/>
+              </w:rPr>
+              <w:t>Tape?</w:t>
+            </w:r>
+          </w:p>
+        </w:tc>
+      </w:tr>
+    </w:tbl>
+    <w:p>
+      <w:pPr>
+        <w:rPr>
+          <w:rStyle w:val="Strong"/>
+          <w:b w:val="0"/>
+          <w:bCs w:val="0"/>
+        </w:rPr>
+      </w:pPr>
+    </w:p>
+    <w:p>
+      <w:pPr>
+        <w:rPr>
+          <w:rStyle w:val="Strong"/>
+          <w:b w:val="0"/>
+          <w:bCs w:val="0"/>
+        </w:rPr>
+      </w:pPr>
+      <w:r>
+        <w:rPr>
+          <w:rStyle w:val="Strong"/>
+          <w:b w:val="0"/>
+          <w:bCs w:val="0"/>
+        </w:rPr>
+        <w:t>For the equipment we need</w:t>
+      </w:r>
+      <w:r>
+        <w:rPr>
+          <w:rStyle w:val="Strong"/>
+          <w:b w:val="0"/>
+          <w:bCs w:val="0"/>
+        </w:rPr>
+        <w:t xml:space="preserve"> screwdriver for </w:t>
+      </w:r>
+      <w:r>
+        <w:rPr>
+          <w:rStyle w:val="Strong"/>
+          <w:b w:val="0"/>
+          <w:bCs w:val="0"/>
+        </w:rPr>
+        <w:t xml:space="preserve">unscrewing the </w:t>
+      </w:r>
+      <w:r>
+        <w:rPr>
+          <w:rStyle w:val="Strong"/>
+          <w:b w:val="0"/>
+          <w:bCs w:val="0"/>
+        </w:rPr>
+        <w:t xml:space="preserve">Grove Kit’s </w:t>
+      </w:r>
+      <w:r>
+        <w:rPr>
+          <w:rStyle w:val="Strong"/>
+          <w:b w:val="0"/>
+          <w:bCs w:val="0"/>
+        </w:rPr>
+        <w:t xml:space="preserve">Relay element when we </w:t>
+      </w:r>
+      <w:r>
+        <w:rPr>
+          <w:rStyle w:val="Strong"/>
+          <w:b w:val="0"/>
+          <w:bCs w:val="0"/>
+        </w:rPr>
+        <w:t>attach the heating pad to the Relay element.</w:t>
+      </w:r>
+    </w:p>
+    <w:p>
+      <w:pPr>
+        <w:rPr>
+          <w:rStyle w:val="Strong"/>
+          <w:b w:val="0"/>
+          <w:bCs w:val="0"/>
+        </w:rPr>
+      </w:pPr>
+      <w:r>
+        <w:rPr>
+          <w:rStyle w:val="Strong"/>
+          <w:b w:val="0"/>
+          <w:bCs w:val="0"/>
+        </w:rPr>
+        <w:t xml:space="preserve"> The Laser cutter </w:t>
+      </w:r>
+      <w:r>
+        <w:rPr>
+          <w:rStyle w:val="Strong"/>
+          <w:b w:val="0"/>
+          <w:bCs w:val="0"/>
+        </w:rPr>
+        <w:t xml:space="preserve">is needed from the </w:t>
+      </w:r>
+      <w:proofErr w:type="spellStart"/>
+      <w:r>
+        <w:rPr>
+          <w:rStyle w:val="Strong"/>
+          <w:b w:val="0"/>
+          <w:bCs w:val="0"/>
+        </w:rPr>
+        <w:t>Maker</w:t>
+      </w:r>
+      <w:r>
+        <w:rPr>
+          <w:rStyle w:val="Strong"/>
+          <w:b w:val="0"/>
+          <w:bCs w:val="0"/>
+        </w:rPr>
+        <w:t>Space</w:t>
+      </w:r>
+      <w:proofErr w:type="spellEnd"/>
+      <w:r>
+        <w:rPr>
+          <w:rStyle w:val="Strong"/>
+          <w:b w:val="0"/>
+          <w:bCs w:val="0"/>
+        </w:rPr>
+        <w:t xml:space="preserve"> to </w:t>
+      </w:r>
+      <w:r>
+        <w:rPr>
+          <w:rStyle w:val="Strong"/>
+          <w:b w:val="0"/>
+          <w:bCs w:val="0"/>
+        </w:rPr>
+        <w:t>create our incubator box by cutting out measured parts to interlink with one another.</w:t>
+      </w:r>
+    </w:p>
+    <w:p>
+      <w:pPr>
+        <w:rPr>
+          <w:rStyle w:val="Strong"/>
+          <w:b w:val="0"/>
+          <w:bCs w:val="0"/>
+        </w:rPr>
+      </w:pPr>
+      <w:r>
+        <w:rPr>
+          <w:rStyle w:val="Strong"/>
+          <w:b w:val="0"/>
+          <w:bCs w:val="0"/>
+        </w:rPr>
+        <w:t xml:space="preserve"> The Heating Pad is a necessity as </w:t>
+      </w:r>
+      <w:r>
+        <w:rPr>
+          <w:rStyle w:val="Strong"/>
+          <w:b w:val="0"/>
+          <w:bCs w:val="0"/>
+        </w:rPr>
+        <w:t xml:space="preserve">it will be used to heat the incubator. It will be lined at the bottom of the incubator box and </w:t>
+      </w:r>
+      <w:r>
+        <w:rPr>
+          <w:rStyle w:val="Strong"/>
+          <w:b w:val="0"/>
+          <w:bCs w:val="0"/>
+        </w:rPr>
+        <w:t>have something over it to protect the neonatal pets from potentially getting burnt by it.</w:t>
+      </w:r>
+    </w:p>
+    <w:p>
+      <w:pPr>
+        <w:rPr>
+          <w:rStyle w:val="Strong"/>
+          <w:b w:val="0"/>
+          <w:bCs w:val="0"/>
+        </w:rPr>
+      </w:pPr>
+      <w:r>
+        <w:rPr>
+          <w:rStyle w:val="Strong"/>
+          <w:b w:val="0"/>
+          <w:bCs w:val="0"/>
+        </w:rPr>
+        <w:t xml:space="preserve">The Arduino Uno is also a necessity as it </w:t>
+      </w:r>
+      <w:r>
+        <w:rPr>
+          <w:rStyle w:val="Strong"/>
+          <w:b w:val="0"/>
+          <w:bCs w:val="0"/>
+        </w:rPr>
+        <w:t xml:space="preserve">is a microcontroller board that will control different elements like the relay, heating pad, temperature sensor, button and other such devices using the code we have created in </w:t>
+      </w:r>
+      <w:r>
+        <w:rPr>
+          <w:rStyle w:val="Strong"/>
+          <w:b w:val="0"/>
+          <w:bCs w:val="0"/>
+        </w:rPr>
+        <w:t>Arduino IDE.</w:t>
+      </w:r>
+    </w:p>
+    <w:p>
+      <w:pPr>
+        <w:rPr>
+          <w:rStyle w:val="Strong"/>
+          <w:b w:val="0"/>
+          <w:bCs w:val="0"/>
+        </w:rPr>
+      </w:pPr>
+      <w:r>
+        <w:rPr>
+          <w:rStyle w:val="Strong"/>
+          <w:b w:val="0"/>
+          <w:bCs w:val="0"/>
+        </w:rPr>
+        <w:t xml:space="preserve">For the parts, we plan on using </w:t>
+      </w:r>
+      <w:r>
+        <w:rPr>
+          <w:rStyle w:val="Strong"/>
+          <w:b w:val="0"/>
+          <w:bCs w:val="0"/>
+        </w:rPr>
+        <w:t xml:space="preserve">Grove Kit devices such as the Button, </w:t>
+      </w:r>
+      <w:r>
+        <w:rPr>
+          <w:rStyle w:val="Strong"/>
+          <w:b w:val="0"/>
+          <w:bCs w:val="0"/>
+        </w:rPr>
+        <w:t>turn</w:t>
+      </w:r>
+      <w:r>
+        <w:rPr>
+          <w:rStyle w:val="Strong"/>
+          <w:b w:val="0"/>
+          <w:bCs w:val="0"/>
+        </w:rPr>
+        <w:t xml:space="preserve"> dial, Relay and Temperature sensor </w:t>
+      </w:r>
+      <w:r>
+        <w:rPr>
+          <w:rStyle w:val="Strong"/>
+          <w:b w:val="0"/>
+          <w:bCs w:val="0"/>
+        </w:rPr>
+        <w:t>for what are essentially user inputs as the Button is programmed to clear the timer when clicked</w:t>
+      </w:r>
+      <w:r>
+        <w:rPr>
+          <w:rStyle w:val="Strong"/>
+          <w:b w:val="0"/>
+          <w:bCs w:val="0"/>
+        </w:rPr>
+        <w:t xml:space="preserve">. </w:t>
+      </w:r>
+    </w:p>
+    <w:p>
+      <w:pPr>
+        <w:rPr>
+          <w:rStyle w:val="Strong"/>
+          <w:b w:val="0"/>
+          <w:bCs w:val="0"/>
+        </w:rPr>
+      </w:pPr>
+      <w:r>
+        <w:rPr>
+          <w:rStyle w:val="Strong"/>
+          <w:b w:val="0"/>
+          <w:bCs w:val="0"/>
+        </w:rPr>
+        <w:t xml:space="preserve"> The turn dial does not have</w:t>
+      </w:r>
+      <w:r>
+        <w:rPr>
+          <w:rStyle w:val="Strong"/>
+          <w:b w:val="0"/>
+          <w:bCs w:val="0"/>
+        </w:rPr>
+        <w:t xml:space="preserve"> code for </w:t>
+      </w:r>
+      <w:r>
+        <w:rPr>
+          <w:rStyle w:val="Strong"/>
+          <w:b w:val="0"/>
+          <w:bCs w:val="0"/>
+        </w:rPr>
+        <w:t>its</w:t>
+      </w:r>
+      <w:r>
+        <w:rPr>
+          <w:rStyle w:val="Strong"/>
+          <w:b w:val="0"/>
+          <w:bCs w:val="0"/>
+        </w:rPr>
+        <w:t xml:space="preserve"> purpose yet</w:t>
+      </w:r>
+      <w:r>
+        <w:rPr>
+          <w:rStyle w:val="Strong"/>
+          <w:b w:val="0"/>
+          <w:bCs w:val="0"/>
+        </w:rPr>
+        <w:t>,</w:t>
+      </w:r>
+      <w:r>
+        <w:rPr>
+          <w:rStyle w:val="Strong"/>
+          <w:b w:val="0"/>
+          <w:bCs w:val="0"/>
+        </w:rPr>
+        <w:t xml:space="preserve"> but it is intended</w:t>
+      </w:r>
+      <w:r>
+        <w:rPr>
+          <w:rStyle w:val="Strong"/>
+          <w:b w:val="0"/>
+          <w:bCs w:val="0"/>
+        </w:rPr>
+        <w:t xml:space="preserve"> to adjust the temperature manually.</w:t>
+      </w:r>
+    </w:p>
+    <w:p>
+      <w:pPr>
+        <w:rPr>
+          <w:rStyle w:val="Strong"/>
+          <w:b w:val="0"/>
+          <w:bCs w:val="0"/>
+        </w:rPr>
+      </w:pPr>
+      <w:r>
+        <w:rPr>
+          <w:rStyle w:val="Strong"/>
+          <w:b w:val="0"/>
+          <w:bCs w:val="0"/>
+        </w:rPr>
+        <w:t>T</w:t>
+      </w:r>
+      <w:r>
+        <w:rPr>
+          <w:rStyle w:val="Strong"/>
+          <w:b w:val="0"/>
+          <w:bCs w:val="0"/>
+        </w:rPr>
+        <w:t>he</w:t>
+      </w:r>
+      <w:r>
+        <w:rPr>
+          <w:rStyle w:val="Strong"/>
+          <w:b w:val="0"/>
+          <w:bCs w:val="0"/>
+        </w:rPr>
+        <w:t xml:space="preserve"> Relay is for </w:t>
+      </w:r>
+      <w:r>
+        <w:rPr>
+          <w:rStyle w:val="Strong"/>
+          <w:b w:val="0"/>
+          <w:bCs w:val="0"/>
+        </w:rPr>
+        <w:t xml:space="preserve">importing the </w:t>
+      </w:r>
+      <w:r>
+        <w:rPr>
+          <w:rStyle w:val="Strong"/>
+          <w:b w:val="0"/>
+          <w:bCs w:val="0"/>
+        </w:rPr>
+        <w:t xml:space="preserve">Heating Pad’s pins into it to </w:t>
+      </w:r>
+      <w:r>
+        <w:rPr>
+          <w:rStyle w:val="Strong"/>
+          <w:b w:val="0"/>
+          <w:bCs w:val="0"/>
+        </w:rPr>
+        <w:t>have it be linked to the Arduino.</w:t>
+      </w:r>
+      <w:r>
+        <w:rPr>
+          <w:rStyle w:val="Strong"/>
+          <w:b w:val="0"/>
+          <w:bCs w:val="0"/>
+        </w:rPr>
+        <w:t xml:space="preserve"> </w:t>
+      </w:r>
+      <w:r>
+        <w:rPr>
+          <w:rStyle w:val="Strong"/>
+          <w:b w:val="0"/>
+          <w:bCs w:val="0"/>
+        </w:rPr>
+        <w:t>We haven’t any proper code for it yet</w:t>
+      </w:r>
+      <w:r>
+        <w:rPr>
+          <w:rStyle w:val="Strong"/>
+          <w:b w:val="0"/>
+          <w:bCs w:val="0"/>
+        </w:rPr>
+        <w:t>,</w:t>
+      </w:r>
+      <w:r>
+        <w:rPr>
+          <w:rStyle w:val="Strong"/>
+          <w:b w:val="0"/>
+          <w:bCs w:val="0"/>
+        </w:rPr>
+        <w:t xml:space="preserve"> but it is planned to be used </w:t>
+      </w:r>
+      <w:r>
+        <w:rPr>
+          <w:rStyle w:val="Strong"/>
+          <w:b w:val="0"/>
+          <w:bCs w:val="0"/>
+        </w:rPr>
+        <w:t>in the future.</w:t>
+      </w:r>
+      <w:r>
+        <w:rPr>
+          <w:rStyle w:val="Strong"/>
+          <w:b w:val="0"/>
+          <w:bCs w:val="0"/>
+        </w:rPr>
+        <w:t xml:space="preserve"> </w:t>
+      </w:r>
+      <w:r>
+        <w:rPr>
+          <w:rStyle w:val="Strong"/>
+          <w:b w:val="0"/>
+          <w:bCs w:val="0"/>
+        </w:rPr>
+        <w:t xml:space="preserve">We plan to use the relay to turn on and off the </w:t>
+      </w:r>
+      <w:r>
+        <w:rPr>
+          <w:rStyle w:val="Strong"/>
+          <w:b w:val="0"/>
+          <w:bCs w:val="0"/>
+        </w:rPr>
+        <w:t>heating pad.</w:t>
+      </w:r>
+    </w:p>
+    <w:p>
+      <w:pPr>
+        <w:rPr>
+          <w:rStyle w:val="Strong"/>
+          <w:b w:val="0"/>
+          <w:bCs w:val="0"/>
+        </w:rPr>
+      </w:pPr>
+      <w:r>
+        <w:rPr>
+          <w:rStyle w:val="Strong"/>
+          <w:b w:val="0"/>
+          <w:bCs w:val="0"/>
+        </w:rPr>
+        <w:t xml:space="preserve">The Temperature sensor is used in our project to detect the temperature of the surroundings of the sensor and to relay the information to the Arduino, which it then will be presented on the LCD screen. </w:t>
+      </w:r>
+    </w:p>
+    <w:p>
+      <w:r>
+        <w:rPr>
+          <w:rStyle w:val="Strong"/>
+        </w:rPr>
+        <w:t>Code samples</w:t>
+      </w:r>
+      <w:r>
+        <w:rPr>
+          <w:bCs/>
+          <w:lang w:val="en-GB"/>
+        </w:rPr>
+        <w:t xml:space="preserve"> [screenshots]</w:t>
+      </w:r>
+      <w:r>
+        <w:rPr>
+          <w:lang w:val="en-GB"/>
+        </w:rPr>
+        <w:br/>
+      </w:r>
+      <w:r>
+        <w:drawing>
+          <wp:inline distT="0" distB="0" distL="0" distR="0" wp14:anchorId="747092EB" wp14:editId="1DC130B8">
+            <wp:extent cx="5525271" cy="8183117"/>
+            <wp:effectExtent l="0" t="0" r="0" b="8890"/>
+            <wp:docPr id="1048658058" name="Picture 1"/>
+            <wp:cNvGraphicFramePr>
+              <a:graphicFrameLocks xmlns:a="http://schemas.openxmlformats.org/drawingml/2006/main" noChangeAspect="1"/>
+            </wp:cNvGraphicFramePr>
+            <a:graphic xmlns:a="http://schemas.openxmlformats.org/drawingml/2006/main">
+              <a:graphicData uri="http://schemas.openxmlformats.org/drawingml/2006/picture">
+                <pic:pic xmlns:pic="http://schemas.openxmlformats.org/drawingml/2006/picture">
+                  <pic:nvPicPr>
+                    <pic:cNvPr id="1048658058" name=""/>
+                    <pic:cNvPicPr/>
+                  </pic:nvPicPr>
+                  <pic:blipFill>
+                    <a:blip r:embed="rId22"/>
+                    <a:stretch>
+                      <a:fillRect/>
+                    </a:stretch>
+                  </pic:blipFill>
+                  <pic:spPr>
+                    <a:xfrm>
+                      <a:off x="0" y="0"/>
+                      <a:ext cx="5525271" cy="8183117"/>
+                    </a:xfrm>
+                    <a:prstGeom prst="rect">
+                      <a:avLst/>
+                    </a:prstGeom>
+                  </pic:spPr>
+                </pic:pic>
+              </a:graphicData>
+            </a:graphic>
+          </wp:inline>
+        </w:drawing>
+      </w:r>
+    </w:p>
+    <w:p>
+      <w:pPr>
+        <w:rPr>
+          <w:lang w:val="en-GB"/>
+        </w:rPr>
+      </w:pPr>
+      <w:r>
+        <w:rPr>
+          <w:lang w:val="en-GB"/>
+        </w:rPr>
+        <w:t xml:space="preserve">For </w:t>
+      </w:r>
+      <w:r>
+        <w:rPr>
+          <w:lang w:val="en-GB"/>
+        </w:rPr>
+        <w:t xml:space="preserve">APIs we plan on making an </w:t>
+      </w:r>
+      <w:r>
+        <w:rPr>
+          <w:lang w:val="en-GB"/>
+        </w:rPr>
+        <w:t>app using</w:t>
+      </w:r>
+      <w:r>
+        <w:rPr>
+          <w:lang w:val="en-GB"/>
+        </w:rPr>
+        <w:t xml:space="preserve"> </w:t>
+      </w:r>
+      <w:r>
+        <w:rPr>
+          <w:lang w:val="en-GB"/>
+        </w:rPr>
+        <w:t>B</w:t>
+      </w:r>
+      <w:r>
+        <w:rPr>
+          <w:lang w:val="en-GB"/>
+        </w:rPr>
+        <w:t xml:space="preserve">lynk for the apps interface and </w:t>
+      </w:r>
+      <w:r>
+        <w:rPr>
+          <w:lang w:val="en-GB"/>
+        </w:rPr>
+        <w:t>F</w:t>
+      </w:r>
+      <w:r>
+        <w:rPr>
+          <w:lang w:val="en-GB"/>
+        </w:rPr>
+        <w:t>irebase to store the data</w:t>
+      </w:r>
+      <w:r>
+        <w:rPr>
+          <w:lang w:val="en-GB"/>
+        </w:rPr>
+        <w:t>. We have yet so sta</w:t>
+      </w:r>
+      <w:r>
+        <w:rPr>
+          <w:lang w:val="en-GB"/>
+        </w:rPr>
+        <w:t>rt this process.</w:t>
+      </w:r>
+    </w:p>
+    <w:p>
+      <w:pPr>
+        <w:pStyle w:val="Heading1"/>
+        <w:rPr>
+          <w:lang w:val="en-GB"/>
+        </w:rPr>
+      </w:pPr>
+      <w:bookmarkStart w:id="9" w:name="_Toc223721878"/>
+      <w:r>
+        <w:rPr>
+          <w:lang w:val="en-GB"/>
+        </w:rPr>
+        <w:t>Testing approach</w:t>
+      </w:r>
+      <w:bookmarkEnd w:id="9"/>
+      <w:r>
+        <w:rPr>
+          <w:lang w:val="en-GB"/>
+        </w:rPr>
+        <w:t xml:space="preserve"> </w:t>
+      </w:r>
+    </w:p>
+    <w:p>
+      <w:pPr>
+        <w:rPr>
+          <w:lang w:val="en-GB"/>
+        </w:rPr>
+      </w:pPr>
+    </w:p>
+    <w:p>
+      <w:pPr>
+        <w:rPr>
+          <w:lang w:val="en-GB"/>
+        </w:rPr>
+      </w:pPr>
+      <w:r>
+        <w:rPr>
+          <w:lang w:val="en-GB"/>
+        </w:rPr>
+        <w:t xml:space="preserve">We </w:t>
+      </w:r>
+      <w:r>
+        <w:rPr>
+          <w:lang w:val="en-GB"/>
+        </w:rPr>
+        <w:t>plan t</w:t>
+      </w:r>
+      <w:r>
+        <w:rPr>
+          <w:lang w:val="en-GB"/>
+        </w:rPr>
+        <w:t>o</w:t>
+      </w:r>
+      <w:r>
+        <w:rPr>
+          <w:lang w:val="en-GB"/>
+        </w:rPr>
+        <w:t xml:space="preserve"> run it through the </w:t>
+      </w:r>
+      <w:r>
+        <w:rPr>
+          <w:lang w:val="en-GB"/>
+        </w:rPr>
+        <w:t>Arduino,</w:t>
+      </w:r>
+      <w:r>
+        <w:rPr>
+          <w:lang w:val="en-GB"/>
+        </w:rPr>
+        <w:t xml:space="preserve"> </w:t>
+      </w:r>
+      <w:r>
+        <w:rPr>
+          <w:lang w:val="en-GB"/>
+        </w:rPr>
+        <w:t xml:space="preserve">and the serial monitor to make sure </w:t>
+      </w:r>
+      <w:r>
+        <w:rPr>
+          <w:lang w:val="en-GB"/>
+        </w:rPr>
+        <w:t>the code if functio</w:t>
+      </w:r>
+      <w:r>
+        <w:rPr>
+          <w:lang w:val="en-GB"/>
+        </w:rPr>
+        <w:t>ning correctly</w:t>
+      </w:r>
+      <w:r>
+        <w:rPr>
+          <w:lang w:val="en-GB"/>
+        </w:rPr>
+        <w:t xml:space="preserve">.  </w:t>
+      </w:r>
+      <w:r>
+        <w:rPr>
+          <w:lang w:val="en-GB"/>
+        </w:rPr>
+        <w:t>We current</w:t>
+      </w:r>
+      <w:r>
+        <w:rPr>
+          <w:lang w:val="en-GB"/>
+        </w:rPr>
+        <w:t xml:space="preserve">ly </w:t>
+      </w:r>
+      <w:r>
+        <w:rPr>
+          <w:lang w:val="en-GB"/>
+        </w:rPr>
+        <w:t xml:space="preserve">cannot provide evidence of testing as </w:t>
+      </w:r>
+      <w:r>
+        <w:rPr>
+          <w:lang w:val="en-GB"/>
+        </w:rPr>
+        <w:t xml:space="preserve">the Arduinos are only available during labs </w:t>
+      </w:r>
+      <w:r>
+        <w:rPr>
+          <w:lang w:val="en-GB"/>
+        </w:rPr>
+        <w:t xml:space="preserve">and we </w:t>
+      </w:r>
+      <w:r>
+        <w:rPr>
+          <w:lang w:val="en-GB"/>
+        </w:rPr>
+        <w:t xml:space="preserve">forgot to grab photos of the tests as we were trying </w:t>
+      </w:r>
+      <w:r>
+        <w:rPr>
+          <w:lang w:val="en-GB"/>
+        </w:rPr>
+        <w:t xml:space="preserve">to </w:t>
+      </w:r>
+      <w:r>
+        <w:rPr>
+          <w:lang w:val="en-GB"/>
+        </w:rPr>
+        <w:t xml:space="preserve">solve a display </w:t>
+      </w:r>
+      <w:r>
+        <w:rPr>
+          <w:lang w:val="en-GB"/>
+        </w:rPr>
+        <w:t>error</w:t>
+      </w:r>
+    </w:p>
+    <w:p>
+      <w:pPr>
+        <w:rPr>
+          <w:rStyle w:val="Heading2Char"/>
+          <w:highlight w:val="cyan"/>
+        </w:rPr>
+      </w:pPr>
+    </w:p>
+    <w:p>
+      <w:pPr>
+        <w:spacing w:line="360" w:lineRule="auto"/>
+        <w:rPr>
+          <w:rStyle w:val="Heading2Char"/>
+        </w:rPr>
+      </w:pPr>
+    </w:p>
+    <w:p>
+      <w:pPr>
+        <w:spacing w:line="360" w:lineRule="auto"/>
+        <w:rPr>
+          <w:rStyle w:val="Heading2Char"/>
+        </w:rPr>
+      </w:pPr>
+    </w:p>
+    <w:p>
+      <w:pPr>
+        <w:spacing w:line="360" w:lineRule="auto"/>
+        <w:rPr>
+          <w:rStyle w:val="Heading2Char"/>
+        </w:rPr>
+      </w:pPr>
+    </w:p>
+    <w:p>
+      <w:pPr>
+        <w:spacing w:line="360" w:lineRule="auto"/>
+        <w:rPr>
+          <w:rStyle w:val="Heading2Char"/>
+        </w:rPr>
+      </w:pPr>
+    </w:p>
+    <w:p>
+      <w:pPr>
+        <w:spacing w:line="360" w:lineRule="auto"/>
+        <w:rPr>
+          <w:rStyle w:val="Heading2Char"/>
+        </w:rPr>
+      </w:pPr>
+    </w:p>
+    <w:p>
+      <w:pPr>
+        <w:spacing w:line="360" w:lineRule="auto"/>
+        <w:rPr>
+          <w:rStyle w:val="Heading2Char"/>
+        </w:rPr>
+      </w:pPr>
+    </w:p>
+    <w:p>
+      <w:pPr>
+        <w:spacing w:line="360" w:lineRule="auto"/>
+        <w:rPr>
+          <w:rStyle w:val="Heading2Char"/>
+        </w:rPr>
+      </w:pPr>
+    </w:p>
+    <w:p>
+      <w:pPr>
+        <w:spacing w:line="360" w:lineRule="auto"/>
+        <w:rPr>
+          <w:rStyle w:val="Heading2Char"/>
+        </w:rPr>
+      </w:pPr>
+    </w:p>
+    <w:p>
+      <w:pPr>
+        <w:spacing w:line="360" w:lineRule="auto"/>
+        <w:rPr>
+          <w:rStyle w:val="Heading2Char"/>
+        </w:rPr>
+      </w:pPr>
+    </w:p>
+    <w:p>
+      <w:pPr>
+        <w:spacing w:line="360" w:lineRule="auto"/>
+        <w:rPr>
+          <w:rStyle w:val="Heading2Char"/>
+        </w:rPr>
+      </w:pPr>
+    </w:p>
+    <w:p>
+      <w:pPr>
+        <w:spacing w:line="360" w:lineRule="auto"/>
+        <w:rPr>
+          <w:rStyle w:val="Heading2Char"/>
+        </w:rPr>
+      </w:pPr>
+    </w:p>
+    <w:p>
+      <w:pPr>
+        <w:spacing w:line="360" w:lineRule="auto"/>
+        <w:rPr>
+          <w:rStyle w:val="Heading2Char"/>
+        </w:rPr>
+      </w:pPr>
+    </w:p>
+    <w:p>
+      <w:pPr>
+        <w:spacing w:line="360" w:lineRule="auto"/>
+        <w:rPr>
+          <w:rStyle w:val="Heading2Char"/>
+        </w:rPr>
+      </w:pPr>
+    </w:p>
+    <w:p>
+      <w:pPr>
+        <w:spacing w:line="360" w:lineRule="auto"/>
+        <w:rPr>
+          <w:rStyle w:val="Heading2Char"/>
+        </w:rPr>
+      </w:pPr>
+    </w:p>
+    <w:p>
+      <w:pPr>
+        <w:pStyle w:val="Heading1"/>
+      </w:pPr>
+      <w:bookmarkStart w:id="10" w:name="_Toc223721879"/>
+      <w:r>
+        <w:rPr>
+          <w:rStyle w:val="Heading2Char"/>
+          <w:sz w:val="40"/>
+          <w:szCs w:val="40"/>
+        </w:rPr>
+        <w:t>Security Analysis to prevent security holes</w:t>
+      </w:r>
+      <w:bookmarkEnd w:id="10"/>
+      <w:r>
+        <w:t xml:space="preserve"> </w:t>
+      </w:r>
+    </w:p>
+    <w:p>
+      <w:pPr>
+        <w:rPr>
+          <w:lang w:val="en-GB"/>
+        </w:rPr>
+      </w:pPr>
+    </w:p>
+    <w:p>
+      <w:pPr>
+        <w:spacing w:line="360" w:lineRule="auto"/>
+        <w:rPr>
+          <w:lang w:val="en-GB"/>
+        </w:rPr>
+      </w:pPr>
+      <w:r>
+        <w:rPr>
+          <w:lang w:val="en-GB"/>
+        </w:rPr>
+        <w:t xml:space="preserve">For </w:t>
+      </w:r>
+      <w:r>
+        <w:rPr>
+          <w:lang w:val="en-GB"/>
+        </w:rPr>
+        <w:t>things</w:t>
+      </w:r>
+      <w:r>
+        <w:rPr>
+          <w:lang w:val="en-GB"/>
+        </w:rPr>
+        <w:t xml:space="preserve"> such as security analysis, a</w:t>
+      </w:r>
+      <w:r>
+        <w:rPr>
+          <w:lang w:val="en-GB"/>
+        </w:rPr>
+        <w:t xml:space="preserve">s </w:t>
+      </w:r>
+      <w:r>
+        <w:rPr>
+          <w:lang w:val="en-GB"/>
+        </w:rPr>
+        <w:t xml:space="preserve">our </w:t>
+      </w:r>
+      <w:r>
+        <w:rPr>
+          <w:lang w:val="en-GB"/>
+        </w:rPr>
+        <w:t xml:space="preserve">project </w:t>
+      </w:r>
+      <w:r>
+        <w:rPr>
+          <w:lang w:val="en-GB"/>
+        </w:rPr>
+        <w:t xml:space="preserve">is not yet </w:t>
+      </w:r>
+      <w:r>
+        <w:rPr>
+          <w:lang w:val="en-GB"/>
+        </w:rPr>
+        <w:t>be</w:t>
+      </w:r>
+      <w:r>
+        <w:rPr>
+          <w:lang w:val="en-GB"/>
+        </w:rPr>
+        <w:t xml:space="preserve"> connected to the </w:t>
+      </w:r>
+      <w:r>
+        <w:rPr>
+          <w:lang w:val="en-GB"/>
+        </w:rPr>
+        <w:t>internet</w:t>
+      </w:r>
+      <w:r>
+        <w:rPr>
+          <w:lang w:val="en-GB"/>
+        </w:rPr>
+        <w:t>,</w:t>
+      </w:r>
+      <w:r>
+        <w:rPr>
+          <w:lang w:val="en-GB"/>
+        </w:rPr>
+        <w:t xml:space="preserve"> </w:t>
+      </w:r>
+      <w:r>
+        <w:rPr>
+          <w:lang w:val="en-GB"/>
+        </w:rPr>
+        <w:t xml:space="preserve">we have </w:t>
+      </w:r>
+      <w:r>
+        <w:rPr>
+          <w:lang w:val="en-GB"/>
+        </w:rPr>
+        <w:t>yet</w:t>
+      </w:r>
+      <w:r>
+        <w:rPr>
+          <w:lang w:val="en-GB"/>
+        </w:rPr>
+        <w:t xml:space="preserve"> to i</w:t>
+      </w:r>
+      <w:r>
+        <w:rPr>
+          <w:lang w:val="en-GB"/>
+        </w:rPr>
+        <w:t xml:space="preserve">mplement </w:t>
+      </w:r>
+      <w:r>
+        <w:rPr>
+          <w:lang w:val="en-GB"/>
+        </w:rPr>
+        <w:t xml:space="preserve">a </w:t>
+      </w:r>
+      <w:r>
+        <w:rPr>
+          <w:lang w:val="en-GB"/>
+        </w:rPr>
+        <w:t xml:space="preserve">security </w:t>
+      </w:r>
+      <w:r>
+        <w:rPr>
+          <w:lang w:val="en-GB"/>
+        </w:rPr>
+        <w:t>system but plan on doing so in the future</w:t>
+      </w:r>
+      <w:r>
+        <w:rPr>
+          <w:lang w:val="en-GB"/>
+        </w:rPr>
+        <w:t xml:space="preserve">. When we do implement an internet component to our </w:t>
+      </w:r>
+      <w:r>
+        <w:rPr>
+          <w:lang w:val="en-GB"/>
+        </w:rPr>
+        <w:t>Pet Incubator Device, we will need to consider how to prevent security holes and have already been considering preventative measures for security holes and breaches.</w:t>
+      </w:r>
+    </w:p>
+    <w:p>
+      <w:pPr>
+        <w:spacing w:line="360" w:lineRule="auto"/>
+        <w:rPr>
+          <w:lang w:val="en-GB"/>
+        </w:rPr>
+      </w:pPr>
+      <w:r>
+        <w:rPr>
+          <w:lang w:val="en-GB"/>
+        </w:rPr>
+        <w:t xml:space="preserve">The Ideas we have thought of </w:t>
+      </w:r>
+      <w:r>
+        <w:rPr>
+          <w:lang w:val="en-GB"/>
+        </w:rPr>
+        <w:t xml:space="preserve">is setting up an isolated Wi-Fi network to prevent any breaches to the Pet Incubator as </w:t>
+      </w:r>
+      <w:r>
+        <w:rPr>
+          <w:lang w:val="en-GB"/>
+        </w:rPr>
+        <w:t xml:space="preserve">the network will need a password to be accessible. This means that only select people will have access to the </w:t>
+      </w:r>
+      <w:r>
+        <w:rPr>
+          <w:lang w:val="en-GB"/>
+        </w:rPr>
+        <w:t>Arduino after it get</w:t>
+      </w:r>
+      <w:r>
+        <w:rPr>
+          <w:lang w:val="en-GB"/>
+        </w:rPr>
+        <w:t>s the internet component.</w:t>
+      </w:r>
+      <w:r>
+        <w:rPr>
+          <w:lang w:val="en-GB"/>
+        </w:rPr>
+        <w:t xml:space="preserve"> Something that could add to that idea is having a VPN to lessen the range in which malicious people can attack through the internet component.</w:t>
+      </w:r>
+      <w:r>
+        <w:rPr>
+          <w:lang w:val="en-GB"/>
+        </w:rPr>
+        <w:t xml:space="preserve"> Though </w:t>
+      </w:r>
+      <w:r>
+        <w:rPr>
+          <w:lang w:val="en-GB"/>
+        </w:rPr>
+        <w:t>VPNs</w:t>
+      </w:r>
+      <w:r>
+        <w:rPr>
+          <w:lang w:val="en-GB"/>
+        </w:rPr>
+        <w:t xml:space="preserve"> usually require a subscription so that is n</w:t>
+      </w:r>
+      <w:r>
+        <w:rPr>
+          <w:lang w:val="en-GB"/>
+        </w:rPr>
+        <w:t>ot ideal financially in the long term.</w:t>
+      </w:r>
+    </w:p>
+    <w:p>
+      <w:pPr>
+        <w:spacing w:line="360" w:lineRule="auto"/>
+        <w:rPr>
+          <w:lang w:val="en-GB"/>
+        </w:rPr>
+      </w:pPr>
+      <w:r>
+        <w:rPr>
+          <w:lang w:val="en-GB"/>
+        </w:rPr>
+        <w:t xml:space="preserve">When using an API, we will likely use Firebase as that has a feature where you can store in sign in information. So that </w:t>
+      </w:r>
+      <w:r>
+        <w:rPr>
+          <w:lang w:val="en-GB"/>
+        </w:rPr>
+        <w:t>will</w:t>
+      </w:r>
+      <w:r>
+        <w:rPr>
+          <w:lang w:val="en-GB"/>
+        </w:rPr>
+        <w:t xml:space="preserve"> give an extra layer of security if we add a username and password feature on an </w:t>
+      </w:r>
+      <w:r>
+        <w:rPr>
+          <w:lang w:val="en-GB"/>
+        </w:rPr>
+        <w:t>application</w:t>
+      </w:r>
+      <w:r>
+        <w:rPr>
+          <w:lang w:val="en-GB"/>
+        </w:rPr>
+        <w:t xml:space="preserve"> that relays the information back to Firebase to have it stored. That means tha</w:t>
+      </w:r>
+      <w:r>
+        <w:rPr>
+          <w:lang w:val="en-GB"/>
+        </w:rPr>
+        <w:t xml:space="preserve">t only the person with a certain username and password can access the incubator. There will be password requirements such as having a certain length of characters, requiring both numbers and letters to be used in the password, that the password is not the same as the username and </w:t>
+      </w:r>
+      <w:r>
+        <w:rPr>
+          <w:lang w:val="en-GB"/>
+        </w:rPr>
+        <w:t>special characters are used.</w:t>
+      </w:r>
+    </w:p>
+    <w:p>
+      <w:pPr>
+        <w:spacing w:line="360" w:lineRule="auto"/>
+        <w:rPr>
+          <w:lang w:val="en-GB"/>
+        </w:rPr>
+      </w:pPr>
+    </w:p>
+    <w:p>
+      <w:pPr>
+        <w:spacing w:line="360" w:lineRule="auto"/>
+        <w:rPr>
+          <w:rStyle w:val="Heading2Char"/>
+        </w:rPr>
+      </w:pPr>
+    </w:p>
+    <w:p>
+      <w:pPr>
+        <w:rPr>
+          <w:rStyle w:val="Heading2Char"/>
+        </w:rPr>
+      </w:pPr>
+    </w:p>
+    <w:p>
+      <w:pPr>
+        <w:rPr>
+          <w:rStyle w:val="Heading2Char"/>
+        </w:rPr>
+      </w:pPr>
+    </w:p>
+    <w:p>
+      <w:pPr>
+        <w:rPr>
+          <w:rStyle w:val="Heading2Char"/>
+        </w:rPr>
+      </w:pPr>
+    </w:p>
+    <w:p>
+      <w:pPr>
+        <w:rPr>
+          <w:rStyle w:val="Heading2Char"/>
+        </w:rPr>
+      </w:pPr>
+    </w:p>
+    <w:p>
+      <w:pPr>
+        <w:pStyle w:val="Heading1"/>
+      </w:pPr>
+      <w:bookmarkStart w:id="11" w:name="_Toc223721880"/>
+      <w:r>
+        <w:rPr>
+          <w:rStyle w:val="Heading2Char"/>
+          <w:sz w:val="40"/>
+          <w:szCs w:val="40"/>
+        </w:rPr>
+        <w:t>Future improvements planned and potential next steps in developing the idea further</w:t>
+      </w:r>
+      <w:bookmarkEnd w:id="11"/>
+      <w:r>
+        <w:t xml:space="preserve"> </w:t>
+      </w:r>
+    </w:p>
+    <w:p>
+      <w:pPr>
+        <w:rPr>
+          <w:rFonts w:asciiTheme="majorHAnsi" w:eastAsiaTheme="majorEastAsia" w:hAnsiTheme="majorHAnsi" w:cstheme="majorBidi"/>
+          <w:color w:val="0F4761" w:themeColor="accent1" w:themeShade="BF"/>
+          <w:sz w:val="32"/>
+          <w:szCs w:val="32"/>
+        </w:rPr>
+      </w:pPr>
+    </w:p>
+    <w:p>
+      <w:pPr>
+        <w:spacing w:line="360" w:lineRule="auto"/>
+        <w:rPr>
+          <w:lang w:val="en-GB"/>
+        </w:rPr>
+      </w:pPr>
+      <w:r>
+        <w:rPr>
+          <w:lang w:val="en-GB"/>
+        </w:rPr>
+        <w:t xml:space="preserve">For </w:t>
+      </w:r>
+      <w:r>
+        <w:rPr>
+          <w:lang w:val="en-GB"/>
+        </w:rPr>
+        <w:t>improve</w:t>
+      </w:r>
+      <w:r>
+        <w:rPr>
+          <w:lang w:val="en-GB"/>
+        </w:rPr>
+        <w:t xml:space="preserve">ments </w:t>
+      </w:r>
+      <w:r>
+        <w:rPr>
+          <w:lang w:val="en-GB"/>
+        </w:rPr>
+        <w:t xml:space="preserve">and </w:t>
+      </w:r>
+      <w:r>
+        <w:rPr>
+          <w:lang w:val="en-GB"/>
+        </w:rPr>
+        <w:t xml:space="preserve">next steps for our </w:t>
+      </w:r>
+      <w:r>
+        <w:rPr>
+          <w:lang w:val="en-GB"/>
+        </w:rPr>
+        <w:t>idea</w:t>
+      </w:r>
+      <w:r>
+        <w:rPr>
+          <w:lang w:val="en-GB"/>
+        </w:rPr>
+        <w:t>,</w:t>
+      </w:r>
+      <w:r>
+        <w:rPr>
+          <w:lang w:val="en-GB"/>
+        </w:rPr>
+        <w:t xml:space="preserve"> </w:t>
+      </w:r>
+      <w:r>
+        <w:rPr>
+          <w:lang w:val="en-GB"/>
+        </w:rPr>
+        <w:t>we</w:t>
+      </w:r>
+      <w:r>
+        <w:rPr>
+          <w:lang w:val="en-GB"/>
+        </w:rPr>
+        <w:t xml:space="preserve"> plan on making an </w:t>
+      </w:r>
+      <w:r>
+        <w:rPr>
+          <w:lang w:val="en-GB"/>
+        </w:rPr>
+        <w:t>app</w:t>
+      </w:r>
+      <w:r>
+        <w:rPr>
+          <w:lang w:val="en-GB"/>
+        </w:rPr>
+        <w:t>lication</w:t>
+      </w:r>
+      <w:r>
+        <w:rPr>
+          <w:lang w:val="en-GB"/>
+        </w:rPr>
+        <w:t>,</w:t>
+      </w:r>
+      <w:r>
+        <w:rPr>
+          <w:lang w:val="en-GB"/>
+        </w:rPr>
+        <w:t xml:space="preserve"> </w:t>
+      </w:r>
+      <w:r>
+        <w:rPr>
+          <w:lang w:val="en-GB"/>
+        </w:rPr>
+        <w:t xml:space="preserve">so you </w:t>
+      </w:r>
+      <w:r>
+        <w:rPr>
+          <w:lang w:val="en-GB"/>
+        </w:rPr>
+        <w:t>can</w:t>
+      </w:r>
+      <w:r>
+        <w:rPr>
+          <w:lang w:val="en-GB"/>
+        </w:rPr>
+        <w:t xml:space="preserve"> remotely access </w:t>
+      </w:r>
+      <w:r>
+        <w:rPr>
+          <w:lang w:val="en-GB"/>
+        </w:rPr>
+        <w:t xml:space="preserve">the </w:t>
+      </w:r>
+      <w:r>
+        <w:rPr>
+          <w:lang w:val="en-GB"/>
+        </w:rPr>
+        <w:t>incubator</w:t>
+      </w:r>
+      <w:r>
+        <w:rPr>
+          <w:lang w:val="en-GB"/>
+        </w:rPr>
+        <w:t xml:space="preserve"> </w:t>
+      </w:r>
+      <w:r>
+        <w:rPr>
+          <w:lang w:val="en-GB"/>
+        </w:rPr>
+        <w:t xml:space="preserve">check and change the </w:t>
+      </w:r>
+      <w:r>
+        <w:rPr>
+          <w:lang w:val="en-GB"/>
+        </w:rPr>
+        <w:t>temperature</w:t>
+      </w:r>
+      <w:r>
+        <w:rPr>
+          <w:lang w:val="en-GB"/>
+        </w:rPr>
+        <w:t>.</w:t>
+      </w:r>
+      <w:r>
+        <w:rPr>
+          <w:lang w:val="en-GB"/>
+        </w:rPr>
+        <w:t xml:space="preserve"> </w:t>
+      </w:r>
+      <w:r>
+        <w:rPr>
+          <w:lang w:val="en-GB"/>
+        </w:rPr>
+        <w:t>The Application will allow the user to adjust the temperature remotely</w:t>
+      </w:r>
+      <w:r>
+        <w:rPr>
+          <w:lang w:val="en-GB"/>
+        </w:rPr>
+        <w:t>.</w:t>
+      </w:r>
+      <w:r>
+        <w:rPr>
+          <w:lang w:val="en-GB"/>
+        </w:rPr>
+        <w:t xml:space="preserve"> </w:t>
+      </w:r>
+      <w:r>
+        <w:rPr>
+          <w:lang w:val="en-GB"/>
+        </w:rPr>
+        <w:t xml:space="preserve">The Application will also allow the user to set an alarm from their device for the </w:t>
+      </w:r>
+      <w:r>
+        <w:rPr>
+          <w:lang w:val="en-GB"/>
+        </w:rPr>
+        <w:t>incubator. An example for the use this timer could have would be a timer for feeding the pet in the incubator.</w:t>
+      </w:r>
+    </w:p>
+    <w:p>
+      <w:pPr>
+        <w:spacing w:line="360" w:lineRule="auto"/>
+        <w:rPr>
+          <w:lang w:val="en-GB"/>
+        </w:rPr>
+      </w:pPr>
+      <w:r>
+        <w:rPr>
+          <w:lang w:val="en-GB"/>
+        </w:rPr>
+        <w:t>Another improvement we have planned is to create a more finished incubator box</w:t>
+      </w:r>
+      <w:r>
+        <w:rPr>
+          <w:lang w:val="en-GB"/>
+        </w:rPr>
+        <w:t>. We are using a cardboard box for the demo</w:t>
+      </w:r>
+      <w:r>
+        <w:rPr>
+          <w:lang w:val="en-GB"/>
+        </w:rPr>
+        <w:t>,</w:t>
+      </w:r>
+      <w:r>
+        <w:rPr>
+          <w:lang w:val="en-GB"/>
+        </w:rPr>
+        <w:t xml:space="preserve"> but we do are not planning on using a cardboard box for the final product.</w:t>
+      </w:r>
+      <w:r>
+        <w:rPr>
+          <w:lang w:val="en-GB"/>
+        </w:rPr>
+        <w:t xml:space="preserve"> We originally thought to </w:t>
+      </w:r>
+      <w:r>
+        <w:rPr>
+          <w:lang w:val="en-GB"/>
+        </w:rPr>
+        <w:t xml:space="preserve">create the box out of wood using the laser cutter in the makerspace lab. Though we realised that it could be a fire hazard due to the heating factor of the incubator, alongside the </w:t>
+      </w:r>
+      <w:r>
+        <w:rPr>
+          <w:lang w:val="en-GB"/>
+        </w:rPr>
+        <w:t xml:space="preserve">fact that it would obscure the view of any pet that could be inside the incubator. </w:t>
+      </w:r>
+    </w:p>
+    <w:p>
+      <w:pPr>
+        <w:spacing w:line="360" w:lineRule="auto"/>
+        <w:rPr>
+          <w:lang w:val="en-GB"/>
+        </w:rPr>
+      </w:pPr>
+      <w:r>
+        <w:rPr>
+          <w:lang w:val="en-GB"/>
+        </w:rPr>
+        <w:t>So</w:t>
+      </w:r>
+      <w:r>
+        <w:rPr>
+          <w:lang w:val="en-GB"/>
+        </w:rPr>
+        <w:t>,</w:t>
+      </w:r>
+      <w:r>
+        <w:rPr>
+          <w:lang w:val="en-GB"/>
+        </w:rPr>
+        <w:t xml:space="preserve"> we plan to use clear acrylic for the box to let us have a clear view into the box</w:t>
+      </w:r>
+      <w:r>
+        <w:rPr>
+          <w:lang w:val="en-GB"/>
+        </w:rPr>
+        <w:t xml:space="preserve"> so we can see whatever pet is in the incubator box.</w:t>
+      </w:r>
+      <w:r>
+        <w:rPr>
+          <w:lang w:val="en-GB"/>
+        </w:rPr>
+        <w:t xml:space="preserve"> </w:t>
+      </w:r>
+      <w:r>
+        <w:rPr>
+          <w:lang w:val="en-GB"/>
+        </w:rPr>
+        <w:t xml:space="preserve">The Size for the acrylic box </w:t>
+      </w:r>
+      <w:r>
+        <w:rPr>
+          <w:lang w:val="en-GB"/>
+        </w:rPr>
+        <w:t xml:space="preserve">initially was 140mm (height), 210mm (width) and 180mm (length), we are likely going to change </w:t>
+      </w:r>
+      <w:r>
+        <w:rPr>
+          <w:lang w:val="en-GB"/>
+        </w:rPr>
+        <w:t>this,</w:t>
+      </w:r>
+      <w:r>
+        <w:rPr>
+          <w:lang w:val="en-GB"/>
+        </w:rPr>
+        <w:t xml:space="preserve"> </w:t>
+      </w:r>
+      <w:r>
+        <w:rPr>
+          <w:lang w:val="en-GB"/>
+        </w:rPr>
+        <w:t>so these are just as a guideline for now.</w:t>
+      </w:r>
+      <w:r>
+        <w:rPr>
+          <w:lang w:val="en-GB"/>
+        </w:rPr>
+        <w:br/>
+        <w:t xml:space="preserve">Another improvement we </w:t>
+      </w:r>
+      <w:r>
+        <w:rPr>
+          <w:lang w:val="en-GB"/>
+        </w:rPr>
+        <w:t>plan</w:t>
+      </w:r>
+      <w:r>
+        <w:rPr>
+          <w:lang w:val="en-GB"/>
+        </w:rPr>
+        <w:t xml:space="preserve"> is adding a </w:t>
+      </w:r>
+      <w:r>
+        <w:rPr>
+          <w:lang w:val="en-GB"/>
+        </w:rPr>
+        <w:t>failsafe feat</w:t>
+      </w:r>
+      <w:r>
+        <w:rPr>
+          <w:lang w:val="en-GB"/>
+        </w:rPr>
+        <w:t>ure</w:t>
+      </w:r>
+      <w:r>
+        <w:rPr>
+          <w:lang w:val="en-GB"/>
+        </w:rPr>
+        <w:t xml:space="preserve"> to make sure the temperature from the heating pad goes down to </w:t>
+      </w:r>
+      <w:r>
+        <w:rPr>
+          <w:lang w:val="en-GB"/>
+        </w:rPr>
+        <w:t xml:space="preserve">0% </w:t>
+      </w:r>
+      <w:r>
+        <w:rPr>
+          <w:lang w:val="en-GB"/>
+        </w:rPr>
+        <w:t>in the case the power goes off or connection is lost. This is to prevent the temperature rising on accident. If the temperature were to rise, that could cause dangerous situations like overheating and potentially a fire hazard. So</w:t>
+      </w:r>
+      <w:r>
+        <w:rPr>
+          <w:lang w:val="en-GB"/>
+        </w:rPr>
+        <w:t>,</w:t>
+      </w:r>
+      <w:r>
+        <w:rPr>
+          <w:lang w:val="en-GB"/>
+        </w:rPr>
+        <w:t xml:space="preserve"> this is certainly something we want to tackle as we want to have our project be safe and overall, improved.</w:t>
+      </w:r>
+    </w:p>
+    <w:p>
+      <w:pPr>
+        <w:spacing w:line="360" w:lineRule="auto"/>
+        <w:rPr>
+          <w:lang w:val="en-GB"/>
+        </w:rPr>
+      </w:pPr>
+      <w:r>
+        <w:rPr>
+          <w:lang w:val="en-GB"/>
+        </w:rPr>
+        <w:t xml:space="preserve">Another plan we have for the future to improve our project is to have the temperature input change the colour of the LCD screen. </w:t>
+      </w:r>
+      <w:r>
+        <w:rPr>
+          <w:lang w:val="en-GB"/>
+        </w:rPr>
+        <w:t xml:space="preserve">Temperatures that are too warm being Red, </w:t>
+      </w:r>
+      <w:r>
+        <w:rPr>
+          <w:lang w:val="en-GB"/>
+        </w:rPr>
+        <w:t xml:space="preserve">Temperatures that are okay being </w:t>
+      </w:r>
+      <w:r>
+        <w:rPr>
+          <w:lang w:val="en-GB"/>
+        </w:rPr>
+        <w:t xml:space="preserve">Green while Temperatures being too cold being </w:t>
+      </w:r>
+      <w:r>
+        <w:rPr>
+          <w:lang w:val="en-GB"/>
+        </w:rPr>
+        <w:t xml:space="preserve">Blue. We haven’t implemented this yet as we are doing research to see which temperatures would fall under each category, but we drew a </w:t>
+      </w:r>
+      <w:proofErr w:type="spellStart"/>
+      <w:r>
+        <w:rPr>
+          <w:lang w:val="en-GB"/>
+        </w:rPr>
+        <w:t>mock up</w:t>
+      </w:r>
+      <w:proofErr w:type="spellEnd"/>
+      <w:r>
+        <w:rPr>
+          <w:lang w:val="en-GB"/>
+        </w:rPr>
+        <w:t xml:space="preserve"> of what it may look like.</w:t>
+      </w:r>
+      <w:r>
+        <w:rPr>
+          <w:lang w:val="en-GB"/>
+        </w:rPr>
+        <w:br/>
+      </w:r>
+      <w:r>
+        <w:rPr>
+          <w:noProof/>
+          <w:lang w:val="en-GB"/>
+        </w:rPr>
+        <w:drawing>
+          <wp:inline distT="0" distB="0" distL="0" distR="0" wp14:anchorId="68BAC977" wp14:editId="2E6AEDFB">
+            <wp:extent cx="2994660" cy="2019300"/>
+            <wp:effectExtent l="0" t="0" r="0" b="0"/>
+            <wp:docPr id="484403537" name="Picture 3"/>
+            <wp:cNvGraphicFramePr>
+              <a:graphicFrameLocks xmlns:a="http://schemas.openxmlformats.org/drawingml/2006/main" noChangeAspect="1"/>
+            </wp:cNvGraphicFramePr>
+            <a:graphic xmlns:a="http://schemas.openxmlformats.org/drawingml/2006/main">
+              <a:graphicData uri="http://schemas.openxmlformats.org/drawingml/2006/picture">
+                <pic:pic xmlns:pic="http://schemas.openxmlformats.org/drawingml/2006/picture">
+                  <pic:nvPicPr>
+                    <pic:cNvPr id="0" name="Picture 2"/>
+                    <pic:cNvPicPr>
+                      <a:picLocks noChangeAspect="1" noChangeArrowheads="1"/>
+                    </pic:cNvPicPr>
+                  </pic:nvPicPr>
+                  <pic:blipFill>
+                    <a:blip r:embed="rId23">
+                      <a:extLst>
+                        <a:ext uri="{28A0092B-C50C-407E-A947-70E740481C1C}">
+                          <a14:useLocalDpi xmlns:a14="http://schemas.microsoft.com/office/drawing/2010/main" val="0"/>
+                        </a:ext>
+                      </a:extLst>
+                    </a:blip>
+                    <a:srcRect/>
+                    <a:stretch>
+                      <a:fillRect/>
+                    </a:stretch>
+                  </pic:blipFill>
+                  <pic:spPr bwMode="auto">
+                    <a:xfrm>
+                      <a:off x="0" y="0"/>
+                      <a:ext cx="2994660" cy="2019300"/>
+                    </a:xfrm>
+                    <a:prstGeom prst="rect">
+                      <a:avLst/>
+                    </a:prstGeom>
+                    <a:noFill/>
+                    <a:ln>
+                      <a:noFill/>
+                    </a:ln>
+                  </pic:spPr>
+                </pic:pic>
+              </a:graphicData>
+            </a:graphic>
+          </wp:inline>
+        </w:drawing>
+      </w:r>
+    </w:p>
+    <w:p>
+      <w:pPr>
+        <w:spacing w:line="360" w:lineRule="auto"/>
+        <w:rPr>
+          <w:lang w:val="en-GB"/>
+        </w:rPr>
+      </w:pPr>
     </w:p>
     <w:sectPr>
+      <w:footerReference w:type="default" r:id="rId24"/>
       <w:pgSz w:w="11906" w:h="16838"/>
       <w:pgMar w:top="1440" w:right="1440" w:bottom="1440" w:left="1440" w:header="708" w:footer="708" w:gutter="0"/>
       <w:cols w:space="708"/>
@@ -23,6 +8037,451 @@
     </w:sectPr>
   </w:body>
 </w:document>
+</file>
+
+<file path=word/endnotes.xml><?xml version="1.0" encoding="utf-8"?>
+<w:endnotes xmlns:wpc="http://schemas.microsoft.com/office/word/2010/wordprocessingCanvas" xmlns:cx="http://schemas.microsoft.com/office/drawing/2014/chartex" xmlns:cx1="http://schemas.microsoft.com/office/drawing/2015/9/8/chartex" xmlns:cx2="http://schemas.microsoft.com/office/drawing/2015/10/21/chartex" xmlns:cx3="http://schemas.microsoft.com/office/drawing/2016/5/9/chartex" xmlns:cx4="http://schemas.microsoft.com/office/drawing/2016/5/10/chartex" xmlns:cx5="http://schemas.microsoft.com/office/drawing/2016/5/11/chartex" xmlns:cx6="http://schemas.microsoft.com/office/drawing/2016/5/12/chartex" xmlns:cx7="http://schemas.microsoft.com/office/drawing/2016/5/13/chartex" xmlns:cx8="http://schemas.microsoft.com/office/drawing/2016/5/14/chartex" xmlns:mc="http://schemas.openxmlformats.org/markup-compatibility/2006" xmlns:aink="http://schemas.microsoft.com/office/drawing/2016/ink" xmlns:am3d="http://schemas.microsoft.com/office/drawing/2017/model3d" xmlns:o="urn:schemas-microsoft-com:office:office" xmlns:oel="http://schemas.microsoft.com/office/2019/extlst" xmlns:r="http://schemas.openxmlformats.org/officeDocument/2006/relationships" xmlns:m="http://schemas.openxmlformats.org/officeDocument/2006/math" xmlns:v="urn:schemas-microsoft-com:vml" xmlns:wp14="http://schemas.microsoft.com/office/word/2010/wordprocessingDrawing" xmlns:wp="http://schemas.openxmlformats.org/drawingml/2006/wordprocessingDrawing" xmlns:w10="urn:schemas-microsoft-com:office:word" xmlns:w="http://schemas.openxmlformats.org/wordprocessingml/2006/main" xmlns:w14="http://schemas.microsoft.com/office/word/2010/wordml" xmlns:w15="http://schemas.microsoft.com/office/word/2012/wordml" xmlns:w16cex="http://schemas.microsoft.com/office/word/2018/wordml/cex" xmlns:w16cid="http://schemas.microsoft.com/office/word/2016/wordml/cid" xmlns:w16="http://schemas.microsoft.com/office/word/2018/wordml" xmlns:w16du="http://schemas.microsoft.com/office/word/2023/wordml/word16du" xmlns:w16sdtdh="http://schemas.microsoft.com/office/word/2020/wordml/sdtdatahash" xmlns:w16sdtfl="http://schemas.microsoft.com/office/word/2024/wordml/sdtformatlock" xmlns:w16se="http://schemas.microsoft.com/office/word/2015/wordml/symex" xmlns:wpg="http://schemas.microsoft.com/office/word/2010/wordprocessingGroup" xmlns:wpi="http://schemas.microsoft.com/office/word/2010/wordprocessingInk" xmlns:wne="http://schemas.microsoft.com/office/word/2006/wordml" xmlns:wps="http://schemas.microsoft.com/office/word/2010/wordprocessingShape" mc:Ignorable="w14 w15 w16se w16cid w16 w16cex w16sdtdh w16sdtfl w16du wp14">
+  <w:endnote w:type="separator" w:id="-1">
+    <w:p>
+      <w:pPr>
+        <w:spacing w:after="0" w:line="240" w:lineRule="auto"/>
+      </w:pPr>
+      <w:r>
+        <w:separator/>
+      </w:r>
+    </w:p>
+  </w:endnote>
+  <w:endnote w:type="continuationSeparator" w:id="0">
+    <w:p>
+      <w:pPr>
+        <w:spacing w:after="0" w:line="240" w:lineRule="auto"/>
+      </w:pPr>
+      <w:r>
+        <w:continuationSeparator/>
+      </w:r>
+    </w:p>
+  </w:endnote>
+</w:endnotes>
+</file>
+
+<file path=word/footer1.xml><?xml version="1.0" encoding="utf-8"?>
+<w:ftr xmlns:wpc="http://schemas.microsoft.com/office/word/2010/wordprocessingCanvas" xmlns:cx="http://schemas.microsoft.com/office/drawing/2014/chartex" xmlns:cx1="http://schemas.microsoft.com/office/drawing/2015/9/8/chartex" xmlns:cx2="http://schemas.microsoft.com/office/drawing/2015/10/21/chartex" xmlns:cx3="http://schemas.microsoft.com/office/drawing/2016/5/9/chartex" xmlns:cx4="http://schemas.microsoft.com/office/drawing/2016/5/10/chartex" xmlns:cx5="http://schemas.microsoft.com/office/drawing/2016/5/11/chartex" xmlns:cx6="http://schemas.microsoft.com/office/drawing/2016/5/12/chartex" xmlns:cx7="http://schemas.microsoft.com/office/drawing/2016/5/13/chartex" xmlns:cx8="http://schemas.microsoft.com/office/drawing/2016/5/14/chartex" xmlns:mc="http://schemas.openxmlformats.org/markup-compatibility/2006" xmlns:aink="http://schemas.microsoft.com/office/drawing/2016/ink" xmlns:am3d="http://schemas.microsoft.com/office/drawing/2017/model3d" xmlns:o="urn:schemas-microsoft-com:office:office" xmlns:oel="http://schemas.microsoft.com/office/2019/extlst" xmlns:r="http://schemas.openxmlformats.org/officeDocument/2006/relationships" xmlns:m="http://schemas.openxmlformats.org/officeDocument/2006/math" xmlns:v="urn:schemas-microsoft-com:vml" xmlns:wp14="http://schemas.microsoft.com/office/word/2010/wordprocessingDrawing" xmlns:wp="http://schemas.openxmlformats.org/drawingml/2006/wordprocessingDrawing" xmlns:w10="urn:schemas-microsoft-com:office:word" xmlns:w="http://schemas.openxmlformats.org/wordprocessingml/2006/main" xmlns:w14="http://schemas.microsoft.com/office/word/2010/wordml" xmlns:w15="http://schemas.microsoft.com/office/word/2012/wordml" xmlns:w16cex="http://schemas.microsoft.com/office/word/2018/wordml/cex" xmlns:w16cid="http://schemas.microsoft.com/office/word/2016/wordml/cid" xmlns:w16="http://schemas.microsoft.com/office/word/2018/wordml" xmlns:w16du="http://schemas.microsoft.com/office/word/2023/wordml/word16du" xmlns:w16sdtdh="http://schemas.microsoft.com/office/word/2020/wordml/sdtdatahash" xmlns:w16sdtfl="http://schemas.microsoft.com/office/word/2024/wordml/sdtformatlock" xmlns:w16se="http://schemas.microsoft.com/office/word/2015/wordml/symex" xmlns:wpg="http://schemas.microsoft.com/office/word/2010/wordprocessingGroup" xmlns:wpi="http://schemas.microsoft.com/office/word/2010/wordprocessingInk" xmlns:wne="http://schemas.microsoft.com/office/word/2006/wordml" xmlns:wps="http://schemas.microsoft.com/office/word/2010/wordprocessingShape" mc:Ignorable="w14 w15 w16se w16cid w16 w16cex w16sdtdh w16sdtfl w16du wp14">
+  <w:sdt>
+    <w:sdtPr>
+      <w:id w:val="335966658"/>
+      <w:docPartObj>
+        <w:docPartGallery w:val="Page Numbers (Bottom of Page)"/>
+        <w:docPartUnique/>
+      </w:docPartObj>
+    </w:sdtPr>
+    <w:sdtContent>
+      <w:p>
+        <w:pPr>
+          <w:pStyle w:val="Footer"/>
+          <w:jc w:val="center"/>
+        </w:pPr>
+        <w:r>
+          <w:fldChar w:fldCharType="begin"/>
+        </w:r>
+        <w:r>
+          <w:instrText>PAGE   \* MERGEFORMAT</w:instrText>
+        </w:r>
+        <w:r>
+          <w:fldChar w:fldCharType="separate"/>
+        </w:r>
+        <w:r>
+          <w:t>2</w:t>
+        </w:r>
+        <w:r>
+          <w:fldChar w:fldCharType="end"/>
+        </w:r>
+      </w:p>
+    </w:sdtContent>
+  </w:sdt>
+  <w:p>
+    <w:pPr>
+      <w:pStyle w:val="Footer"/>
+    </w:pPr>
+  </w:p>
+</w:ftr>
+</file>
+
+<file path=word/footnotes.xml><?xml version="1.0" encoding="utf-8"?>
+<w:footnotes xmlns:wpc="http://schemas.microsoft.com/office/word/2010/wordprocessingCanvas" xmlns:cx="http://schemas.microsoft.com/office/drawing/2014/chartex" xmlns:cx1="http://schemas.microsoft.com/office/drawing/2015/9/8/chartex" xmlns:cx2="http://schemas.microsoft.com/office/drawing/2015/10/21/chartex" xmlns:cx3="http://schemas.microsoft.com/office/drawing/2016/5/9/chartex" xmlns:cx4="http://schemas.microsoft.com/office/drawing/2016/5/10/chartex" xmlns:cx5="http://schemas.microsoft.com/office/drawing/2016/5/11/chartex" xmlns:cx6="http://schemas.microsoft.com/office/drawing/2016/5/12/chartex" xmlns:cx7="http://schemas.microsoft.com/office/drawing/2016/5/13/chartex" xmlns:cx8="http://schemas.microsoft.com/office/drawing/2016/5/14/chartex" xmlns:mc="http://schemas.openxmlformats.org/markup-compatibility/2006" xmlns:aink="http://schemas.microsoft.com/office/drawing/2016/ink" xmlns:am3d="http://schemas.microsoft.com/office/drawing/2017/model3d" xmlns:o="urn:schemas-microsoft-com:office:office" xmlns:oel="http://schemas.microsoft.com/office/2019/extlst" xmlns:r="http://schemas.openxmlformats.org/officeDocument/2006/relationships" xmlns:m="http://schemas.openxmlformats.org/officeDocument/2006/math" xmlns:v="urn:schemas-microsoft-com:vml" xmlns:wp14="http://schemas.microsoft.com/office/word/2010/wordprocessingDrawing" xmlns:wp="http://schemas.openxmlformats.org/drawingml/2006/wordprocessingDrawing" xmlns:w10="urn:schemas-microsoft-com:office:word" xmlns:w="http://schemas.openxmlformats.org/wordprocessingml/2006/main" xmlns:w14="http://schemas.microsoft.com/office/word/2010/wordml" xmlns:w15="http://schemas.microsoft.com/office/word/2012/wordml" xmlns:w16cex="http://schemas.microsoft.com/office/word/2018/wordml/cex" xmlns:w16cid="http://schemas.microsoft.com/office/word/2016/wordml/cid" xmlns:w16="http://schemas.microsoft.com/office/word/2018/wordml" xmlns:w16du="http://schemas.microsoft.com/office/word/2023/wordml/word16du" xmlns:w16sdtdh="http://schemas.microsoft.com/office/word/2020/wordml/sdtdatahash" xmlns:w16sdtfl="http://schemas.microsoft.com/office/word/2024/wordml/sdtformatlock" xmlns:w16se="http://schemas.microsoft.com/office/word/2015/wordml/symex" xmlns:wpg="http://schemas.microsoft.com/office/word/2010/wordprocessingGroup" xmlns:wpi="http://schemas.microsoft.com/office/word/2010/wordprocessingInk" xmlns:wne="http://schemas.microsoft.com/office/word/2006/wordml" xmlns:wps="http://schemas.microsoft.com/office/word/2010/wordprocessingShape" mc:Ignorable="w14 w15 w16se w16cid w16 w16cex w16sdtdh w16sdtfl w16du wp14">
+  <w:footnote w:type="separator" w:id="-1">
+    <w:p>
+      <w:pPr>
+        <w:spacing w:after="0" w:line="240" w:lineRule="auto"/>
+      </w:pPr>
+      <w:r>
+        <w:separator/>
+      </w:r>
+    </w:p>
+  </w:footnote>
+  <w:footnote w:type="continuationSeparator" w:id="0">
+    <w:p>
+      <w:pPr>
+        <w:spacing w:after="0" w:line="240" w:lineRule="auto"/>
+      </w:pPr>
+      <w:r>
+        <w:continuationSeparator/>
+      </w:r>
+    </w:p>
+  </w:footnote>
+</w:footnotes>
+</file>
+
+<file path=word/numbering.xml><?xml version="1.0" encoding="utf-8"?>
+<w:numbering xmlns:wpc="http://schemas.microsoft.com/office/word/2010/wordprocessingCanvas" xmlns:cx="http://schemas.microsoft.com/office/drawing/2014/chartex" xmlns:cx1="http://schemas.microsoft.com/office/drawing/2015/9/8/chartex" xmlns:cx2="http://schemas.microsoft.com/office/drawing/2015/10/21/chartex" xmlns:cx3="http://schemas.microsoft.com/office/drawing/2016/5/9/chartex" xmlns:cx4="http://schemas.microsoft.com/office/drawing/2016/5/10/chartex" xmlns:cx5="http://schemas.microsoft.com/office/drawing/2016/5/11/chartex" xmlns:cx6="http://schemas.microsoft.com/office/drawing/2016/5/12/chartex" xmlns:cx7="http://schemas.microsoft.com/office/drawing/2016/5/13/chartex" xmlns:cx8="http://schemas.microsoft.com/office/drawing/2016/5/14/chartex" xmlns:mc="http://schemas.openxmlformats.org/markup-compatibility/2006" xmlns:aink="http://schemas.microsoft.com/office/drawing/2016/ink" xmlns:am3d="http://schemas.microsoft.com/office/drawing/2017/model3d" xmlns:o="urn:schemas-microsoft-com:office:office" xmlns:oel="http://schemas.microsoft.com/office/2019/extlst" xmlns:r="http://schemas.openxmlformats.org/officeDocument/2006/relationships" xmlns:m="http://schemas.openxmlformats.org/officeDocument/2006/math" xmlns:v="urn:schemas-microsoft-com:vml" xmlns:wp14="http://schemas.microsoft.com/office/word/2010/wordprocessingDrawing" xmlns:wp="http://schemas.openxmlformats.org/drawingml/2006/wordprocessingDrawing" xmlns:w10="urn:schemas-microsoft-com:office:word" xmlns:w="http://schemas.openxmlformats.org/wordprocessingml/2006/main" xmlns:w14="http://schemas.microsoft.com/office/word/2010/wordml" xmlns:w15="http://schemas.microsoft.com/office/word/2012/wordml" xmlns:w16cex="http://schemas.microsoft.com/office/word/2018/wordml/cex" xmlns:w16cid="http://schemas.microsoft.com/office/word/2016/wordml/cid" xmlns:w16="http://schemas.microsoft.com/office/word/2018/wordml" xmlns:w16du="http://schemas.microsoft.com/office/word/2023/wordml/word16du" xmlns:w16sdtdh="http://schemas.microsoft.com/office/word/2020/wordml/sdtdatahash" xmlns:w16sdtfl="http://schemas.microsoft.com/office/word/2024/wordml/sdtformatlock" xmlns:w16se="http://schemas.microsoft.com/office/word/2015/wordml/symex" xmlns:wpg="http://schemas.microsoft.com/office/word/2010/wordprocessingGroup" xmlns:wpi="http://schemas.microsoft.com/office/word/2010/wordprocessingInk" xmlns:wne="http://schemas.microsoft.com/office/word/2006/wordml" xmlns:wps="http://schemas.microsoft.com/office/word/2010/wordprocessingShape" mc:Ignorable="w14 w15 w16se w16cid w16 w16cex w16sdtdh w16sdtfl w16du wp14">
+  <w:abstractNum w:abstractNumId="0" w15:restartNumberingAfterBreak="0">
+    <w:nsid w:val="0CBB098E"/>
+    <w:multiLevelType w:val="hybridMultilevel"/>
+    <w:tmpl w:val="FDA68464"/>
+    <w:lvl w:ilvl="0" w:tplc="93FA7DEC">
+      <w:start w:val="1"/>
+      <w:numFmt w:val="bullet"/>
+      <w:lvlText w:val="•"/>
+      <w:lvlJc w:val="left"/>
+      <w:pPr>
+        <w:tabs>
+          <w:tab w:val="num" w:pos="720"/>
+        </w:tabs>
+        <w:ind w:left="720" w:hanging="360"/>
+      </w:pPr>
+      <w:rPr>
+        <w:rFonts w:ascii="Arial" w:hAnsi="Arial" w:hint="default"/>
+      </w:rPr>
+    </w:lvl>
+    <w:lvl w:ilvl="1" w:tplc="6240995E" w:tentative="1">
+      <w:start w:val="1"/>
+      <w:numFmt w:val="bullet"/>
+      <w:lvlText w:val="•"/>
+      <w:lvlJc w:val="left"/>
+      <w:pPr>
+        <w:tabs>
+          <w:tab w:val="num" w:pos="1440"/>
+        </w:tabs>
+        <w:ind w:left="1440" w:hanging="360"/>
+      </w:pPr>
+      <w:rPr>
+        <w:rFonts w:ascii="Arial" w:hAnsi="Arial" w:hint="default"/>
+      </w:rPr>
+    </w:lvl>
+    <w:lvl w:ilvl="2" w:tplc="3510F26C" w:tentative="1">
+      <w:start w:val="1"/>
+      <w:numFmt w:val="bullet"/>
+      <w:lvlText w:val="•"/>
+      <w:lvlJc w:val="left"/>
+      <w:pPr>
+        <w:tabs>
+          <w:tab w:val="num" w:pos="2160"/>
+        </w:tabs>
+        <w:ind w:left="2160" w:hanging="360"/>
+      </w:pPr>
+      <w:rPr>
+        <w:rFonts w:ascii="Arial" w:hAnsi="Arial" w:hint="default"/>
+      </w:rPr>
+    </w:lvl>
+    <w:lvl w:ilvl="3" w:tplc="A7A614BA" w:tentative="1">
+      <w:start w:val="1"/>
+      <w:numFmt w:val="bullet"/>
+      <w:lvlText w:val="•"/>
+      <w:lvlJc w:val="left"/>
+      <w:pPr>
+        <w:tabs>
+          <w:tab w:val="num" w:pos="2880"/>
+        </w:tabs>
+        <w:ind w:left="2880" w:hanging="360"/>
+      </w:pPr>
+      <w:rPr>
+        <w:rFonts w:ascii="Arial" w:hAnsi="Arial" w:hint="default"/>
+      </w:rPr>
+    </w:lvl>
+    <w:lvl w:ilvl="4" w:tplc="73947AA6" w:tentative="1">
+      <w:start w:val="1"/>
+      <w:numFmt w:val="bullet"/>
+      <w:lvlText w:val="•"/>
+      <w:lvlJc w:val="left"/>
+      <w:pPr>
+        <w:tabs>
+          <w:tab w:val="num" w:pos="3600"/>
+        </w:tabs>
+        <w:ind w:left="3600" w:hanging="360"/>
+      </w:pPr>
+      <w:rPr>
+        <w:rFonts w:ascii="Arial" w:hAnsi="Arial" w:hint="default"/>
+      </w:rPr>
+    </w:lvl>
+    <w:lvl w:ilvl="5" w:tplc="A536824A" w:tentative="1">
+      <w:start w:val="1"/>
+      <w:numFmt w:val="bullet"/>
+      <w:lvlText w:val="•"/>
+      <w:lvlJc w:val="left"/>
+      <w:pPr>
+        <w:tabs>
+          <w:tab w:val="num" w:pos="4320"/>
+        </w:tabs>
+        <w:ind w:left="4320" w:hanging="360"/>
+      </w:pPr>
+      <w:rPr>
+        <w:rFonts w:ascii="Arial" w:hAnsi="Arial" w:hint="default"/>
+      </w:rPr>
+    </w:lvl>
+    <w:lvl w:ilvl="6" w:tplc="C41037E4" w:tentative="1">
+      <w:start w:val="1"/>
+      <w:numFmt w:val="bullet"/>
+      <w:lvlText w:val="•"/>
+      <w:lvlJc w:val="left"/>
+      <w:pPr>
+        <w:tabs>
+          <w:tab w:val="num" w:pos="5040"/>
+        </w:tabs>
+        <w:ind w:left="5040" w:hanging="360"/>
+      </w:pPr>
+      <w:rPr>
+        <w:rFonts w:ascii="Arial" w:hAnsi="Arial" w:hint="default"/>
+      </w:rPr>
+    </w:lvl>
+    <w:lvl w:ilvl="7" w:tplc="7448611E" w:tentative="1">
+      <w:start w:val="1"/>
+      <w:numFmt w:val="bullet"/>
+      <w:lvlText w:val="•"/>
+      <w:lvlJc w:val="left"/>
+      <w:pPr>
+        <w:tabs>
+          <w:tab w:val="num" w:pos="5760"/>
+        </w:tabs>
+        <w:ind w:left="5760" w:hanging="360"/>
+      </w:pPr>
+      <w:rPr>
+        <w:rFonts w:ascii="Arial" w:hAnsi="Arial" w:hint="default"/>
+      </w:rPr>
+    </w:lvl>
+    <w:lvl w:ilvl="8" w:tplc="3A38BE72" w:tentative="1">
+      <w:start w:val="1"/>
+      <w:numFmt w:val="bullet"/>
+      <w:lvlText w:val="•"/>
+      <w:lvlJc w:val="left"/>
+      <w:pPr>
+        <w:tabs>
+          <w:tab w:val="num" w:pos="6480"/>
+        </w:tabs>
+        <w:ind w:left="6480" w:hanging="360"/>
+      </w:pPr>
+      <w:rPr>
+        <w:rFonts w:ascii="Arial" w:hAnsi="Arial" w:hint="default"/>
+      </w:rPr>
+    </w:lvl>
+  </w:abstractNum>
+  <w:abstractNum w:abstractNumId="1" w15:restartNumberingAfterBreak="0">
+    <w:nsid w:val="2BBD3AA3"/>
+    <w:multiLevelType w:val="hybridMultilevel"/>
+    <w:tmpl w:val="6DFA95FA"/>
+    <w:lvl w:ilvl="0" w:tplc="1809000F">
+      <w:start w:val="1"/>
+      <w:numFmt w:val="decimal"/>
+      <w:lvlText w:val="%1."/>
+      <w:lvlJc w:val="left"/>
+      <w:pPr>
+        <w:ind w:left="720" w:hanging="360"/>
+      </w:pPr>
+    </w:lvl>
+    <w:lvl w:ilvl="1" w:tplc="18090019" w:tentative="1">
+      <w:start w:val="1"/>
+      <w:numFmt w:val="lowerLetter"/>
+      <w:lvlText w:val="%2."/>
+      <w:lvlJc w:val="left"/>
+      <w:pPr>
+        <w:ind w:left="1440" w:hanging="360"/>
+      </w:pPr>
+    </w:lvl>
+    <w:lvl w:ilvl="2" w:tplc="1809001B" w:tentative="1">
+      <w:start w:val="1"/>
+      <w:numFmt w:val="lowerRoman"/>
+      <w:lvlText w:val="%3."/>
+      <w:lvlJc w:val="right"/>
+      <w:pPr>
+        <w:ind w:left="2160" w:hanging="180"/>
+      </w:pPr>
+    </w:lvl>
+    <w:lvl w:ilvl="3" w:tplc="1809000F" w:tentative="1">
+      <w:start w:val="1"/>
+      <w:numFmt w:val="decimal"/>
+      <w:lvlText w:val="%4."/>
+      <w:lvlJc w:val="left"/>
+      <w:pPr>
+        <w:ind w:left="2880" w:hanging="360"/>
+      </w:pPr>
+    </w:lvl>
+    <w:lvl w:ilvl="4" w:tplc="18090019" w:tentative="1">
+      <w:start w:val="1"/>
+      <w:numFmt w:val="lowerLetter"/>
+      <w:lvlText w:val="%5."/>
+      <w:lvlJc w:val="left"/>
+      <w:pPr>
+        <w:ind w:left="3600" w:hanging="360"/>
+      </w:pPr>
+    </w:lvl>
+    <w:lvl w:ilvl="5" w:tplc="1809001B" w:tentative="1">
+      <w:start w:val="1"/>
+      <w:numFmt w:val="lowerRoman"/>
+      <w:lvlText w:val="%6."/>
+      <w:lvlJc w:val="right"/>
+      <w:pPr>
+        <w:ind w:left="4320" w:hanging="180"/>
+      </w:pPr>
+    </w:lvl>
+    <w:lvl w:ilvl="6" w:tplc="1809000F" w:tentative="1">
+      <w:start w:val="1"/>
+      <w:numFmt w:val="decimal"/>
+      <w:lvlText w:val="%7."/>
+      <w:lvlJc w:val="left"/>
+      <w:pPr>
+        <w:ind w:left="5040" w:hanging="360"/>
+      </w:pPr>
+    </w:lvl>
+    <w:lvl w:ilvl="7" w:tplc="18090019" w:tentative="1">
+      <w:start w:val="1"/>
+      <w:numFmt w:val="lowerLetter"/>
+      <w:lvlText w:val="%8."/>
+      <w:lvlJc w:val="left"/>
+      <w:pPr>
+        <w:ind w:left="5760" w:hanging="360"/>
+      </w:pPr>
+    </w:lvl>
+    <w:lvl w:ilvl="8" w:tplc="1809001B" w:tentative="1">
+      <w:start w:val="1"/>
+      <w:numFmt w:val="lowerRoman"/>
+      <w:lvlText w:val="%9."/>
+      <w:lvlJc w:val="right"/>
+      <w:pPr>
+        <w:ind w:left="6480" w:hanging="180"/>
+      </w:pPr>
+    </w:lvl>
+  </w:abstractNum>
+  <w:abstractNum w:abstractNumId="2" w15:restartNumberingAfterBreak="0">
+    <w:nsid w:val="5D0A0F8A"/>
+    <w:multiLevelType w:val="hybridMultilevel"/>
+    <w:tmpl w:val="A970CE00"/>
+    <w:lvl w:ilvl="0" w:tplc="18090001">
+      <w:start w:val="1"/>
+      <w:numFmt w:val="bullet"/>
+      <w:lvlText w:val=""/>
+      <w:lvlJc w:val="left"/>
+      <w:pPr>
+        <w:ind w:left="720" w:hanging="360"/>
+      </w:pPr>
+      <w:rPr>
+        <w:rFonts w:ascii="Symbol" w:hAnsi="Symbol" w:hint="default"/>
+      </w:rPr>
+    </w:lvl>
+    <w:lvl w:ilvl="1" w:tplc="18090003" w:tentative="1">
+      <w:start w:val="1"/>
+      <w:numFmt w:val="bullet"/>
+      <w:lvlText w:val="o"/>
+      <w:lvlJc w:val="left"/>
+      <w:pPr>
+        <w:ind w:left="1440" w:hanging="360"/>
+      </w:pPr>
+      <w:rPr>
+        <w:rFonts w:ascii="Courier New" w:hAnsi="Courier New" w:cs="Courier New" w:hint="default"/>
+      </w:rPr>
+    </w:lvl>
+    <w:lvl w:ilvl="2" w:tplc="18090005" w:tentative="1">
+      <w:start w:val="1"/>
+      <w:numFmt w:val="bullet"/>
+      <w:lvlText w:val=""/>
+      <w:lvlJc w:val="left"/>
+      <w:pPr>
+        <w:ind w:left="2160" w:hanging="360"/>
+      </w:pPr>
+      <w:rPr>
+        <w:rFonts w:ascii="Wingdings" w:hAnsi="Wingdings" w:hint="default"/>
+      </w:rPr>
+    </w:lvl>
+    <w:lvl w:ilvl="3" w:tplc="18090001" w:tentative="1">
+      <w:start w:val="1"/>
+      <w:numFmt w:val="bullet"/>
+      <w:lvlText w:val=""/>
+      <w:lvlJc w:val="left"/>
+      <w:pPr>
+        <w:ind w:left="2880" w:hanging="360"/>
+      </w:pPr>
+      <w:rPr>
+        <w:rFonts w:ascii="Symbol" w:hAnsi="Symbol" w:hint="default"/>
+      </w:rPr>
+    </w:lvl>
+    <w:lvl w:ilvl="4" w:tplc="18090003" w:tentative="1">
+      <w:start w:val="1"/>
+      <w:numFmt w:val="bullet"/>
+      <w:lvlText w:val="o"/>
+      <w:lvlJc w:val="left"/>
+      <w:pPr>
+        <w:ind w:left="3600" w:hanging="360"/>
+      </w:pPr>
+      <w:rPr>
+        <w:rFonts w:ascii="Courier New" w:hAnsi="Courier New" w:cs="Courier New" w:hint="default"/>
+      </w:rPr>
+    </w:lvl>
+    <w:lvl w:ilvl="5" w:tplc="18090005" w:tentative="1">
+      <w:start w:val="1"/>
+      <w:numFmt w:val="bullet"/>
+      <w:lvlText w:val=""/>
+      <w:lvlJc w:val="left"/>
+      <w:pPr>
+        <w:ind w:left="4320" w:hanging="360"/>
+      </w:pPr>
+      <w:rPr>
+        <w:rFonts w:ascii="Wingdings" w:hAnsi="Wingdings" w:hint="default"/>
+      </w:rPr>
+    </w:lvl>
+    <w:lvl w:ilvl="6" w:tplc="18090001" w:tentative="1">
+      <w:start w:val="1"/>
+      <w:numFmt w:val="bullet"/>
+      <w:lvlText w:val=""/>
+      <w:lvlJc w:val="left"/>
+      <w:pPr>
+        <w:ind w:left="5040" w:hanging="360"/>
+      </w:pPr>
+      <w:rPr>
+        <w:rFonts w:ascii="Symbol" w:hAnsi="Symbol" w:hint="default"/>
+      </w:rPr>
+    </w:lvl>
+    <w:lvl w:ilvl="7" w:tplc="18090003" w:tentative="1">
+      <w:start w:val="1"/>
+      <w:numFmt w:val="bullet"/>
+      <w:lvlText w:val="o"/>
+      <w:lvlJc w:val="left"/>
+      <w:pPr>
+        <w:ind w:left="5760" w:hanging="360"/>
+      </w:pPr>
+      <w:rPr>
+        <w:rFonts w:ascii="Courier New" w:hAnsi="Courier New" w:cs="Courier New" w:hint="default"/>
+      </w:rPr>
+    </w:lvl>
+    <w:lvl w:ilvl="8" w:tplc="18090005" w:tentative="1">
+      <w:start w:val="1"/>
+      <w:numFmt w:val="bullet"/>
+      <w:lvlText w:val=""/>
+      <w:lvlJc w:val="left"/>
+      <w:pPr>
+        <w:ind w:left="6480" w:hanging="360"/>
+      </w:pPr>
+      <w:rPr>
+        <w:rFonts w:ascii="Wingdings" w:hAnsi="Wingdings" w:hint="default"/>
+      </w:rPr>
+    </w:lvl>
+  </w:abstractNum>
+  <w:num w:numId="1" w16cid:durableId="1637636551">
+    <w:abstractNumId w:val="0"/>
+  </w:num>
+  <w:num w:numId="2" w16cid:durableId="2015066067">
+    <w:abstractNumId w:val="1"/>
+  </w:num>
+  <w:num w:numId="3" w16cid:durableId="1909072082">
+    <w:abstractNumId w:val="2"/>
+  </w:num>
+</w:numbering>
 </file>
 
 <file path=word/styles.xml><?xml version="1.0" encoding="utf-8"?>
@@ -453,7 +8912,6 @@
     <w:next w:val="Normal"/>
     <w:link w:val="Heading2Char"/>
     <w:uiPriority w:val="9"/>
-    <w:semiHidden/>
     <w:unhideWhenUsed/>
     <w:qFormat/>
     <w:rsid w:val="003E467C"/>
@@ -628,7 +9086,6 @@
   <w:style w:type="character" w:default="1" w:styleId="DefaultParagraphFont">
     <w:name w:val="Default Paragraph Font"/>
     <w:uiPriority w:val="1"/>
-    <w:semiHidden/>
     <w:unhideWhenUsed/>
   </w:style>
   <w:style w:type="table" w:default="1" w:styleId="TableNormal">
@@ -670,7 +9127,6 @@
     <w:basedOn w:val="DefaultParagraphFont"/>
     <w:link w:val="Heading2"/>
     <w:uiPriority w:val="9"/>
-    <w:semiHidden/>
     <w:rsid w:val="003E467C"/>
     <w:rPr>
       <w:rFonts w:asciiTheme="majorHAnsi" w:eastAsiaTheme="majorEastAsia" w:hAnsiTheme="majorHAnsi" w:cstheme="majorBidi"/>
@@ -941,6 +9397,234 @@
       <w:color w:val="0F4761" w:themeColor="accent1" w:themeShade="BF"/>
       <w:spacing w:val="5"/>
     </w:rPr>
+  </w:style>
+  <w:style w:type="character" w:styleId="Hyperlink">
+    <w:name w:val="Hyperlink"/>
+    <w:basedOn w:val="DefaultParagraphFont"/>
+    <w:uiPriority w:val="99"/>
+    <w:unhideWhenUsed/>
+    <w:rsid w:val="00C03231"/>
+    <w:rPr>
+      <w:color w:val="467886" w:themeColor="hyperlink"/>
+      <w:u w:val="single"/>
+    </w:rPr>
+  </w:style>
+  <w:style w:type="character" w:styleId="UnresolvedMention">
+    <w:name w:val="Unresolved Mention"/>
+    <w:basedOn w:val="DefaultParagraphFont"/>
+    <w:uiPriority w:val="99"/>
+    <w:semiHidden/>
+    <w:unhideWhenUsed/>
+    <w:rsid w:val="00C03231"/>
+    <w:rPr>
+      <w:color w:val="605E5C"/>
+      <w:shd w:val="clear" w:color="auto" w:fill="E1DFDD"/>
+    </w:rPr>
+  </w:style>
+  <w:style w:type="paragraph" w:styleId="Header">
+    <w:name w:val="header"/>
+    <w:basedOn w:val="Normal"/>
+    <w:link w:val="HeaderChar"/>
+    <w:uiPriority w:val="99"/>
+    <w:unhideWhenUsed/>
+    <w:rsid w:val="000E17E9"/>
+    <w:pPr>
+      <w:tabs>
+        <w:tab w:val="center" w:pos="4680"/>
+        <w:tab w:val="right" w:pos="9360"/>
+      </w:tabs>
+      <w:spacing w:after="0" w:line="240" w:lineRule="auto"/>
+    </w:pPr>
+  </w:style>
+  <w:style w:type="character" w:customStyle="1" w:styleId="HeaderChar">
+    <w:name w:val="Header Char"/>
+    <w:basedOn w:val="DefaultParagraphFont"/>
+    <w:link w:val="Header"/>
+    <w:uiPriority w:val="99"/>
+    <w:rsid w:val="00825044"/>
+  </w:style>
+  <w:style w:type="paragraph" w:styleId="Footer">
+    <w:name w:val="footer"/>
+    <w:basedOn w:val="Normal"/>
+    <w:link w:val="FooterChar"/>
+    <w:uiPriority w:val="99"/>
+    <w:unhideWhenUsed/>
+    <w:rsid w:val="000E17E9"/>
+    <w:pPr>
+      <w:tabs>
+        <w:tab w:val="center" w:pos="4680"/>
+        <w:tab w:val="right" w:pos="9360"/>
+      </w:tabs>
+      <w:spacing w:after="0" w:line="240" w:lineRule="auto"/>
+    </w:pPr>
+  </w:style>
+  <w:style w:type="character" w:customStyle="1" w:styleId="FooterChar">
+    <w:name w:val="Footer Char"/>
+    <w:basedOn w:val="DefaultParagraphFont"/>
+    <w:link w:val="Footer"/>
+    <w:uiPriority w:val="99"/>
+    <w:rsid w:val="00825044"/>
+  </w:style>
+  <w:style w:type="character" w:styleId="FollowedHyperlink">
+    <w:name w:val="FollowedHyperlink"/>
+    <w:basedOn w:val="DefaultParagraphFont"/>
+    <w:uiPriority w:val="99"/>
+    <w:semiHidden/>
+    <w:unhideWhenUsed/>
+    <w:rsid w:val="00825044"/>
+    <w:rPr>
+      <w:color w:val="96607D" w:themeColor="followedHyperlink"/>
+      <w:u w:val="single"/>
+    </w:rPr>
+  </w:style>
+  <w:style w:type="paragraph" w:styleId="TOCHeading">
+    <w:name w:val="TOC Heading"/>
+    <w:basedOn w:val="Heading1"/>
+    <w:next w:val="Normal"/>
+    <w:uiPriority w:val="39"/>
+    <w:unhideWhenUsed/>
+    <w:qFormat/>
+    <w:rsid w:val="00825044"/>
+    <w:pPr>
+      <w:spacing w:before="240" w:after="0" w:line="259" w:lineRule="auto"/>
+      <w:outlineLvl w:val="9"/>
+    </w:pPr>
+    <w:rPr>
+      <w:kern w:val="0"/>
+      <w:sz w:val="32"/>
+      <w:szCs w:val="32"/>
+      <w:lang w:eastAsia="en-IE"/>
+      <w14:ligatures w14:val="none"/>
+    </w:rPr>
+  </w:style>
+  <w:style w:type="paragraph" w:styleId="TOC2">
+    <w:name w:val="toc 2"/>
+    <w:basedOn w:val="Normal"/>
+    <w:next w:val="Normal"/>
+    <w:autoRedefine/>
+    <w:uiPriority w:val="39"/>
+    <w:unhideWhenUsed/>
+    <w:rsid w:val="00825044"/>
+    <w:pPr>
+      <w:spacing w:after="100"/>
+      <w:ind w:left="240"/>
+    </w:pPr>
+  </w:style>
+  <w:style w:type="paragraph" w:styleId="Bibliography">
+    <w:name w:val="Bibliography"/>
+    <w:basedOn w:val="Normal"/>
+    <w:next w:val="Normal"/>
+    <w:uiPriority w:val="37"/>
+    <w:unhideWhenUsed/>
+    <w:rsid w:val="001C628A"/>
+  </w:style>
+  <w:style w:type="paragraph" w:styleId="TOC1">
+    <w:name w:val="toc 1"/>
+    <w:basedOn w:val="Normal"/>
+    <w:next w:val="Normal"/>
+    <w:autoRedefine/>
+    <w:uiPriority w:val="39"/>
+    <w:unhideWhenUsed/>
+    <w:rsid w:val="00E37A46"/>
+    <w:pPr>
+      <w:spacing w:after="100"/>
+    </w:pPr>
+  </w:style>
+  <w:style w:type="character" w:styleId="CommentReference">
+    <w:name w:val="annotation reference"/>
+    <w:basedOn w:val="DefaultParagraphFont"/>
+    <w:uiPriority w:val="99"/>
+    <w:semiHidden/>
+    <w:unhideWhenUsed/>
+    <w:rsid w:val="005F17DC"/>
+    <w:rPr>
+      <w:sz w:val="16"/>
+      <w:szCs w:val="16"/>
+    </w:rPr>
+  </w:style>
+  <w:style w:type="paragraph" w:styleId="CommentText">
+    <w:name w:val="annotation text"/>
+    <w:basedOn w:val="Normal"/>
+    <w:link w:val="CommentTextChar"/>
+    <w:uiPriority w:val="99"/>
+    <w:unhideWhenUsed/>
+    <w:rsid w:val="005F17DC"/>
+    <w:pPr>
+      <w:spacing w:line="240" w:lineRule="auto"/>
+    </w:pPr>
+    <w:rPr>
+      <w:sz w:val="20"/>
+      <w:szCs w:val="20"/>
+    </w:rPr>
+  </w:style>
+  <w:style w:type="character" w:customStyle="1" w:styleId="CommentTextChar">
+    <w:name w:val="Comment Text Char"/>
+    <w:basedOn w:val="DefaultParagraphFont"/>
+    <w:link w:val="CommentText"/>
+    <w:uiPriority w:val="99"/>
+    <w:rsid w:val="005F17DC"/>
+    <w:rPr>
+      <w:sz w:val="20"/>
+      <w:szCs w:val="20"/>
+    </w:rPr>
+  </w:style>
+  <w:style w:type="paragraph" w:styleId="CommentSubject">
+    <w:name w:val="annotation subject"/>
+    <w:basedOn w:val="CommentText"/>
+    <w:next w:val="CommentText"/>
+    <w:link w:val="CommentSubjectChar"/>
+    <w:uiPriority w:val="99"/>
+    <w:semiHidden/>
+    <w:unhideWhenUsed/>
+    <w:rsid w:val="005F17DC"/>
+    <w:rPr>
+      <w:b/>
+      <w:bCs/>
+    </w:rPr>
+  </w:style>
+  <w:style w:type="character" w:customStyle="1" w:styleId="CommentSubjectChar">
+    <w:name w:val="Comment Subject Char"/>
+    <w:basedOn w:val="CommentTextChar"/>
+    <w:link w:val="CommentSubject"/>
+    <w:uiPriority w:val="99"/>
+    <w:semiHidden/>
+    <w:rsid w:val="005F17DC"/>
+    <w:rPr>
+      <w:b/>
+      <w:bCs/>
+      <w:sz w:val="20"/>
+      <w:szCs w:val="20"/>
+    </w:rPr>
+  </w:style>
+  <w:style w:type="character" w:styleId="Strong">
+    <w:name w:val="Strong"/>
+    <w:basedOn w:val="DefaultParagraphFont"/>
+    <w:uiPriority w:val="22"/>
+    <w:qFormat/>
+    <w:rsid w:val="0026073E"/>
+    <w:rPr>
+      <w:b/>
+      <w:bCs/>
+    </w:rPr>
+  </w:style>
+  <w:style w:type="table" w:styleId="TableGrid">
+    <w:name w:val="Table Grid"/>
+    <w:basedOn w:val="TableNormal"/>
+    <w:uiPriority w:val="39"/>
+    <w:rsid w:val="004C7A72"/>
+    <w:pPr>
+      <w:spacing w:after="0" w:line="240" w:lineRule="auto"/>
+    </w:pPr>
+    <w:tblPr>
+      <w:tblBorders>
+        <w:top w:val="single" w:sz="4" w:space="0" w:color="auto"/>
+        <w:left w:val="single" w:sz="4" w:space="0" w:color="auto"/>
+        <w:bottom w:val="single" w:sz="4" w:space="0" w:color="auto"/>
+        <w:right w:val="single" w:sz="4" w:space="0" w:color="auto"/>
+        <w:insideH w:val="single" w:sz="4" w:space="0" w:color="auto"/>
+        <w:insideV w:val="single" w:sz="4" w:space="0" w:color="auto"/>
+      </w:tblBorders>
+    </w:tblPr>
   </w:style>
 </w:styles>
 </file>
@@ -1260,6 +9944,174 @@
 </a:theme>
 </file>
 
+<file path=customXml/item1.xml><?xml version="1.0" encoding="utf-8"?>
+<b:Sources xmlns:b="http://schemas.openxmlformats.org/officeDocument/2006/bibliography" xmlns="http://schemas.openxmlformats.org/officeDocument/2006/bibliography" SelectedStyle="\HarvardAnglia2008OfficeOnline.xsl" StyleName="Harvard - Anglia" Version="2008">
+  <b:Source>
+    <b:Tag>ReaserchGate</b:Tag>
+    <b:SourceType>JournalArticle</b:SourceType>
+    <b:Guid>{7BBEF903-0C48-4A8A-BA42-C4980600E34E}</b:Guid>
+    <b:Title>Thermal homeostasis in the newborn puppy: behavioral and physiological responses</b:Title>
+    <b:Year>2021</b:Year>
+    <b:YearAccessed>2026</b:YearAccessed>
+    <b:MonthAccessed>March</b:MonthAccessed>
+    <b:DayAccessed>4</b:DayAccessed>
+    <b:URL>https://www.researchgate.net/profile/Daniel-Mota-Rojas/publication/348131912_Thermal_homeostasis_in_the_newborn_puppy_Behavioral_and_physiological_responses/links/62241138a39db062db83bdbd/Thermal-homeostasis-in-the-newborn-puppy-Behavioral-and-physiologic</b:URL>
+    <b:Month>January</b:Month>
+    <b:Day>27</b:Day>
+    <b:Author>
+      <b:Author>
+        <b:NameList>
+          <b:Person>
+            <b:Last>Reyes-Sotelo</b:Last>
+            <b:First>Brenda</b:First>
+          </b:Person>
+          <b:Person>
+            <b:Last>Mota-Rojas</b:Last>
+            <b:First>Daniel</b:First>
+          </b:Person>
+          <b:Person>
+            <b:Last>Martinez-Burnes</b:Last>
+            <b:First>Julio</b:First>
+          </b:Person>
+          <b:Person>
+            <b:Last>Olmos-Hernandez</b:Last>
+            <b:First>Adriana</b:First>
+          </b:Person>
+          <b:Person>
+            <b:Last>Hernandez-Avalos</b:Last>
+            <b:First>Ismael</b:First>
+          </b:Person>
+          <b:Person>
+            <b:Last>Jose</b:Last>
+            <b:First>Nancy</b:First>
+          </b:Person>
+          <b:Person>
+            <b:Last>Casas-Alvarado</b:Last>
+            <b:First>Alejandro</b:First>
+          </b:Person>
+          <b:Person>
+            <b:Last>Gomez</b:Last>
+            <b:First>Jocelyn</b:First>
+          </b:Person>
+          <b:Person>
+            <b:Last>Mora-Medina</b:Last>
+            <b:First>Patricia</b:First>
+          </b:Person>
+        </b:NameList>
+      </b:Author>
+    </b:Author>
+    <b:JournalName>Reaserch Gate</b:JournalName>
+    <b:Pages>1-5</b:Pages>
+    <b:RefOrder>2</b:RefOrder>
+  </b:Source>
+  <b:Source>
+    <b:Tag>avma</b:Tag>
+    <b:SourceType>JournalArticle</b:SourceType>
+    <b:Guid>{A856E050-54DF-4610-8A98-FB53716BAE0F}</b:Guid>
+    <b:Title>An investigation of the discrepancy between set and actual temperature of neonatal incubators: concern for hypothermia and hyperthermia</b:Title>
+    <b:JournalName>AVAM Publications</b:JournalName>
+    <b:Year>2024</b:Year>
+    <b:Pages>1-4</b:Pages>
+    <b:Author>
+      <b:Author>
+        <b:NameList>
+          <b:Person>
+            <b:Last>Christensen</b:Last>
+            <b:Middle>W</b:Middle>
+            <b:First>Bruce</b:First>
+          </b:Person>
+          <b:Person>
+            <b:Last>Erb</b:Last>
+            <b:Middle>N</b:Middle>
+            <b:First>Hollis</b:First>
+          </b:Person>
+        </b:NameList>
+      </b:Author>
+    </b:Author>
+    <b:RefOrder>1</b:RefOrder>
+  </b:Source>
+  <b:Source>
+    <b:Tag>hartz</b:Tag>
+    <b:SourceType>InternetSite</b:SourceType>
+    <b:Guid>{7A89D96B-F0FD-42DD-AFDC-089735B70C38}</b:Guid>
+    <b:Title>Immediate Warmth will be your First Order of Business</b:Title>
+    <b:Year>2023</b:Year>
+    <b:Author>
+      <b:Author>
+        <b:Corporate>Hartz</b:Corporate>
+      </b:Author>
+    </b:Author>
+    <b:YearAccessed>2026</b:YearAccessed>
+    <b:MonthAccessed>March</b:MonthAccessed>
+    <b:DayAccessed>4</b:DayAccessed>
+    <b:URL>https://www.hartz.com/immediate-warmth-will-be-your-first-order-of-business/#:~:text=The%20younger%20the%20kitten%2C%20the,the%20cold%20will%20kill%20him</b:URL>
+    <b:RefOrder>3</b:RefOrder>
+  </b:Source>
+  <b:Source>
+    <b:Tag>sage</b:Tag>
+    <b:SourceType>JournalArticle</b:SourceType>
+    <b:Guid>{564E39CF-07EF-49DB-9E7A-D386F1E500A0}</b:Guid>
+    <b:Title>Fading kitten syndrome: Factors predisposing to ‘faders’ and treatment options</b:Title>
+    <b:Year>2022</b:Year>
+    <b:JournalName>Sage Journals</b:JournalName>
+    <b:Pages>1-6</b:Pages>
+    <b:Author>
+      <b:Author>
+        <b:NameList>
+          <b:Person>
+            <b:Last>Munnich</b:Last>
+            <b:First>Andrea</b:First>
+          </b:Person>
+        </b:NameList>
+      </b:Author>
+    </b:Author>
+    <b:RefOrder>4</b:RefOrder>
+  </b:Source>
+  <b:Source>
+    <b:Tag>wikipedia</b:Tag>
+    <b:SourceType>InternetSite</b:SourceType>
+    <b:Guid>{E5E95C3B-838A-4DD3-B1D9-D9395E5B7DC1}</b:Guid>
+    <b:Title>Fading puppy syndrome</b:Title>
+    <b:Year>2019</b:Year>
+    <b:Author>
+      <b:Author>
+        <b:Corporate>Wikipedia</b:Corporate>
+      </b:Author>
+    </b:Author>
+    <b:YearAccessed>2026</b:YearAccessed>
+    <b:MonthAccessed>March</b:MonthAccessed>
+    <b:DayAccessed>3</b:DayAccessed>
+    <b:URL>https://en.wikipedia.org/wiki/Fading_puppy_syndrome#:~:text=Fading%20puppy%20syndrome%20(or%20fading,dying%20due%20to%20identifiable%20causes.</b:URL>
+    <b:RefOrder>5</b:RefOrder>
+  </b:Source>
+  <b:Source>
+    <b:Tag>thesprucepets</b:Tag>
+    <b:SourceType>InternetSite</b:SourceType>
+    <b:Guid>{0E20F2BD-3A6B-4AF2-9C7D-E0C636B4F1A0}</b:Guid>
+    <b:Author>
+      <b:Author>
+        <b:Corporate>The Spruce Pets</b:Corporate>
+      </b:Author>
+    </b:Author>
+    <b:Title>Fading kitten syndrome</b:Title>
+    <b:Year>2025</b:Year>
+    <b:YearAccessed>2026</b:YearAccessed>
+    <b:MonthAccessed>March</b:MonthAccessed>
+    <b:DayAccessed>4</b:DayAccessed>
+    <b:URL>https://www.thesprucepets.com/fading-kitten-syndrome-555165#:~:text=Fading%20kitten%20syndrome%2C%20also%20called,(SIDS)%20in%20human%20babies.</b:URL>
+    <b:RefOrder>6</b:RefOrder>
+  </b:Source>
+</b:Sources>
+</file>
+
+<file path=customXml/itemProps1.xml><?xml version="1.0" encoding="utf-8"?>
+<ds:datastoreItem xmlns:ds="http://schemas.openxmlformats.org/officeDocument/2006/customXml" ds:itemID="{79E0745C-53EF-4257-AB67-C6D7EFB95A96}">
+  <ds:schemaRefs>
+    <ds:schemaRef ds:uri="http://schemas.openxmlformats.org/officeDocument/2006/bibliography"/>
+  </ds:schemaRefs>
+</ds:datastoreItem>
+</file>
+
 <file path=docMetadata/LabelInfo.xml><?xml version="1.0" encoding="utf-8"?>
 <clbl:labelList xmlns:clbl="http://schemas.microsoft.com/office/2020/mipLabelMetadata">
   <clbl:label id="{47855545-00bb-4800-a65f-e79104ec0fc4}" enabled="0" method="" siteId="{47855545-00bb-4800-a65f-e79104ec0fc4}" removed="1"/>
